--- a/The Dolphins' View of History/The Dolphins' View of History - REV4.docx
+++ b/The Dolphins' View of History/The Dolphins' View of History - REV4.docx
@@ -5675,7 +5675,7 @@
         <w:pStyle w:val="BodyText"/>
       </w:pPr>
       <w:r>
-        <w:t xml:space="preserve">What Europe’s diplomats called two centuries of decline looked less tidy from inside the empire, which spent that time adapting rather than simply falling. Defeats by Austria and Russia cost it the Balkans piece by piece, Greece won independence in the 1820s, and by the 1850s Europe’s diplomats were calling it the sick man of Europe, a phrase attributed to Tsar Nicholas I, a rival with every reason to write the obituary early. The empire defaulted on its debts in 1875 and handed part of its revenue to European creditors. A first constitution, proclaimed in 1876, was suspended within two years. In 1908 a group of officers, the Young Turks, restored it and then discovered the era’s favorite remedy for an empire of many peoples, which was nationalism, in this case Turkish.</w:t>
+        <w:t>What Europe’s diplomats called two centuries of decline looked less tidy from inside the empire, which spent that time adapting rather than simply falling. Defeats by Austria and Russia cost it the Balkans piece by piece, Greece won independence in the 1820s, and by the 1850s Europe’s diplomats were calling it the sick man of Europe, a phrase attributed to Tsar Nicholas I, a rival with every reason to write the obituary early. The empire defaulted on its debts in 1875 and handed part of its revenue to European creditors. Its 1876 constitution called all imperial subjects Ottomans “without distinction” of religion in Article 8, then named Islam as the state religion in Article 11. Professor Click-Click-Whoosh set the two articles beside each other: “Equal belonging, with its boundary written into the same document.” The sultan suspended the constitution within two years. In 1908 a group of officers, the Young Turks, restored it and then discovered the era’s favorite remedy for an empire of many peoples, which was nationalism, in this case Turkish.</w:t>
       </w:r>
     </w:p>
     <w:p>
@@ -5997,14 +5997,6 @@
         <w:pStyle w:val="BodyText"/>
       </w:pPr>
       <w:r>
-        <w:t>Germany produced Beethoven, Bach, Goethe, Kant, Einstein, and leading universities; by the early twentieth century, the country stood among humanity’s centers of science, engineering, music, and industry.</w:t>
-      </w:r>
-    </w:p>
-    <w:p>
-      <w:pPr>
-        <w:pStyle w:val="BodyText"/>
-      </w:pPr>
-      <w:r>
         <w:t xml:space="preserve">Defeat in the First World War, a hyperinflation so severe that, by the famous anecdote, the wheelbarrow was worth more than the money in it, and then the Great Depression left a young democracy short of friends and short of patience. Adolf Hitler was appointed chancellor in January 1933, after elections that had made his party the largest in parliament but never gave it a majority, and promptly arranged for there to be no more that mattered. His movement promoted dictatorship, extreme nationalism, racism, persecution, and conquest. Germany’s immense industrial and scientific capabilities were increasingly directed toward war. Many of the country’s finest minds, Einstein among them, fled.</w:t>
       </w:r>
     </w:p>
@@ -6054,14 +6046,6 @@
       </w:pPr>
       <w:r>
         <w:t>Across the file, dolphin historians found a familiar sequence: humiliation, economic collapse, or fear, followed by promises of order, pride, and someone to blame. Courts and newspapers weakened, opposition followed, and emergency became the excuse. Culture offered no immunity; writers and composers did not vote. Historians still debate how much compliance came from conviction and how much from obedience. The record contains both.</w:t>
-      </w:r>
-    </w:p>
-    <w:p>
-      <w:pPr>
-        <w:pStyle w:val="BodyText"/>
-      </w:pPr>
-      <w:r>
-        <w:t xml:space="preserve">The steps were depressingly similar as well. The courts and the newspapers went first. Then the opposition. Then came the emergency, a word dolphin historians have come to dislike. Very little of it required villains who saw themselves that way. Historians still argue how much of it came from ordinary people simply following orders and how much from convinced, willing participants; the record has room for both.</w:t>
       </w:r>
     </w:p>
     <w:p>
@@ -8494,7 +8478,7 @@
         <w:pStyle w:val="BodyText"/>
       </w:pPr>
       <w:r>
-        <w:t>The 2021 Pacific Northwest heat dome took Portland above 46°C (115°F) and Lytton, British Columbia, to 49.6°C (121°F). Fire destroyed most of Lytton the next day. Hundreds died across a region with little air conditioning. Australia’s 2019–20 Black Summer burned an area roughly the size of the United Kingdom.</w:t>
+        <w:t>The 2021 Pacific Northwest heat dome took Portland above 46°C (115°F) and Lytton, British Columbia, to 49.6°C (121°F). Fire destroyed most of Lytton the next day. British Columbia’s coroner later identified 619 heat-related deaths; most were older adults, and more than half lived alone. Australia’s 2019–20 Black Summer burned an area roughly the size of the United Kingdom.</w:t>
       </w:r>
     </w:p>
     <w:p>
@@ -10456,42 +10440,50 @@
         <w:pStyle w:val="BodyText"/>
       </w:pPr>
       <w:r>
+        <w:t>2026. The Artemis II crew completes the first crewed lunar flyby since 1972 and sets a new distance record.</w:t>
+      </w:r>
+    </w:p>
+    <w:p>
+      <w:pPr>
+        <w:pStyle w:val="BodyText"/>
+      </w:pPr>
+      <w:r>
+        <w:rPr>
+          <w:i/>
+          <w:iCs/>
+        </w:rPr>
+        <w:t xml:space="preserve">Dolphin scholarship notes, in closing, that the entries above cluster very heavily toward the list’s own end — not because the recent past matters more, but because paperwork survives better the less time it has had to get lost. The dolphins were watching just as closely the whole way through. They simply had less of it written down for them to check against.</w:t>
+      </w:r>
+    </w:p>
+    <w:p>
+      <w:pPr>
+        <w:pStyle w:val="BodyText"/>
+      </w:pPr>
+      <w:r>
+        <w:t xml:space="preserve">Everything above this line has happened. Everything below it has not, and confidence drops accordingly: the further this list reaches ahead, the less certainty it can honestly offer, and the more plainly it says so.</w:t>
+      </w:r>
+    </w:p>
+    <w:p>
+      <w:pPr>
+        <w:pStyle w:val="Heading2"/>
+      </w:pPr>
+      <w:r>
+        <w:t xml:space="preserve">The Near Future</w:t>
+      </w:r>
+    </w:p>
+    <w:p>
+      <w:pPr>
+        <w:pStyle w:val="BodyText"/>
+      </w:pPr>
+      <w:r>
         <w:rPr>
           <w:b/>
           <w:bCs/>
         </w:rPr>
-        <w:t xml:space="preserve">2026. </w:t>
-      </w:r>
-      <w:r>
-        <w:t xml:space="preserve">Artemis II carries four astronauts around the Moon, farther from Earth than any humans before them.</w:t>
-      </w:r>
-    </w:p>
-    <w:p>
-      <w:pPr>
-        <w:pStyle w:val="BodyText"/>
-      </w:pPr>
-      <w:r>
-        <w:rPr>
-          <w:i/>
-          <w:iCs/>
-        </w:rPr>
-        <w:t xml:space="preserve">Dolphin scholarship notes, in closing, that the entries above cluster very heavily toward the list’s own end — not because the recent past matters more, but because paperwork survives better the less time it has had to get lost. The dolphins were watching just as closely the whole way through. They simply had less of it written down for them to check against.</w:t>
-      </w:r>
-    </w:p>
-    <w:p>
-      <w:pPr>
-        <w:pStyle w:val="BodyText"/>
-      </w:pPr>
-      <w:r>
-        <w:t xml:space="preserve">Everything above this line has happened. Everything below it has not, and confidence drops accordingly: the further this list reaches ahead, the less certainty it can honestly offer, and the more plainly it says so.</w:t>
-      </w:r>
-    </w:p>
-    <w:p>
-      <w:pPr>
-        <w:pStyle w:val="Heading2"/>
-      </w:pPr>
-      <w:r>
-        <w:t xml:space="preserve">The Near Future</w:t>
+        <w:t xml:space="preserve">Early 2030s. </w:t>
+      </w:r>
+      <w:r>
+        <w:t xml:space="preserve">Voyager 1 and 2’s plutonium power sources are expected to finally fail, ending transmissions that began in 1977. The record scratches. The Golden Record keeps drifting regardless, unaffected.</w:t>
       </w:r>
     </w:p>
     <w:p>
@@ -10503,10 +10495,10 @@
           <w:b/>
           <w:bCs/>
         </w:rPr>
-        <w:t xml:space="preserve">Early 2030s. </w:t>
-      </w:r>
-      <w:r>
-        <w:t xml:space="preserve">Voyager 1 and 2’s plutonium power sources are expected to finally fail, ending transmissions that began in 1977. The record scratches. The Golden Record keeps drifting regardless, unaffected.</w:t>
+        <w:t xml:space="preserve">2061. </w:t>
+      </w:r>
+      <w:r>
+        <w:t xml:space="preserve">Halley’s Comet returns to the inner solar system, on schedule, as it has for at least two thousand years of recorded human sightings.</w:t>
       </w:r>
     </w:p>
     <w:p>
@@ -10518,10 +10510,10 @@
           <w:b/>
           <w:bCs/>
         </w:rPr>
-        <w:t xml:space="preserve">2061. </w:t>
-      </w:r>
-      <w:r>
-        <w:t xml:space="preserve">Halley’s Comet returns to the inner solar system, on schedule, as it has for at least two thousand years of recorded human sightings.</w:t>
+        <w:t xml:space="preserve">2080s. </w:t>
+      </w:r>
+      <w:r>
+        <w:t xml:space="preserve">UN demographic projections put global human population at its historical peak, above ten billion, before beginning the first sustained decline the population curve has shown in this book.</w:t>
       </w:r>
     </w:p>
     <w:p>
@@ -10533,10 +10525,18 @@
           <w:b/>
           <w:bCs/>
         </w:rPr>
-        <w:t xml:space="preserve">2080s. </w:t>
-      </w:r>
-      <w:r>
-        <w:t xml:space="preserve">UN demographic projections put global human population at its historical peak, above ten billion, before beginning the first sustained decline the population curve has shown in this book.</w:t>
+        <w:t xml:space="preserve">2117 and 2125. </w:t>
+      </w:r>
+      <w:r>
+        <w:t xml:space="preserve">The next pair of transits of Venus across the face of the Sun — an alignment rare enough that the previous pair fell in 2004 and 2012 and the pair before that in 1874 and 1882. Nobody who watched the last one is likely to see the next.</w:t>
+      </w:r>
+    </w:p>
+    <w:p>
+      <w:pPr>
+        <w:pStyle w:val="Heading2"/>
+      </w:pPr>
+      <w:r>
+        <w:t xml:space="preserve">The Far Future</w:t>
       </w:r>
     </w:p>
     <w:p>
@@ -10548,18 +10548,10 @@
           <w:b/>
           <w:bCs/>
         </w:rPr>
-        <w:t xml:space="preserve">2117 and 2125. </w:t>
-      </w:r>
-      <w:r>
-        <w:t xml:space="preserve">The next pair of transits of Venus across the face of the Sun — an alignment rare enough that the previous pair fell in 2004 and 2012 and the pair before that in 1874 and 1882. Nobody who watched the last one is likely to see the next.</w:t>
-      </w:r>
-    </w:p>
-    <w:p>
-      <w:pPr>
-        <w:pStyle w:val="Heading2"/>
-      </w:pPr>
-      <w:r>
-        <w:t xml:space="preserve">The Far Future</w:t>
+        <w:t xml:space="preserve">~50,000 years. </w:t>
+      </w:r>
+      <w:r>
+        <w:t xml:space="preserve">Earth’s orbital cycle would, left alone, bring the next glacial period at about this point. Modeling published in 2016 suggests the carbon dioxide humans have already added could push it back by another fifty thousand years or more — one of the only entries in this book where a side effect and an intention are difficult to tell apart.</w:t>
       </w:r>
     </w:p>
     <w:p>
@@ -10574,7 +10566,7 @@
         <w:t xml:space="preserve">~50,000 years. </w:t>
       </w:r>
       <w:r>
-        <w:t xml:space="preserve">Earth’s orbital cycle would, left alone, bring the next glacial period at about this point. Modeling published in 2016 suggests the carbon dioxide humans have already added could push it back by another fifty thousand years or more — one of the only entries in this book where a side effect and an intention are difficult to tell apart.</w:t>
+        <w:t xml:space="preserve">Niagara Falls, eroding upstream at its measured rate, reaches Lake Erie and stops being a waterfall, barring further engineering — which, on this book’s evidence, is not a safe assumption to rule out.</w:t>
       </w:r>
     </w:p>
     <w:p>
@@ -10586,10 +10578,10 @@
           <w:b/>
           <w:bCs/>
         </w:rPr>
-        <w:t xml:space="preserve">~50,000 years. </w:t>
-      </w:r>
-      <w:r>
-        <w:t xml:space="preserve">Niagara Falls, eroding upstream at its measured rate, reaches Lake Erie and stops being a waterfall, barring further engineering — which, on this book’s evidence, is not a safe assumption to rule out.</w:t>
+        <w:t xml:space="preserve">~250 million years. </w:t>
+      </w:r>
+      <w:r>
+        <w:t xml:space="preserve">Earth’s drifting continents are projected to reassemble into a single landmass again. Geologists have proposed several competing shapes for it — Pangaea Proxima, Novopangaea, Amasia — and do not agree on which, a disagreement none of them will be present to resolve.</w:t>
       </w:r>
     </w:p>
     <w:p>
@@ -10601,10 +10593,10 @@
           <w:b/>
           <w:bCs/>
         </w:rPr>
-        <w:t xml:space="preserve">~250 million years. </w:t>
-      </w:r>
-      <w:r>
-        <w:t xml:space="preserve">Earth’s drifting continents are projected to reassemble into a single landmass again. Geologists have proposed several competing shapes for it — Pangaea Proxima, Novopangaea, Amasia — and do not agree on which, a disagreement none of them will be present to resolve.</w:t>
+        <w:t xml:space="preserve">~5 billion years. </w:t>
+      </w:r>
+      <w:r>
+        <w:t xml:space="preserve">The Sun exhausts its hydrogen fuel and swells into a red giant, very likely engulfing Mercury and Venus. Earth’s own fate — swallowed, or merely scorched from a closer orbit than it currently holds — remains an open question among astronomers still refining the models.</w:t>
       </w:r>
     </w:p>
     <w:p>
@@ -10616,10 +10608,10 @@
           <w:b/>
           <w:bCs/>
         </w:rPr>
-        <w:t xml:space="preserve">~5 billion years. </w:t>
-      </w:r>
-      <w:r>
-        <w:t xml:space="preserve">The Sun exhausts its hydrogen fuel and swells into a red giant, very likely engulfing Mercury and Venus. Earth’s own fate — swallowed, or merely scorched from a closer orbit than it currently holds — remains an open question among astronomers still refining the models.</w:t>
+        <w:t xml:space="preserve">~5-10 billion years. </w:t>
+      </w:r>
+      <w:r>
+        <w:t xml:space="preserve">The Milky Way and the Andromeda galaxy, presently falling toward each other, may collide and merge; a 2025 re-analysis put the odds at roughly even within ten billion years. The distances involved are large enough that hardly a single star, including whatever the Sun has become by then, is expected to actually strike another.</w:t>
       </w:r>
     </w:p>
     <w:p>
@@ -10631,21 +10623,6 @@
           <w:b/>
           <w:bCs/>
         </w:rPr>
-        <w:t xml:space="preserve">~5-10 billion years. </w:t>
-      </w:r>
-      <w:r>
-        <w:t xml:space="preserve">The Milky Way and the Andromeda galaxy, presently falling toward each other, may collide and merge; a 2025 re-analysis put the odds at roughly even within ten billion years. The distances involved are large enough that hardly a single star, including whatever the Sun has become by then, is expected to actually strike another.</w:t>
-      </w:r>
-    </w:p>
-    <w:p>
-      <w:pPr>
-        <w:pStyle w:val="BodyText"/>
-      </w:pPr>
-      <w:r>
-        <w:rPr>
-          <w:b/>
-          <w:bCs/>
-        </w:rPr>
         <w:t xml:space="preserve">Beyond that. </w:t>
       </w:r>
       <w:r>
@@ -15475,3518 +15452,3535 @@
       </w:r>
     </w:p>
     <w:p>
-      <w:pPr>
-        <w:pStyle w:val="NoteEntry"/>
-      </w:pPr>
-      <w:r>
-        <w:rPr>
-          <w:i/>
-          <w:iCs/>
-        </w:rPr>
-        <w:t xml:space="preserve">The empire as a whole, and the Janissary levy. </w:t>
-      </w:r>
-      <w:r>
-        <w:t xml:space="preserve">Finkel, Caroline. </w:t>
-      </w:r>
-      <w:hyperlink w:history="1" r:id="rIdplpjgqykwdoeup5evkhxg">
-        <w:r>
-          <w:rPr>
-            <w:rStyle w:val="Hyperlink"/>
-          </w:rPr>
-          <w:t xml:space="preserve">Osman’s Dream: The Story of the Ottoman Empire, 1300–1923</w:t>
-        </w:r>
-      </w:hyperlink>
-      <w:r>
-        <w:t xml:space="preserve">. New York: Basic Books, 2005.</w:t>
-      </w:r>
-    </w:p>
-    <w:p>
-      <w:pPr>
-        <w:pStyle w:val="NoteEntry"/>
-      </w:pPr>
-      <w:r>
-        <w:rPr>
-          <w:i/>
-          <w:iCs/>
-        </w:rPr>
-        <w:t xml:space="preserve">The fall of Constantinople. </w:t>
-      </w:r>
-      <w:r>
-        <w:t xml:space="preserve">Crowley, Roger. </w:t>
-      </w:r>
-      <w:hyperlink w:history="1" r:id="rIddjkmi5biq6inueyrxejta">
-        <w:r>
-          <w:rPr>
-            <w:rStyle w:val="Hyperlink"/>
-          </w:rPr>
-          <w:t xml:space="preserve">1453: The Holy War for Constantinople and the Clash of Islam and the West</w:t>
-        </w:r>
-      </w:hyperlink>
-      <w:r>
-        <w:t xml:space="preserve">. New York: Hyperion, 2005.</w:t>
-      </w:r>
-    </w:p>
-    <w:p>
-      <w:pPr>
-        <w:pStyle w:val="NoteEntry"/>
-      </w:pPr>
-      <w:r>
-        <w:rPr>
-          <w:i/>
-          <w:iCs/>
-        </w:rPr>
-        <w:t xml:space="preserve">The millet system’s later, tidier retelling as partial administrative myth. </w:t>
-      </w:r>
-      <w:r>
-        <w:t xml:space="preserve">Braude, Benjamin. "Foundation Myths of the Millet System." In Christians and Jews in the Ottoman Empire, edited by Benjamin Braude and Bernard Lewis, vol. 1, 69–88. New York: Holmes &amp; Meier, 1982.</w:t>
-      </w:r>
-    </w:p>
-    <w:p>
-      <w:pPr>
-        <w:pStyle w:val="NoteEntry"/>
-      </w:pPr>
-      <w:r>
-        <w:rPr>
-          <w:i/>
-          <w:iCs/>
-        </w:rPr>
-        <w:t xml:space="preserve">The millet system. </w:t>
-      </w:r>
-      <w:r>
-        <w:t xml:space="preserve">Barkey, Karen. </w:t>
-      </w:r>
-      <w:hyperlink w:history="1" r:id="rIdokbuiygenfjczjtxysv3m">
-        <w:r>
-          <w:rPr>
-            <w:rStyle w:val="Hyperlink"/>
-          </w:rPr>
-          <w:t xml:space="preserve">Empire of Difference: The Ottomans in Comparative Perspective</w:t>
-        </w:r>
-      </w:hyperlink>
-      <w:r>
-        <w:t xml:space="preserve">. Cambridge: Cambridge University Press, 2008.</w:t>
-      </w:r>
-    </w:p>
-    <w:p>
-      <w:pPr>
-        <w:pStyle w:val="NoteEntry"/>
-      </w:pPr>
-      <w:r>
-        <w:rPr>
-          <w:i/>
-          <w:iCs/>
-        </w:rPr>
-        <w:t xml:space="preserve">Salonica and the Sephardic refuge. </w:t>
-      </w:r>
-      <w:r>
-        <w:t xml:space="preserve">Mazower, Mark. </w:t>
-      </w:r>
-      <w:hyperlink w:history="1" r:id="rId3dlltpchz_csdlcq-xovt">
-        <w:r>
-          <w:rPr>
-            <w:rStyle w:val="Hyperlink"/>
-          </w:rPr>
-          <w:t xml:space="preserve">Salonica, City of Ghosts: Christians, Muslims and Jews, 1430–1950</w:t>
-        </w:r>
-      </w:hyperlink>
-      <w:r>
-        <w:t xml:space="preserve">. New York: Knopf, 2005.</w:t>
-      </w:r>
-    </w:p>
-    <w:p>
-      <w:pPr>
-        <w:pStyle w:val="NoteEntry"/>
-      </w:pPr>
-      <w:r>
-        <w:rPr>
-          <w:i/>
-          <w:iCs/>
-        </w:rPr>
-        <w:t xml:space="preserve">The Armenian genocide. </w:t>
-      </w:r>
-      <w:r>
-        <w:t xml:space="preserve">Suny, Ronald Grigor. “</w:t>
-      </w:r>
-      <w:hyperlink w:history="1" r:id="rIddkktnmwcvwqft6k34n36f">
-        <w:r>
-          <w:rPr>
-            <w:rStyle w:val="Hyperlink"/>
-          </w:rPr>
-          <w:t xml:space="preserve">They Can Live in the Desert but Nowhere Else</w:t>
-        </w:r>
-      </w:hyperlink>
-      <w:r>
-        <w:t xml:space="preserve">”: A History of the Armenian Genocide. Princeton: Princeton University Press, 2015.</w:t>
-      </w:r>
-    </w:p>
-    <w:p>
-      <w:pPr>
-        <w:pStyle w:val="NoteEntry"/>
-      </w:pPr>
-      <w:r>
-        <w:rPr>
-          <w:i/>
-          <w:iCs/>
-        </w:rPr>
-        <w:t xml:space="preserve">Lemkin and the word genocide. </w:t>
-      </w:r>
-      <w:r>
-        <w:t xml:space="preserve">Power, Samantha. “</w:t>
-      </w:r>
-      <w:hyperlink w:history="1" r:id="rIdlmsiv_dfcg0majqm1lk18">
-        <w:r>
-          <w:rPr>
-            <w:rStyle w:val="Hyperlink"/>
-          </w:rPr>
-          <w:t xml:space="preserve">A Problem from Hell</w:t>
-        </w:r>
-      </w:hyperlink>
-      <w:r>
-        <w:t xml:space="preserve">”: America and the Age of Genocide. New York: Basic Books, 2002.</w:t>
-      </w:r>
-    </w:p>
-    <w:p>
-      <w:pPr>
-        <w:pStyle w:val="NoteEntry"/>
-      </w:pPr>
-      <w:r>
-        <w:rPr>
-          <w:i/>
-          <w:iCs/>
-        </w:rPr>
-        <w:t xml:space="preserve">The 1923 population exchange. </w:t>
-      </w:r>
-      <w:r>
-        <w:t xml:space="preserve">Hirschon, Renée, ed. </w:t>
-      </w:r>
-      <w:hyperlink w:history="1" r:id="rIdwfg5zjohyj8eaplsmv_v8">
-        <w:r>
-          <w:rPr>
-            <w:rStyle w:val="Hyperlink"/>
-          </w:rPr>
-          <w:t xml:space="preserve">Crossing the Aegean: An Appraisal of the 1923 Compulsory Population Exchange between Greece and Turkey</w:t>
-        </w:r>
-      </w:hyperlink>
-      <w:r>
-        <w:t xml:space="preserve">. New York: Berghahn Books, 2003.</w:t>
-      </w:r>
-    </w:p>
-    <w:p>
-      <w:pPr>
-        <w:pStyle w:val="NoteEntry"/>
-      </w:pPr>
-      <w:r>
-        <w:rPr>
-          <w:i/>
-          <w:iCs/>
-        </w:rPr>
-        <w:t xml:space="preserve">Gallipoli, the war in the Middle East, and the end of the empire. </w:t>
-      </w:r>
-      <w:r>
-        <w:t xml:space="preserve">Rogan, Eugene. </w:t>
-      </w:r>
-      <w:hyperlink w:history="1" r:id="rIdhuyb-9nhaddwrrtcmbehl">
-        <w:r>
-          <w:rPr>
-            <w:rStyle w:val="Hyperlink"/>
-          </w:rPr>
-          <w:t xml:space="preserve">The Fall of the Ottomans: The Great War in the Middle East</w:t>
-        </w:r>
-      </w:hyperlink>
-      <w:r>
-        <w:t xml:space="preserve">. New York: Basic Books, 2015.</w:t>
-      </w:r>
-    </w:p>
-    <w:p>
-      <w:pPr>
-        <w:pStyle w:val="NoteEntry"/>
-      </w:pPr>
-      <w:r>
-        <w:rPr>
-          <w:i/>
-          <w:iCs/>
-        </w:rPr>
-        <w:t xml:space="preserve">The mandates and the borders. </w:t>
-      </w:r>
-      <w:r>
-        <w:t xml:space="preserve">Barr, James. </w:t>
-      </w:r>
-      <w:hyperlink w:history="1" r:id="rIdjuf50guq7argiqphodcc6">
-        <w:r>
-          <w:rPr>
-            <w:rStyle w:val="Hyperlink"/>
-          </w:rPr>
-          <w:t xml:space="preserve">A Line in the Sand: The Anglo-French Struggle for the Middle East, 1914–1948</w:t>
-        </w:r>
-      </w:hyperlink>
-      <w:r>
-        <w:t xml:space="preserve">. New York: Simon &amp; Schuster, 2011.</w:t>
-      </w:r>
-    </w:p>
-    <w:p>
-      <w:pPr>
-        <w:pStyle w:val="NoteEntry"/>
-      </w:pPr>
-      <w:r>
-        <w:rPr>
-          <w:i/>
-          <w:iCs/>
-        </w:rPr>
-        <w:t xml:space="preserve">The Kurds, Sèvres, and Lausanne. </w:t>
-      </w:r>
-      <w:r>
-        <w:t xml:space="preserve">McDowall, David. </w:t>
-      </w:r>
-      <w:hyperlink w:history="1" r:id="rIdmfb3qb_kzoufvkkdb8ioc">
-        <w:r>
-          <w:rPr>
-            <w:rStyle w:val="Hyperlink"/>
-          </w:rPr>
-          <w:t xml:space="preserve">A Modern History of the Kurds</w:t>
-        </w:r>
-      </w:hyperlink>
-      <w:r>
-        <w:t xml:space="preserve">. 3rd ed. London: I. B. Tauris, 2004.</w:t>
-      </w:r>
-    </w:p>
-    <w:p>
-      <w:pPr>
-        <w:pStyle w:val="NoteEntry"/>
-      </w:pPr>
-      <w:r>
-        <w:rPr>
-          <w:i/>
-          <w:iCs/>
-        </w:rPr>
-        <w:t xml:space="preserve">The 1953 coup in Iran. </w:t>
-      </w:r>
-      <w:r>
-        <w:t xml:space="preserve">Abrahamian, Ervand. </w:t>
-      </w:r>
-      <w:hyperlink w:history="1" r:id="rIda-3m3yd-nlobxgbdyio_g">
-        <w:r>
-          <w:rPr>
-            <w:rStyle w:val="Hyperlink"/>
-          </w:rPr>
-          <w:t xml:space="preserve">The Coup: 1953, the CIA, and the Roots of Modern U.S.–Iranian Relations</w:t>
-        </w:r>
-      </w:hyperlink>
-      <w:r>
-        <w:t xml:space="preserve">. New York: New Press, 2013.</w:t>
-      </w:r>
-    </w:p>
-    <w:p>
-      <w:pPr>
-        <w:pStyle w:val="NoteEntry"/>
-      </w:pPr>
-      <w:r>
-        <w:rPr>
-          <w:i/>
-          <w:iCs/>
-        </w:rPr>
-        <w:t xml:space="preserve">The Iran–Iraq War and Halabja. </w:t>
-      </w:r>
-      <w:r>
-        <w:t xml:space="preserve">Razoux, Pierre. </w:t>
-      </w:r>
-      <w:hyperlink w:history="1" r:id="rId1moqck6p_0z_2nqtr5iqq">
-        <w:r>
-          <w:rPr>
-            <w:rStyle w:val="Hyperlink"/>
-          </w:rPr>
-          <w:t xml:space="preserve">The Iran–Iraq War</w:t>
-        </w:r>
-      </w:hyperlink>
-      <w:r>
-        <w:t xml:space="preserve">. Cambridge, MA: Belknap Press of Harvard University Press, 2015.</w:t>
-      </w:r>
-    </w:p>
-    <w:p>
-      <w:pPr>
-        <w:pStyle w:val="Heading2"/>
-      </w:pPr>
-      <w:r>
-        <w:t xml:space="preserve">1914–1918: Home by Christmas — The First World War</w:t>
-      </w:r>
-    </w:p>
-    <w:p>
-      <w:pPr>
-        <w:pStyle w:val="NoteEntry"/>
-      </w:pPr>
-      <w:r>
-        <w:rPr>
-          <w:i/>
-          <w:iCs/>
-        </w:rPr>
-        <w:t xml:space="preserve">How the war began. </w:t>
-      </w:r>
-      <w:r>
-        <w:t xml:space="preserve">Clark, Christopher. </w:t>
-      </w:r>
-      <w:hyperlink w:history="1" r:id="rIdm6zn02ngjnrp6z59pc4uc">
-        <w:r>
-          <w:rPr>
-            <w:rStyle w:val="Hyperlink"/>
-          </w:rPr>
-          <w:t xml:space="preserve">The Sleepwalkers: How Europe Went to War in 1914</w:t>
-        </w:r>
-      </w:hyperlink>
-      <w:r>
-        <w:t xml:space="preserve">. London: Allen Lane, 2012.</w:t>
-      </w:r>
-    </w:p>
-    <w:p>
-      <w:pPr>
-        <w:pStyle w:val="NoteEntry"/>
-      </w:pPr>
-      <w:r>
-        <w:rPr>
-          <w:i/>
-          <w:iCs/>
-        </w:rPr>
-        <w:t xml:space="preserve">The war as a whole. </w:t>
-      </w:r>
-      <w:r>
-        <w:t xml:space="preserve">Strachan, Hew. </w:t>
-      </w:r>
-      <w:hyperlink w:history="1" r:id="rIdiivjeebrc_wk5cev0g4lq">
-        <w:r>
-          <w:rPr>
-            <w:rStyle w:val="Hyperlink"/>
-          </w:rPr>
-          <w:t xml:space="preserve">The First World War</w:t>
-        </w:r>
-      </w:hyperlink>
-      <w:r>
-        <w:t xml:space="preserve">. New York: Viking, 2004.</w:t>
-      </w:r>
-    </w:p>
-    <w:p>
-      <w:pPr>
-        <w:pStyle w:val="NoteEntry"/>
-      </w:pPr>
-      <w:r>
-        <w:rPr>
-          <w:i/>
-          <w:iCs/>
-        </w:rPr>
-        <w:t xml:space="preserve">The first day on the Somme. </w:t>
-      </w:r>
-      <w:r>
-        <w:t xml:space="preserve">Middlebrook, Martin. The First Day on the Somme. London: Allen Lane, 1971.</w:t>
-      </w:r>
-    </w:p>
-    <w:p>
-      <w:pPr>
-        <w:pStyle w:val="NoteEntry"/>
-      </w:pPr>
-      <w:r>
-        <w:rPr>
-          <w:i/>
-          <w:iCs/>
-        </w:rPr>
-        <w:t xml:space="preserve">The Christmas truce, from soldiers’ letters. </w:t>
-      </w:r>
-      <w:r>
-        <w:t xml:space="preserve">Weintraub, Stanley. </w:t>
-      </w:r>
-      <w:hyperlink w:history="1" r:id="rIdu5yfgo3c-ogmmlktsuhrc">
-        <w:r>
-          <w:rPr>
-            <w:rStyle w:val="Hyperlink"/>
-          </w:rPr>
-          <w:t xml:space="preserve">Silent Night: The Story of the World War I Christmas Truce</w:t>
-        </w:r>
-      </w:hyperlink>
-      <w:r>
-        <w:t xml:space="preserve">. New York: Free Press, 2001.</w:t>
-      </w:r>
-    </w:p>
-    <w:p>
-      <w:pPr>
-        <w:pStyle w:val="NoteEntry"/>
-      </w:pPr>
-      <w:r>
-        <w:rPr>
-          <w:i/>
-          <w:iCs/>
-        </w:rPr>
-        <w:t xml:space="preserve">Influenza deaths, the higher estimate. </w:t>
-      </w:r>
-      <w:r>
-        <w:t xml:space="preserve">Johnson, Niall P. A. S., and Juergen Mueller. “</w:t>
-      </w:r>
-      <w:hyperlink w:history="1" r:id="rIdrmvujpwislrgdlpalevvy">
-        <w:r>
-          <w:rPr>
-            <w:rStyle w:val="Hyperlink"/>
-          </w:rPr>
-          <w:t xml:space="preserve">Updating the Accounts: Global Mortality of the 1918–1920 ‘Spanish’ Influenza Pandemic</w:t>
-        </w:r>
-      </w:hyperlink>
-      <w:r>
-        <w:t xml:space="preserve">.” Bulletin of the History of Medicine 76 (2002): 105–15.</w:t>
-      </w:r>
-    </w:p>
-    <w:p>
-      <w:pPr>
-        <w:pStyle w:val="NoteEntry"/>
-      </w:pPr>
-      <w:r>
-        <w:rPr>
-          <w:i/>
-          <w:iCs/>
-        </w:rPr>
-        <w:t xml:space="preserve">Influenza deaths, the lower estimate. </w:t>
-      </w:r>
-      <w:r>
-        <w:t xml:space="preserve">Spreeuwenberg, Peter, et al. “</w:t>
-      </w:r>
-      <w:hyperlink w:history="1" r:id="rIdrqusfuahdbeoqqkj4orny">
-        <w:r>
-          <w:rPr>
-            <w:rStyle w:val="Hyperlink"/>
-          </w:rPr>
-          <w:t xml:space="preserve">Reassessing the Global Mortality Burden of the 1918 Influenza Pandemic</w:t>
-        </w:r>
-      </w:hyperlink>
-      <w:r>
-        <w:t xml:space="preserve">.” American Journal of Epidemiology 187 (2018): 2561–67.</w:t>
-      </w:r>
-    </w:p>
-    <w:p>
-      <w:pPr>
-        <w:pStyle w:val="NoteEntry"/>
-      </w:pPr>
-      <w:r>
-        <w:rPr>
-          <w:i/>
-          <w:iCs/>
-        </w:rPr>
-        <w:t xml:space="preserve">Keynes on Versailles. </w:t>
-      </w:r>
-      <w:r>
-        <w:t xml:space="preserve">Keynes, John Maynard. </w:t>
-      </w:r>
-      <w:hyperlink w:history="1" r:id="rIdvqjnxbb7znazrgygwdzt_">
-        <w:r>
-          <w:rPr>
-            <w:rStyle w:val="Hyperlink"/>
-          </w:rPr>
-          <w:t xml:space="preserve">The Economic Consequences of the Peace</w:t>
-        </w:r>
-      </w:hyperlink>
-      <w:r>
-        <w:t xml:space="preserve">. London: Macmillan, 1919.</w:t>
-      </w:r>
-    </w:p>
-    <w:p>
-      <w:pPr>
-        <w:pStyle w:val="Heading2"/>
-      </w:pPr>
-      <w:r>
-        <w:t xml:space="preserve">The Twentieth Century: Genius and Catastrophe — Great Countries, Terrible Decades</w:t>
-      </w:r>
-    </w:p>
-    <w:p>
-      <w:pPr>
-        <w:pStyle w:val="NoteEntry"/>
-      </w:pPr>
-      <w:r>
-        <w:rPr>
-          <w:i/>
-          <w:iCs/>
-        </w:rPr>
-        <w:t xml:space="preserve">How the Nazis took power. </w:t>
-      </w:r>
-      <w:r>
-        <w:t xml:space="preserve">Evans, Richard J. </w:t>
-      </w:r>
-      <w:hyperlink w:history="1" r:id="rIdl4milbgpw8m_-xvzcxmwp">
-        <w:r>
-          <w:rPr>
-            <w:rStyle w:val="Hyperlink"/>
-          </w:rPr>
-          <w:t xml:space="preserve">The Coming of the Third Reich</w:t>
-        </w:r>
-      </w:hyperlink>
-      <w:r>
-        <w:t xml:space="preserve">. London: Allen Lane, 2003.</w:t>
-      </w:r>
-    </w:p>
-    <w:p>
-      <w:pPr>
-        <w:pStyle w:val="NoteEntry"/>
-      </w:pPr>
-      <w:r>
-        <w:rPr>
-          <w:i/>
-          <w:iCs/>
-        </w:rPr>
-        <w:t xml:space="preserve">The Holocaust. </w:t>
-      </w:r>
-      <w:r>
-        <w:t xml:space="preserve">Hilberg, Raul. </w:t>
-      </w:r>
-      <w:hyperlink w:history="1" r:id="rIdosv572uztvnebjchcmhv8">
-        <w:r>
-          <w:rPr>
-            <w:rStyle w:val="Hyperlink"/>
-          </w:rPr>
-          <w:t xml:space="preserve">The Destruction of the European Jews</w:t>
-        </w:r>
-      </w:hyperlink>
-      <w:r>
-        <w:t xml:space="preserve">. 3rd ed. New Haven: Yale University Press, 2003.</w:t>
-      </w:r>
-    </w:p>
-    <w:p>
-      <w:pPr>
-        <w:pStyle w:val="NoteEntry"/>
-      </w:pPr>
-      <w:r>
-        <w:rPr>
-          <w:i/>
-          <w:iCs/>
-        </w:rPr>
-        <w:t xml:space="preserve">The situational-obedience account of ordinary perpetrators. </w:t>
-      </w:r>
-      <w:r>
-        <w:t xml:space="preserve">Browning, Christopher R. Ordinary Men: Reserve Police Battalion 101 and the Final Solution in Poland. New York: HarperCollins, 1992.</w:t>
-      </w:r>
-    </w:p>
-    <w:p>
-      <w:pPr>
-        <w:pStyle w:val="NoteEntry"/>
-      </w:pPr>
-      <w:r>
-        <w:rPr>
-          <w:i/>
-          <w:iCs/>
-        </w:rPr>
-        <w:t xml:space="preserve">The convinced-and-willing-participants account of ordinary perpetrators. </w:t>
-      </w:r>
-      <w:r>
-        <w:t xml:space="preserve">Goldhagen, Daniel Jonah. Hitler’s Willing Executioners: Ordinary Germans and the Holocaust. New York: Alfred A. Knopf, 1996.</w:t>
-      </w:r>
-    </w:p>
-    <w:p>
-      <w:pPr>
-        <w:pStyle w:val="NoteEntry"/>
-      </w:pPr>
-      <w:r>
-        <w:rPr>
-          <w:i/>
-          <w:iCs/>
-        </w:rPr>
-        <w:t xml:space="preserve">Cambodia under the Khmer Rouge. </w:t>
-      </w:r>
-      <w:r>
-        <w:t xml:space="preserve">Kiernan, Ben. </w:t>
-      </w:r>
-      <w:hyperlink w:history="1" r:id="rId1gv5su-l3f-y3z6l89y7w">
-        <w:r>
-          <w:rPr>
-            <w:rStyle w:val="Hyperlink"/>
-          </w:rPr>
-          <w:t xml:space="preserve">The Pol Pot Regime</w:t>
-        </w:r>
-      </w:hyperlink>
-      <w:r>
-        <w:t xml:space="preserve">. New Haven: Yale University Press, 1996.</w:t>
-      </w:r>
-    </w:p>
-    <w:p>
-      <w:pPr>
-        <w:pStyle w:val="NoteEntry"/>
-      </w:pPr>
-      <w:r>
-        <w:rPr>
-          <w:i/>
-          <w:iCs/>
-        </w:rPr>
-        <w:t xml:space="preserve">How democracies are dismantled. </w:t>
-      </w:r>
-      <w:r>
-        <w:t xml:space="preserve">Levitsky, Steven, and Daniel Ziblatt. </w:t>
-      </w:r>
-      <w:hyperlink w:history="1" r:id="rIdr88mwsfiy4yocufgjwa4g">
-        <w:r>
-          <w:rPr>
-            <w:rStyle w:val="Hyperlink"/>
-          </w:rPr>
-          <w:t xml:space="preserve">How Democracies Die</w:t>
-        </w:r>
-      </w:hyperlink>
-      <w:r>
-        <w:t xml:space="preserve">. New York: Crown, 2018.</w:t>
-      </w:r>
-    </w:p>
-    <w:p>
-      <w:pPr>
-        <w:pStyle w:val="NoteEntry"/>
-      </w:pPr>
-      <w:r>
-        <w:rPr>
-          <w:i/>
-          <w:iCs/>
-        </w:rPr>
-        <w:t xml:space="preserve">Germany’s reckoning with its past. </w:t>
-      </w:r>
-      <w:r>
-        <w:t xml:space="preserve">Neiman, Susan. </w:t>
-      </w:r>
-      <w:hyperlink w:history="1" r:id="rIdefhpplzqtuhq5z27xn-uc">
-        <w:r>
-          <w:rPr>
-            <w:rStyle w:val="Hyperlink"/>
-          </w:rPr>
-          <w:t xml:space="preserve">Learning from the Germans: Race and the Memory of Evil</w:t>
-        </w:r>
-      </w:hyperlink>
-      <w:r>
-        <w:t xml:space="preserve">. New York: Farrar, Straus and Giroux, 2019.</w:t>
-      </w:r>
-    </w:p>
-    <w:p>
-      <w:pPr>
-        <w:pStyle w:val="NoteEntry"/>
-      </w:pPr>
-      <w:r>
-        <w:rPr>
-          <w:i/>
-          <w:iCs/>
-        </w:rPr>
-        <w:t xml:space="preserve">Denmark’s rescue of its Jews, 1943. </w:t>
-      </w:r>
-      <w:r>
-        <w:t xml:space="preserve">Yahil, Leni. The Rescue of Danish Jewry: Test of a Democracy. Philadelphia: Jewish Publication Society of America, 1969.</w:t>
-      </w:r>
-    </w:p>
-    <w:p>
-      <w:pPr>
-        <w:pStyle w:val="NoteEntry"/>
-      </w:pPr>
-      <w:r>
-        <w:rPr>
-          <w:i/>
-          <w:iCs/>
-        </w:rPr>
-        <w:t xml:space="preserve">Sweden’s sterilization program. </w:t>
-      </w:r>
-      <w:r>
-        <w:t xml:space="preserve">Broberg, Gunnar, and Nils Roll-Hansen, eds. </w:t>
-      </w:r>
-      <w:hyperlink w:history="1" r:id="rId47waja1pruhgrqycqbuzp">
-        <w:r>
-          <w:rPr>
-            <w:rStyle w:val="Hyperlink"/>
-          </w:rPr>
-          <w:t xml:space="preserve">Eugenics and the Welfare State: Sterilization Policy in Denmark, Sweden, Norway, and Finland</w:t>
-        </w:r>
-      </w:hyperlink>
-      <w:r>
-        <w:t xml:space="preserve">. East Lansing: Michigan State University Press, 1996.</w:t>
-      </w:r>
-    </w:p>
-    <w:p>
-      <w:pPr>
-        <w:pStyle w:val="Heading2"/>
-      </w:pPr>
-      <w:r>
-        <w:t xml:space="preserve">1853–1947: Japan, Restoration, and Empire</w:t>
-      </w:r>
-    </w:p>
-    <w:p>
-      <w:pPr>
-        <w:pStyle w:val="NoteEntry"/>
-      </w:pPr>
-      <w:r>
-        <w:rPr>
-          <w:i/>
-          <w:iCs/>
-        </w:rPr>
-        <w:t xml:space="preserve">Meiji to empire. </w:t>
-      </w:r>
-      <w:r>
-        <w:t xml:space="preserve">Jansen, Marius B. </w:t>
-      </w:r>
-      <w:hyperlink w:history="1" r:id="rIdu7dcxgigrgqebh-xhpi7k">
-        <w:r>
-          <w:rPr>
-            <w:rStyle w:val="Hyperlink"/>
-          </w:rPr>
-          <w:t xml:space="preserve">The Making of Modern Japan</w:t>
-        </w:r>
-      </w:hyperlink>
-      <w:r>
-        <w:t xml:space="preserve">. Cambridge, MA: Harvard University Press, 2000.</w:t>
-      </w:r>
-    </w:p>
-    <w:p>
-      <w:pPr>
-        <w:pStyle w:val="NoteEntry"/>
-      </w:pPr>
-      <w:r>
-        <w:rPr>
-          <w:i/>
-          <w:iCs/>
-        </w:rPr>
-        <w:t xml:space="preserve">Nanjing: the evidence and the death-toll debate. </w:t>
-      </w:r>
-      <w:r>
-        <w:t xml:space="preserve">Fogel, Joshua A., ed. </w:t>
-      </w:r>
-      <w:hyperlink w:history="1" r:id="rIdly3oxxpo0ok7_5kxf0rgb">
-        <w:r>
-          <w:rPr>
-            <w:rStyle w:val="Hyperlink"/>
-          </w:rPr>
-          <w:t xml:space="preserve">The Nanjing Massacre in History and Historiography</w:t>
-        </w:r>
-      </w:hyperlink>
-      <w:r>
-        <w:t xml:space="preserve">. Berkeley: University of California Press, 2000.</w:t>
-      </w:r>
-    </w:p>
-    <w:p>
-      <w:pPr>
-        <w:pStyle w:val="NoteEntry"/>
-      </w:pPr>
-      <w:r>
-        <w:rPr>
-          <w:i/>
-          <w:iCs/>
-        </w:rPr>
-        <w:t xml:space="preserve">The kamikaze pilots and their letters. </w:t>
-      </w:r>
-      <w:r>
-        <w:t xml:space="preserve">Ohnuki-Tierney, Emiko. </w:t>
-      </w:r>
-      <w:hyperlink w:history="1" r:id="rIdrrijl_5zxi0ki4uwc4qvn">
-        <w:r>
-          <w:rPr>
-            <w:rStyle w:val="Hyperlink"/>
-          </w:rPr>
-          <w:t xml:space="preserve">Kamikaze, Cherry Blossoms, and Nationalisms</w:t>
-        </w:r>
-      </w:hyperlink>
-      <w:r>
-        <w:t xml:space="preserve">. Chicago: University of Chicago Press, 2002.</w:t>
-      </w:r>
-    </w:p>
-    <w:p>
-      <w:pPr>
-        <w:pStyle w:val="NoteEntry"/>
-      </w:pPr>
-      <w:r>
-        <w:rPr>
-          <w:i/>
-          <w:iCs/>
-        </w:rPr>
-        <w:t xml:space="preserve">Occupation and the 1947 constitution. </w:t>
-      </w:r>
-      <w:r>
-        <w:t xml:space="preserve">Dower, John W. </w:t>
-      </w:r>
-      <w:hyperlink w:history="1" r:id="rIdd9qfyv_56fytgmdls-fdx">
-        <w:r>
-          <w:rPr>
-            <w:rStyle w:val="Hyperlink"/>
-          </w:rPr>
-          <w:t xml:space="preserve">Embracing Defeat: Japan in the Wake of World War II</w:t>
-        </w:r>
-      </w:hyperlink>
-      <w:r>
-        <w:t xml:space="preserve">. New York: Norton, 1999.</w:t>
-      </w:r>
-    </w:p>
-    <w:p>
-      <w:pPr>
-        <w:pStyle w:val="NoteEntry"/>
-      </w:pPr>
-      <w:r>
-        <w:rPr>
-          <w:i/>
-          <w:iCs/>
-        </w:rPr>
-        <w:t xml:space="preserve">Fukuzawa’s opening sentence of 1872. </w:t>
-      </w:r>
-      <w:r>
-        <w:t xml:space="preserve">Fukuzawa Yukichi. An Encouragement of Learning. Translated by David A. Dilworth and Umeyo Hirano. Tokyo: Sophia University, 1969.</w:t>
-      </w:r>
-    </w:p>
-    <w:p>
-      <w:pPr>
-        <w:pStyle w:val="NoteEntry"/>
-      </w:pPr>
-      <w:r>
-        <w:rPr>
-          <w:i/>
-          <w:iCs/>
-        </w:rPr>
-        <w:t xml:space="preserve">“Datsu-A Ron”: an unsigned Jiji Shimpo editorial of March 16, 1885; the attribution to Fukuzawa dates from 1933 and is doubted. </w:t>
-      </w:r>
-      <w:r>
-        <w:t xml:space="preserve">Korhonen, Pekka. “Leaving Asia? The Meaning of Datsu-A and Japan’s Modern History.” The Asia-Pacific Journal: Japan Focus 12, no. 9 (2014).</w:t>
-      </w:r>
-    </w:p>
-    <w:p>
-      <w:pPr>
-        <w:pStyle w:val="Heading2"/>
-      </w:pPr>
-      <w:r>
-        <w:t xml:space="preserve">1861–1946: Italy, Rome’s Heir and the Fascist Detour</w:t>
-      </w:r>
-    </w:p>
-    <w:p>
-      <w:pPr>
-        <w:pStyle w:val="NoteEntry"/>
-      </w:pPr>
-      <w:r>
-        <w:rPr>
-          <w:i/>
-          <w:iCs/>
-        </w:rPr>
-        <w:t xml:space="preserve">Italy from unification. </w:t>
-      </w:r>
-      <w:r>
-        <w:t xml:space="preserve">Duggan, Christopher. </w:t>
-      </w:r>
-      <w:hyperlink w:history="1" r:id="rId4p3ku9kyyqot3qmz0ksn4">
-        <w:r>
-          <w:rPr>
-            <w:rStyle w:val="Hyperlink"/>
-          </w:rPr>
-          <w:t xml:space="preserve">The Force of Destiny: A History of Italy since 1796</w:t>
-        </w:r>
-      </w:hyperlink>
-      <w:r>
-        <w:t xml:space="preserve">. London: Allen Lane, 2007.</w:t>
-      </w:r>
-    </w:p>
-    <w:p>
-      <w:pPr>
-        <w:pStyle w:val="NoteEntry"/>
-      </w:pPr>
-      <w:r>
-        <w:rPr>
-          <w:i/>
-          <w:iCs/>
-        </w:rPr>
-        <w:t xml:space="preserve">The regime, Matteotti, and the trains. </w:t>
-      </w:r>
-      <w:r>
-        <w:t xml:space="preserve">Bosworth, R. J. B. </w:t>
-      </w:r>
-      <w:hyperlink w:history="1" r:id="rId8uv6a0ngazufkgdtg4fp_">
-        <w:r>
-          <w:rPr>
-            <w:rStyle w:val="Hyperlink"/>
-          </w:rPr>
-          <w:t xml:space="preserve">Mussolini’s Italy: Life under the Dictatorship, 1915–1945</w:t>
-        </w:r>
-      </w:hyperlink>
-      <w:r>
-        <w:t xml:space="preserve">. London: Allen Lane, 2005.</w:t>
-      </w:r>
-    </w:p>
-    <w:p>
-      <w:pPr>
-        <w:pStyle w:val="NoteEntry"/>
-      </w:pPr>
-      <w:r>
-        <w:rPr>
-          <w:i/>
-          <w:iCs/>
-        </w:rPr>
-        <w:t xml:space="preserve">Italy’s abandoned purge. </w:t>
-      </w:r>
-      <w:r>
-        <w:t xml:space="preserve">Domenico, Roy Palmer. </w:t>
-      </w:r>
-      <w:hyperlink w:history="1" r:id="rIdedjzqtsv4pplm2r37yydg">
-        <w:r>
-          <w:rPr>
-            <w:rStyle w:val="Hyperlink"/>
-          </w:rPr>
-          <w:t xml:space="preserve">Italian Fascists on Trial, 1943–1948</w:t>
-        </w:r>
-      </w:hyperlink>
-      <w:r>
-        <w:t xml:space="preserve">. Chapel Hill: University of North Carolina Press, 1991.</w:t>
-      </w:r>
-    </w:p>
-    <w:p>
-      <w:pPr>
-        <w:pStyle w:val="NoteEntry"/>
-      </w:pPr>
-      <w:r>
-        <w:rPr>
-          <w:i/>
-          <w:iCs/>
-        </w:rPr>
-        <w:t xml:space="preserve">Matteotti’s last speech of May 30, 1924, his remark to colleagues, and Mussolini’s speech of January 3, 1925. </w:t>
-      </w:r>
-      <w:r>
-        <w:t xml:space="preserve">Bosworth, R. J. B. Mussolini’s Italy: Life under the Dictatorship, 1915–1945. London: Allen Lane, 2005 (cited above).</w:t>
-      </w:r>
-    </w:p>
-    <w:p>
-      <w:pPr>
-        <w:pStyle w:val="Heading2"/>
-      </w:pPr>
-      <w:r>
-        <w:t xml:space="preserve">Medieval Córdoba to 1981: Spain, Convivencia and the General</w:t>
-      </w:r>
-    </w:p>
-    <w:p>
-      <w:pPr>
-        <w:pStyle w:val="NoteEntry"/>
-      </w:pPr>
-      <w:r>
-        <w:rPr>
-          <w:i/>
-          <w:iCs/>
-        </w:rPr>
-        <w:t xml:space="preserve">Convivencia, the admiring account. </w:t>
-      </w:r>
-      <w:r>
-        <w:t xml:space="preserve">Menocal, María Rosa. </w:t>
-      </w:r>
-      <w:hyperlink w:history="1" r:id="rIdyjsysgf64hkz2869ao_yw">
-        <w:r>
-          <w:rPr>
-            <w:rStyle w:val="Hyperlink"/>
-          </w:rPr>
-          <w:t xml:space="preserve">The Ornament of the World</w:t>
-        </w:r>
-      </w:hyperlink>
-      <w:r>
-        <w:t xml:space="preserve">. Boston: Little, Brown, 2002.</w:t>
-      </w:r>
-    </w:p>
-    <w:p>
-      <w:pPr>
-        <w:pStyle w:val="NoteEntry"/>
-      </w:pPr>
-      <w:r>
-        <w:rPr>
-          <w:i/>
-          <w:iCs/>
-        </w:rPr>
-        <w:t xml:space="preserve">Convivencia, the skeptical account. </w:t>
-      </w:r>
-      <w:r>
-        <w:t xml:space="preserve">Fernández-Morera, Darío. </w:t>
-      </w:r>
-      <w:hyperlink w:history="1" r:id="rIdltetr9dk7wqz8bsn3cfdv">
-        <w:r>
-          <w:rPr>
-            <w:rStyle w:val="Hyperlink"/>
-          </w:rPr>
-          <w:t xml:space="preserve">The Myth of the Andalusian Paradise</w:t>
-        </w:r>
-      </w:hyperlink>
-      <w:r>
-        <w:t xml:space="preserve">. Wilmington, DE: ISI Books, 2016.</w:t>
-      </w:r>
-    </w:p>
-    <w:p>
-      <w:pPr>
-        <w:pStyle w:val="NoteEntry"/>
-      </w:pPr>
-      <w:r>
-        <w:rPr>
-          <w:i/>
-          <w:iCs/>
-        </w:rPr>
-        <w:t xml:space="preserve">Maimonides and the Almohad exile. </w:t>
-      </w:r>
-      <w:r>
-        <w:t xml:space="preserve">Kraemer, Joel L. </w:t>
-      </w:r>
-      <w:hyperlink w:history="1" r:id="rIdegucyp1zsajnlmnyjq4pa">
-        <w:r>
-          <w:rPr>
-            <w:rStyle w:val="Hyperlink"/>
-          </w:rPr>
-          <w:t xml:space="preserve">Maimonides: The Life and World of One of Civilization’s Greatest Minds</w:t>
-        </w:r>
-      </w:hyperlink>
-      <w:r>
-        <w:t xml:space="preserve">. New York: Doubleday, 2008.</w:t>
-      </w:r>
-    </w:p>
-    <w:p>
-      <w:pPr>
-        <w:pStyle w:val="NoteEntry"/>
-      </w:pPr>
-      <w:r>
-        <w:rPr>
-          <w:i/>
-          <w:iCs/>
-        </w:rPr>
-        <w:t xml:space="preserve">Civil-war repression. </w:t>
-      </w:r>
-      <w:r>
-        <w:t xml:space="preserve">Preston, Paul. </w:t>
-      </w:r>
-      <w:hyperlink w:history="1" r:id="rIdntv4oyobkoc57cgu5ekf_">
-        <w:r>
-          <w:rPr>
-            <w:rStyle w:val="Hyperlink"/>
-          </w:rPr>
-          <w:t xml:space="preserve">The Spanish Holocaust</w:t>
-        </w:r>
-      </w:hyperlink>
-      <w:r>
-        <w:t xml:space="preserve">. London: HarperPress, 2012.</w:t>
-      </w:r>
-    </w:p>
-    <w:p>
-      <w:pPr>
-        <w:pStyle w:val="NoteEntry"/>
-      </w:pPr>
-      <w:r>
-        <w:rPr>
-          <w:i/>
-          <w:iCs/>
-        </w:rPr>
-        <w:t xml:space="preserve">The pact of forgetting. </w:t>
-      </w:r>
-      <w:r>
-        <w:t xml:space="preserve">Aguilar, Paloma. </w:t>
-      </w:r>
-      <w:hyperlink w:history="1" r:id="rIdnfhhsm5wqzz8ighgwsda-">
-        <w:r>
-          <w:rPr>
-            <w:rStyle w:val="Hyperlink"/>
-          </w:rPr>
-          <w:t xml:space="preserve">Memory and Amnesia: The Role of the Spanish Civil War in the Transition to Democracy</w:t>
-        </w:r>
-      </w:hyperlink>
-      <w:r>
-        <w:t xml:space="preserve">. New York: Berghahn, 2002.</w:t>
-      </w:r>
-    </w:p>
-    <w:p>
-      <w:pPr>
-        <w:pStyle w:val="Heading2"/>
-      </w:pPr>
-      <w:r>
-        <w:t xml:space="preserve">1917–1991: The Soviet Union, Ideals and Iron</w:t>
-      </w:r>
-    </w:p>
-    <w:p>
-      <w:pPr>
-        <w:pStyle w:val="NoteEntry"/>
-      </w:pPr>
-      <w:r>
-        <w:rPr>
-          <w:i/>
-          <w:iCs/>
-        </w:rPr>
-        <w:t xml:space="preserve">Famine and collectivization: the archival numbers. </w:t>
-      </w:r>
-      <w:r>
-        <w:t xml:space="preserve">Davies, R. W., and Stephen G. Wheatcroft. The Years of Hunger: Soviet Agriculture, 1931–1933. Basingstoke: Palgrave Macmillan, 2004.</w:t>
-      </w:r>
-    </w:p>
-    <w:p>
-      <w:pPr>
-        <w:pStyle w:val="NoteEntry"/>
-      </w:pPr>
-      <w:r>
-        <w:rPr>
-          <w:i/>
-          <w:iCs/>
-        </w:rPr>
-        <w:t xml:space="preserve">The Holodomor. </w:t>
-      </w:r>
-      <w:r>
-        <w:t xml:space="preserve">Applebaum, Anne. </w:t>
-      </w:r>
-      <w:hyperlink w:history="1" r:id="rIdnicdeyyaaryqfgwp9f8ud">
-        <w:r>
-          <w:rPr>
-            <w:rStyle w:val="Hyperlink"/>
-          </w:rPr>
-          <w:t xml:space="preserve">Red Famine: Stalin’s War on Ukraine</w:t>
-        </w:r>
-      </w:hyperlink>
-      <w:r>
-        <w:t xml:space="preserve">. New York: Doubleday, 2017.</w:t>
-      </w:r>
-    </w:p>
-    <w:p>
-      <w:pPr>
-        <w:pStyle w:val="NoteEntry"/>
-      </w:pPr>
-      <w:r>
-        <w:rPr>
-          <w:i/>
-          <w:iCs/>
-        </w:rPr>
-        <w:t xml:space="preserve">The Gulag. </w:t>
-      </w:r>
-      <w:r>
-        <w:t xml:space="preserve">Applebaum, Anne. </w:t>
-      </w:r>
-      <w:hyperlink w:history="1" r:id="rIdl14omxgyvfb1v-ur8mrb0">
-        <w:r>
-          <w:rPr>
-            <w:rStyle w:val="Hyperlink"/>
-          </w:rPr>
-          <w:t xml:space="preserve">Gulag: A History</w:t>
-        </w:r>
-      </w:hyperlink>
-      <w:r>
-        <w:t xml:space="preserve">. New York: Doubleday, 2003.</w:t>
-      </w:r>
-    </w:p>
-    <w:p>
-      <w:pPr>
-        <w:pStyle w:val="NoteEntry"/>
-      </w:pPr>
-      <w:r>
-        <w:rPr>
-          <w:i/>
-          <w:iCs/>
-        </w:rPr>
-        <w:t xml:space="preserve">Katyn. </w:t>
-      </w:r>
-      <w:r>
-        <w:t xml:space="preserve">Sanford, George. </w:t>
-      </w:r>
-      <w:hyperlink w:history="1" r:id="rIdqwevimpw4g_8ffnm4yqax">
-        <w:r>
-          <w:rPr>
-            <w:rStyle w:val="Hyperlink"/>
-          </w:rPr>
-          <w:t xml:space="preserve">Katyn and the Soviet Massacre of 1940</w:t>
-        </w:r>
-      </w:hyperlink>
-      <w:r>
-        <w:t xml:space="preserve">. London: Routledge, 2005.</w:t>
-      </w:r>
-    </w:p>
-    <w:p>
-      <w:pPr>
-        <w:pStyle w:val="NoteEntry"/>
-      </w:pPr>
-      <w:r>
-        <w:rPr>
-          <w:i/>
-          <w:iCs/>
-        </w:rPr>
-        <w:t xml:space="preserve">Chernobyl and the delayed evacuation. </w:t>
-      </w:r>
-      <w:r>
-        <w:t xml:space="preserve">Plokhy, Serhii. </w:t>
-      </w:r>
-      <w:hyperlink w:history="1" r:id="rId0utsoylyoybl-xf-edf1q">
-        <w:r>
-          <w:rPr>
-            <w:rStyle w:val="Hyperlink"/>
-          </w:rPr>
-          <w:t xml:space="preserve">Chernobyl: The History of a Nuclear Catastrophe</w:t>
-        </w:r>
-      </w:hyperlink>
-      <w:r>
-        <w:t xml:space="preserve">. New York: Basic Books, 2018.</w:t>
-      </w:r>
-    </w:p>
-    <w:p>
-      <w:pPr>
-        <w:pStyle w:val="NoteEntry"/>
-      </w:pPr>
-      <w:r>
-        <w:rPr>
-          <w:i/>
-          <w:iCs/>
-        </w:rPr>
-        <w:t xml:space="preserve">The 1939 pact and the invasion of 1941. </w:t>
-      </w:r>
-      <w:r>
-        <w:t xml:space="preserve">Roberts, Geoffrey. </w:t>
-      </w:r>
-      <w:hyperlink w:history="1" r:id="rId8wceuqeykuf7p3gzo7g8w">
-        <w:r>
-          <w:rPr>
-            <w:rStyle w:val="Hyperlink"/>
-          </w:rPr>
-          <w:t xml:space="preserve">Stalin’s Wars: From World War to Cold War, 1939–1953</w:t>
-        </w:r>
-      </w:hyperlink>
-      <w:r>
-        <w:t xml:space="preserve">. New Haven: Yale University Press, 2006.</w:t>
-      </w:r>
-    </w:p>
-    <w:p>
-      <w:pPr>
-        <w:pStyle w:val="Heading2"/>
-      </w:pPr>
-      <w:r>
-        <w:t xml:space="preserve">1949 to Today: China, the Long Memory and the Great Leap</w:t>
-      </w:r>
-    </w:p>
-    <w:p>
-      <w:pPr>
-        <w:pStyle w:val="NoteEntry"/>
-      </w:pPr>
-      <w:r>
-        <w:rPr>
-          <w:i/>
-          <w:iCs/>
-        </w:rPr>
-        <w:t xml:space="preserve">The Great Leap famine. </w:t>
-      </w:r>
-      <w:r>
-        <w:t xml:space="preserve">Dikötter, Frank. </w:t>
-      </w:r>
-      <w:hyperlink w:history="1" r:id="rIdquwltoyr6_cp1t141kprq">
-        <w:r>
-          <w:rPr>
-            <w:rStyle w:val="Hyperlink"/>
-          </w:rPr>
-          <w:t xml:space="preserve">Mao’s Great Famine</w:t>
-        </w:r>
-      </w:hyperlink>
-      <w:r>
-        <w:t xml:space="preserve">. London: Bloomsbury, 2010.</w:t>
-      </w:r>
-    </w:p>
-    <w:p>
-      <w:pPr>
-        <w:pStyle w:val="NoteEntry"/>
-      </w:pPr>
-      <w:r>
-        <w:rPr>
-          <w:i/>
-          <w:iCs/>
-        </w:rPr>
-        <w:t xml:space="preserve">The famine, from inside China’s archives. </w:t>
-      </w:r>
-      <w:r>
-        <w:t xml:space="preserve">Yang Jisheng. </w:t>
-      </w:r>
-      <w:hyperlink w:history="1" r:id="rIdtfe8ljqt1f5khxb7_f_u6">
-        <w:r>
-          <w:rPr>
-            <w:rStyle w:val="Hyperlink"/>
-          </w:rPr>
-          <w:t xml:space="preserve">Tombstone: The Great Chinese Famine, 1958–1962</w:t>
-        </w:r>
-      </w:hyperlink>
-      <w:r>
-        <w:t xml:space="preserve">. New York: Farrar, Straus and Giroux, 2012.</w:t>
-      </w:r>
-    </w:p>
-    <w:p>
-      <w:pPr>
-        <w:pStyle w:val="NoteEntry"/>
-      </w:pPr>
-      <w:r>
-        <w:rPr>
-          <w:i/>
-          <w:iCs/>
-        </w:rPr>
-        <w:t xml:space="preserve">The Cultural Revolution. </w:t>
-      </w:r>
-      <w:r>
-        <w:t xml:space="preserve">MacFarquhar, Roderick, and Michael Schoenhals. </w:t>
-      </w:r>
-      <w:hyperlink w:history="1" r:id="rIdmz73kggkzgiwvw5ctbwih">
-        <w:r>
-          <w:rPr>
-            <w:rStyle w:val="Hyperlink"/>
-          </w:rPr>
-          <w:t xml:space="preserve">Mao’s Last Revolution</w:t>
-        </w:r>
-      </w:hyperlink>
-      <w:r>
-        <w:t xml:space="preserve">. Cambridge, MA: Belknap Press of Harvard University Press, 2006.</w:t>
-      </w:r>
-    </w:p>
-    <w:p>
-      <w:pPr>
-        <w:pStyle w:val="NoteEntry"/>
-      </w:pPr>
-      <w:r>
-        <w:rPr>
-          <w:i/>
-          <w:iCs/>
-        </w:rPr>
-        <w:t xml:space="preserve">Plastic entering the ocean (2010 data). </w:t>
-      </w:r>
-      <w:r>
-        <w:t xml:space="preserve">Jambeck, Jenna R., et al. “</w:t>
-      </w:r>
-      <w:hyperlink w:history="1" r:id="rIda4zjxleed-ssao8mqgptf">
-        <w:r>
-          <w:rPr>
-            <w:rStyle w:val="Hyperlink"/>
-          </w:rPr>
-          <w:t xml:space="preserve">Plastic Waste Inputs from Land into the Ocean</w:t>
-        </w:r>
-      </w:hyperlink>
-      <w:r>
-        <w:t xml:space="preserve">.” Science 347 (2015): 768–71.</w:t>
-      </w:r>
-    </w:p>
-    <w:p>
-      <w:pPr>
-        <w:pStyle w:val="NoteEntry"/>
-      </w:pPr>
-      <w:r>
-        <w:rPr>
-          <w:i/>
-          <w:iCs/>
-        </w:rPr>
-        <w:t xml:space="preserve">River plastic, a later estimate with a different ranking. </w:t>
-      </w:r>
-      <w:r>
-        <w:t xml:space="preserve">Meijer, Lourens J. J., et al. “</w:t>
-      </w:r>
-      <w:hyperlink w:history="1" r:id="rId2sennwmvwdprowqn9amx4">
-        <w:r>
-          <w:rPr>
-            <w:rStyle w:val="Hyperlink"/>
-          </w:rPr>
-          <w:t xml:space="preserve">More than 1000 Rivers Account for 80% of Global Riverine Plastic Emissions into the Ocean</w:t>
-        </w:r>
-      </w:hyperlink>
-      <w:r>
-        <w:t xml:space="preserve">.” Science Advances 7 (2021): eaaz5803.</w:t>
-      </w:r>
-    </w:p>
-    <w:p>
-      <w:pPr>
-        <w:pStyle w:val="NoteEntry"/>
-      </w:pPr>
-      <w:r>
-        <w:rPr>
-          <w:i/>
-          <w:iCs/>
-        </w:rPr>
-        <w:t xml:space="preserve">Pooh’s rise and the anti-corruption campaign. </w:t>
-      </w:r>
-      <w:r>
-        <w:t xml:space="preserve">Economy, Elizabeth C. </w:t>
-      </w:r>
-      <w:hyperlink w:history="1" r:id="rIdnohyfh5fya08l4p0nfywx">
-        <w:r>
-          <w:rPr>
-            <w:rStyle w:val="Hyperlink"/>
-          </w:rPr>
-          <w:t xml:space="preserve">The Third Revolution: Xi Jinping and the New Chinese State</w:t>
-        </w:r>
-      </w:hyperlink>
-      <w:r>
-        <w:t xml:space="preserve">. New York: Oxford University Press, 2018.</w:t>
-      </w:r>
-    </w:p>
-    <w:p>
-      <w:pPr>
-        <w:pStyle w:val="NoteEntry"/>
-      </w:pPr>
-      <w:r>
-        <w:rPr>
-          <w:i/>
-          <w:iCs/>
-        </w:rPr>
-        <w:t xml:space="preserve">The 2018 end of the presidential term limit. </w:t>
-      </w:r>
-      <w:r>
-        <w:t xml:space="preserve">Amendment to the Constitution of the People’s Republic of China, adopted by the National People’s Congress, March 11, 2018.</w:t>
-      </w:r>
-    </w:p>
-    <w:p>
-      <w:pPr>
-        <w:pStyle w:val="NoteEntry"/>
-      </w:pPr>
-      <w:r>
-        <w:rPr>
-          <w:i/>
-          <w:iCs/>
-        </w:rPr>
-        <w:t xml:space="preserve">Hong Kong’s national-security law. </w:t>
-      </w:r>
-      <w:r>
-        <w:t xml:space="preserve">Law of the People’s Republic of China on Safeguarding National Security in the Hong Kong Special Administrative Region, promulgated June 30, 2020.</w:t>
-      </w:r>
-    </w:p>
-    <w:p>
-      <w:pPr>
-        <w:pStyle w:val="NoteEntry"/>
-      </w:pPr>
-      <w:r>
-        <w:rPr>
-          <w:i/>
-          <w:iCs/>
-        </w:rPr>
-        <w:t xml:space="preserve">The Winnie-the-Pooh memes and their censorship. </w:t>
-      </w:r>
-      <w:r>
-        <w:t xml:space="preserve">McDonell, Stephen. “</w:t>
-      </w:r>
-      <w:hyperlink w:history="1" r:id="rIdwrrzgyosqjjhkhov93ttk">
-        <w:r>
-          <w:rPr>
-            <w:rStyle w:val="Hyperlink"/>
-          </w:rPr>
-          <w:t xml:space="preserve">Why China Censors Banned Winnie the Pooh</w:t>
-        </w:r>
-      </w:hyperlink>
-      <w:r>
-        <w:t xml:space="preserve">.” BBC News, July 17, 2017.</w:t>
-      </w:r>
-    </w:p>
-    <w:p>
-      <w:pPr>
-        <w:pStyle w:val="NoteEntry"/>
-      </w:pPr>
-      <w:r>
-        <w:rPr>
-          <w:i/>
-          <w:iCs/>
-        </w:rPr>
-        <w:t xml:space="preserve">Little Bear Winnie on Weibo and WeChat; the 2013 and 2014 pairings. </w:t>
-      </w:r>
-      <w:r>
-        <w:t xml:space="preserve">Agence France-Presse. “‘Oh, Bother’: </w:t>
-      </w:r>
-      <w:hyperlink w:history="1" r:id="rIdllpzvdglvgxzxfyot8evy">
-        <w:r>
-          <w:rPr>
-            <w:rStyle w:val="Hyperlink"/>
-          </w:rPr>
-          <w:t xml:space="preserve">Winnie the Pooh Falls Foul of Chinese Internet Censors</w:t>
-        </w:r>
-      </w:hyperlink>
-      <w:r>
-        <w:t xml:space="preserve">.” The Guardian, July 17, 2017.</w:t>
-      </w:r>
-    </w:p>
-    <w:p>
-      <w:pPr>
-        <w:pStyle w:val="Heading2"/>
-      </w:pPr>
-      <w:r>
-        <w:t xml:space="preserve">The 13th Century BCE to 1948 CE: The People Who Kept Their Story — A Complete History of the Jews</w:t>
-      </w:r>
-    </w:p>
-    <w:p>
-      <w:pPr>
-        <w:pStyle w:val="NoteEntry"/>
-      </w:pPr>
-      <w:r>
-        <w:rPr>
-          <w:i/>
-          <w:iCs/>
-        </w:rPr>
-        <w:t xml:space="preserve">The long history. </w:t>
-      </w:r>
-      <w:r>
-        <w:t xml:space="preserve">Schama, Simon. </w:t>
-      </w:r>
-      <w:hyperlink w:history="1" r:id="rIdu9jsamx5m0ssisi-7xyf9">
-        <w:r>
-          <w:rPr>
-            <w:rStyle w:val="Hyperlink"/>
-          </w:rPr>
-          <w:t xml:space="preserve">The Story of the Jews</w:t>
-        </w:r>
-      </w:hyperlink>
-      <w:r>
-        <w:t xml:space="preserve">. 2 vols. London: Bodley Head, 2013 and 2017.</w:t>
-      </w:r>
-    </w:p>
-    <w:p>
-      <w:pPr>
-        <w:pStyle w:val="NoteEntry"/>
-      </w:pPr>
-      <w:r>
-        <w:rPr>
-          <w:i/>
-          <w:iCs/>
-        </w:rPr>
-        <w:t xml:space="preserve">Archaeology and the biblical narratives. </w:t>
-      </w:r>
-      <w:r>
-        <w:t xml:space="preserve">Finkelstein, Israel, and Neil Asher Silberman. </w:t>
-      </w:r>
-      <w:hyperlink w:history="1" r:id="rIdk18axzh-5gfq_b310onn2">
-        <w:r>
-          <w:rPr>
-            <w:rStyle w:val="Hyperlink"/>
-          </w:rPr>
-          <w:t xml:space="preserve">The Bible Unearthed</w:t>
-        </w:r>
-      </w:hyperlink>
-      <w:r>
-        <w:t xml:space="preserve">. New York: Free Press, 2001.</w:t>
-      </w:r>
-    </w:p>
-    <w:p>
-      <w:pPr>
-        <w:pStyle w:val="NoteEntry"/>
-      </w:pPr>
-      <w:r>
-        <w:rPr>
-          <w:i/>
-          <w:iCs/>
-        </w:rPr>
-        <w:t xml:space="preserve">The Tel Dan Stele and the archaeological debate over the United Monarchy’s scale. </w:t>
-      </w:r>
-      <w:r>
-        <w:t xml:space="preserve">Dever, William G. Beyond the Texts: An Archaeological Portrait of Ancient Israel and Judah. Atlanta: SBL Press, 2017.</w:t>
-      </w:r>
-    </w:p>
-    <w:p>
-      <w:pPr>
-        <w:pStyle w:val="NoteEntry"/>
-      </w:pPr>
-      <w:r>
-        <w:rPr>
-          <w:i/>
-          <w:iCs/>
-        </w:rPr>
-        <w:t xml:space="preserve">The Dead Sea Scrolls. </w:t>
-      </w:r>
-      <w:r>
-        <w:t xml:space="preserve">VanderKam, James C. </w:t>
-      </w:r>
-      <w:hyperlink w:history="1" r:id="rIdm3q9bqxpetbvpf9cmtm7m">
-        <w:r>
-          <w:rPr>
-            <w:rStyle w:val="Hyperlink"/>
-          </w:rPr>
-          <w:t xml:space="preserve">The Dead Sea Scrolls Today</w:t>
-        </w:r>
-      </w:hyperlink>
-      <w:r>
-        <w:t xml:space="preserve">. 2nd ed. Grand Rapids: Eerdmans, 2010.</w:t>
-      </w:r>
-    </w:p>
-    <w:p>
-      <w:pPr>
-        <w:pStyle w:val="NoteEntry"/>
-      </w:pPr>
-      <w:r>
-        <w:rPr>
-          <w:i/>
-          <w:iCs/>
-        </w:rPr>
-        <w:t xml:space="preserve">Masada and its single source. </w:t>
-      </w:r>
-      <w:r>
-        <w:t xml:space="preserve">Magness, Jodi. </w:t>
-      </w:r>
-      <w:hyperlink w:history="1" r:id="rIdbf418-r59tjwnwgangxgj">
-        <w:r>
-          <w:rPr>
-            <w:rStyle w:val="Hyperlink"/>
-          </w:rPr>
-          <w:t xml:space="preserve">Masada: From Jewish Revolt to Modern Myth</w:t>
-        </w:r>
-      </w:hyperlink>
-      <w:r>
-        <w:t xml:space="preserve">. Princeton: Princeton University Press, 2019.</w:t>
-      </w:r>
-    </w:p>
-    <w:p>
-      <w:pPr>
-        <w:pStyle w:val="NoteEntry"/>
-      </w:pPr>
-      <w:r>
-        <w:rPr>
-          <w:i/>
-          <w:iCs/>
-        </w:rPr>
-        <w:t xml:space="preserve">The 1948 refugees. </w:t>
-      </w:r>
-      <w:r>
-        <w:t xml:space="preserve">Morris, Benny. </w:t>
-      </w:r>
-      <w:hyperlink w:history="1" r:id="rIdrd-ywh0ifq23vpoz6-ycw">
-        <w:r>
-          <w:rPr>
-            <w:rStyle w:val="Hyperlink"/>
-          </w:rPr>
-          <w:t xml:space="preserve">The Birth of the Palestinian Refugee Problem Revisited</w:t>
-        </w:r>
-      </w:hyperlink>
-      <w:r>
-        <w:t xml:space="preserve">. Cambridge: Cambridge University Press, 2004.</w:t>
-      </w:r>
-    </w:p>
-    <w:p>
-      <w:pPr>
-        <w:pStyle w:val="Heading2"/>
-      </w:pPr>
-      <w:r>
-        <w:t xml:space="preserve">1945–1991: Cold War — Two Powers, One Planet</w:t>
-      </w:r>
-    </w:p>
-    <w:p>
-      <w:pPr>
-        <w:pStyle w:val="NoteEntry"/>
-      </w:pPr>
-      <w:r>
-        <w:rPr>
-          <w:i/>
-          <w:iCs/>
-        </w:rPr>
-        <w:t xml:space="preserve">The Cold War as a whole. </w:t>
-      </w:r>
-      <w:r>
-        <w:t xml:space="preserve">Gaddis, John Lewis. </w:t>
-      </w:r>
-      <w:hyperlink w:history="1" r:id="rIduosag6alqfaxiabdkq1j0">
-        <w:r>
-          <w:rPr>
-            <w:rStyle w:val="Hyperlink"/>
-          </w:rPr>
-          <w:t xml:space="preserve">The Cold War: A New History</w:t>
-        </w:r>
-      </w:hyperlink>
-      <w:r>
-        <w:t xml:space="preserve">. New York: Penguin, 2005.</w:t>
-      </w:r>
-    </w:p>
-    <w:p>
-      <w:pPr>
-        <w:pStyle w:val="NoteEntry"/>
-      </w:pPr>
-      <w:r>
-        <w:rPr>
-          <w:i/>
-          <w:iCs/>
-        </w:rPr>
-        <w:t xml:space="preserve">Submarine B-59 and Arkhipov. </w:t>
-      </w:r>
-      <w:r>
-        <w:t xml:space="preserve">Savranskaya, Svetlana V. “</w:t>
-      </w:r>
-      <w:hyperlink w:history="1" r:id="rIdkkofcxoarumichmhcjzxt">
-        <w:r>
-          <w:rPr>
-            <w:rStyle w:val="Hyperlink"/>
-          </w:rPr>
-          <w:t xml:space="preserve">New Sources on the Role of Soviet Submarines in the Cuban Missile Crisis</w:t>
-        </w:r>
-      </w:hyperlink>
-      <w:r>
-        <w:t xml:space="preserve">.” Journal of Strategic Studies 28 (2005): 233–59.</w:t>
-      </w:r>
-    </w:p>
-    <w:p>
-      <w:pPr>
-        <w:pStyle w:val="NoteEntry"/>
-      </w:pPr>
-      <w:r>
-        <w:rPr>
-          <w:i/>
-          <w:iCs/>
-        </w:rPr>
-        <w:t xml:space="preserve">Petrov and the 1983 false alarm. </w:t>
-      </w:r>
-      <w:r>
-        <w:t xml:space="preserve">Hoffman, David E. </w:t>
-      </w:r>
-      <w:hyperlink w:history="1" r:id="rIdysl2tih5secxvjarjfsbu">
-        <w:r>
-          <w:rPr>
-            <w:rStyle w:val="Hyperlink"/>
-          </w:rPr>
-          <w:t xml:space="preserve">The Dead Hand</w:t>
-        </w:r>
-      </w:hyperlink>
-      <w:r>
-        <w:t xml:space="preserve">. New York: Doubleday, 2009.</w:t>
-      </w:r>
-    </w:p>
-    <w:p>
-      <w:pPr>
-        <w:pStyle w:val="NoteEntry"/>
-      </w:pPr>
-      <w:r>
-        <w:rPr>
-          <w:i/>
-          <w:iCs/>
-        </w:rPr>
-        <w:t xml:space="preserve">The bomb. </w:t>
-      </w:r>
-      <w:r>
-        <w:t xml:space="preserve">Rhodes, Richard. </w:t>
-      </w:r>
-      <w:hyperlink w:history="1" r:id="rIdp8qgqlurtfeiakoxes5lq">
-        <w:r>
-          <w:rPr>
-            <w:rStyle w:val="Hyperlink"/>
-          </w:rPr>
-          <w:t xml:space="preserve">The Making of the Atomic Bomb</w:t>
-        </w:r>
-      </w:hyperlink>
-      <w:r>
-        <w:t xml:space="preserve">. New York: Simon &amp; Schuster, 1986.</w:t>
-      </w:r>
-    </w:p>
-    <w:p>
-      <w:pPr>
-        <w:pStyle w:val="NoteEntry"/>
-      </w:pPr>
-      <w:r>
-        <w:rPr>
-          <w:i/>
-          <w:iCs/>
-        </w:rPr>
-        <w:t xml:space="preserve">The people of Bikini. </w:t>
-      </w:r>
-      <w:r>
-        <w:t xml:space="preserve">Niedenthal, Jack. </w:t>
-      </w:r>
-      <w:hyperlink w:history="1" r:id="rIdzjol4_ugxpwdkk9u7jvr6">
-        <w:r>
-          <w:rPr>
-            <w:rStyle w:val="Hyperlink"/>
-          </w:rPr>
-          <w:t xml:space="preserve">For the Good of Mankind: A History of the People of Bikini and Their Islands</w:t>
-        </w:r>
-      </w:hyperlink>
-      <w:r>
-        <w:t xml:space="preserve">. 2nd ed. Majuro: Bravo Publishers, 2001.</w:t>
-      </w:r>
-    </w:p>
-    <w:p>
-      <w:pPr>
-        <w:pStyle w:val="Heading2"/>
-      </w:pPr>
-      <w:r>
-        <w:t xml:space="preserve">1957 to 2026: Leaving the Cradle — Space Travel, the Moon, Mars, and (Maybe) the Galaxy</w:t>
-      </w:r>
-    </w:p>
-    <w:p>
-      <w:pPr>
-        <w:pStyle w:val="NoteEntry"/>
-      </w:pPr>
-      <w:r>
-        <w:rPr>
-          <w:i/>
-          <w:iCs/>
-        </w:rPr>
-        <w:t xml:space="preserve">Artemis II record distance and splashdown. </w:t>
-      </w:r>
-      <w:r>
-        <w:t xml:space="preserve">NASA. “</w:t>
-      </w:r>
-      <w:hyperlink w:history="1" r:id="rIdomjlnplxv0dl5xwtgbcau">
-        <w:r>
-          <w:rPr>
-            <w:rStyle w:val="Hyperlink"/>
-          </w:rPr>
-          <w:t xml:space="preserve">NASA Welcomes Record-Setting Artemis II Moonfarers Back to Earth</w:t>
-        </w:r>
-      </w:hyperlink>
-      <w:r>
-        <w:t xml:space="preserve">.” News release, April 10, 2026 (updated May 7, 2026).</w:t>
-      </w:r>
-    </w:p>
-    <w:p>
-      <w:pPr>
-        <w:pStyle w:val="NoteEntry"/>
-      </w:pPr>
-      <w:r>
-        <w:rPr>
-          <w:i/>
-          <w:iCs/>
-        </w:rPr>
-        <w:t xml:space="preserve">Apollo. </w:t>
-      </w:r>
-      <w:r>
-        <w:t xml:space="preserve">Chaikin, Andrew. </w:t>
-      </w:r>
-      <w:hyperlink w:history="1" r:id="rId2o2z64rggmbiepwhgeulk">
-        <w:r>
-          <w:rPr>
-            <w:rStyle w:val="Hyperlink"/>
-          </w:rPr>
-          <w:t xml:space="preserve">A Man on the Moon</w:t>
-        </w:r>
-      </w:hyperlink>
-      <w:r>
-        <w:t xml:space="preserve">. New York: Viking, 1994.</w:t>
-      </w:r>
-    </w:p>
-    <w:p>
-      <w:pPr>
-        <w:pStyle w:val="NoteEntry"/>
-      </w:pPr>
-      <w:r>
-        <w:rPr>
-          <w:i/>
-          <w:iCs/>
-        </w:rPr>
-        <w:t xml:space="preserve">The Soviet program. </w:t>
-      </w:r>
-      <w:r>
-        <w:t xml:space="preserve">Siddiqi, Asif A. </w:t>
-      </w:r>
-      <w:hyperlink w:history="1" r:id="rIdf68c4dcdw7yulktmcvg84">
-        <w:r>
-          <w:rPr>
-            <w:rStyle w:val="Hyperlink"/>
-          </w:rPr>
-          <w:t xml:space="preserve">Challenge to Apollo: The Soviet Union and the Space Race, 1945–1974</w:t>
-        </w:r>
-      </w:hyperlink>
-      <w:r>
-        <w:t xml:space="preserve">. Washington, DC: NASA History Division, 2000 (NASA SP-2000-4408).</w:t>
-      </w:r>
-    </w:p>
-    <w:p>
-      <w:pPr>
-        <w:pStyle w:val="NoteEntry"/>
-      </w:pPr>
-      <w:r>
-        <w:rPr>
-          <w:i/>
-          <w:iCs/>
-        </w:rPr>
-        <w:t xml:space="preserve">Water in the LCROSS plume. </w:t>
-      </w:r>
-      <w:r>
-        <w:t xml:space="preserve">Colaprete, Anthony, et al. “</w:t>
-      </w:r>
-      <w:hyperlink w:history="1" r:id="rIdxitct4o0naxbsnbiknh75">
-        <w:r>
-          <w:rPr>
-            <w:rStyle w:val="Hyperlink"/>
-          </w:rPr>
-          <w:t xml:space="preserve">Detection of Water in the LCROSS Ejecta Plume</w:t>
-        </w:r>
-      </w:hyperlink>
-      <w:r>
-        <w:t xml:space="preserve">.” Science 330 (2010): 463–68.</w:t>
-      </w:r>
-    </w:p>
-    <w:p>
-      <w:pPr>
-        <w:pStyle w:val="NoteEntry"/>
-      </w:pPr>
-      <w:r>
-        <w:rPr>
-          <w:i/>
-          <w:iCs/>
-        </w:rPr>
-        <w:t xml:space="preserve">Mars: the canals that were never there. </w:t>
-      </w:r>
-      <w:r>
-        <w:t xml:space="preserve">Sheehan, William. </w:t>
-      </w:r>
-      <w:hyperlink w:history="1" r:id="rIdmwc11ubfm8jjuevnfvmy1">
-        <w:r>
-          <w:rPr>
-            <w:rStyle w:val="Hyperlink"/>
-          </w:rPr>
-          <w:t xml:space="preserve">The Planet Mars: A History of Observation and Discovery</w:t>
-        </w:r>
-      </w:hyperlink>
-      <w:r>
-        <w:t xml:space="preserve">. Tucson: University of Arizona Press, 1996.</w:t>
-      </w:r>
-    </w:p>
-    <w:p>
-      <w:pPr>
-        <w:pStyle w:val="NoteEntry"/>
-      </w:pPr>
-      <w:r>
-        <w:rPr>
-          <w:i/>
-          <w:iCs/>
-        </w:rPr>
-        <w:t xml:space="preserve">Curiosity and the lake at Gale Crater. </w:t>
-      </w:r>
-      <w:r>
-        <w:t xml:space="preserve">Grotzinger, John P., et al. “</w:t>
-      </w:r>
-      <w:hyperlink w:history="1" r:id="rIdjftd3loy2f3zxtqqcfvla">
-        <w:r>
-          <w:rPr>
-            <w:rStyle w:val="Hyperlink"/>
-          </w:rPr>
-          <w:t xml:space="preserve">A Habitable Fluvio-Lacustrine Environment at Yellowknife Bay, Gale Crater, Mars</w:t>
-        </w:r>
-      </w:hyperlink>
-      <w:r>
-        <w:t xml:space="preserve">.” Science 343 (2014): 1242777.</w:t>
-      </w:r>
-    </w:p>
-    <w:p>
-      <w:pPr>
-        <w:pStyle w:val="NoteEntry"/>
-      </w:pPr>
-      <w:r>
-        <w:rPr>
-          <w:i/>
-          <w:iCs/>
-        </w:rPr>
-        <w:t xml:space="preserve">Perseverance and the delta at Jezero Crater. </w:t>
-      </w:r>
-      <w:r>
-        <w:t xml:space="preserve">Mangold, Nicolas, et al. “</w:t>
-      </w:r>
-      <w:hyperlink w:history="1" r:id="rId3dsgyxdhcaplmyero-sqk">
-        <w:r>
-          <w:rPr>
-            <w:rStyle w:val="Hyperlink"/>
-          </w:rPr>
-          <w:t xml:space="preserve">Perseverance Rover Reveals an Ancient Delta-Lake System and Flood Deposits at Jezero Crater, Mars</w:t>
-        </w:r>
-      </w:hyperlink>
-      <w:r>
-        <w:t xml:space="preserve">.” Science 374 (2021): 711–17.</w:t>
-      </w:r>
-    </w:p>
-    <w:p>
-      <w:pPr>
-        <w:pStyle w:val="Heading2"/>
-      </w:pPr>
-      <w:r>
-        <w:t xml:space="preserve">1905 Onward: The Physics That Finally Made Sense to Someone</w:t>
-      </w:r>
-    </w:p>
-    <w:p>
-      <w:pPr>
-        <w:pStyle w:val="NoteEntry"/>
-      </w:pPr>
-      <w:r>
-        <w:rPr>
-          <w:i/>
-          <w:iCs/>
-        </w:rPr>
-        <w:t xml:space="preserve">Relativity in GPS. </w:t>
-      </w:r>
-      <w:r>
-        <w:t xml:space="preserve">Ashby, Neil. “</w:t>
-      </w:r>
-      <w:hyperlink w:history="1" r:id="rIdj_ldobnvl412eh9uiqv48">
-        <w:r>
-          <w:rPr>
-            <w:rStyle w:val="Hyperlink"/>
-          </w:rPr>
-          <w:t xml:space="preserve">Relativity in the Global Positioning System</w:t>
-        </w:r>
-      </w:hyperlink>
-      <w:r>
-        <w:t xml:space="preserve">.” Living Reviews in Relativity 6 (2003): 1.</w:t>
-      </w:r>
-    </w:p>
-    <w:p>
-      <w:pPr>
-        <w:pStyle w:val="NoteEntry"/>
-      </w:pPr>
-      <w:r>
-        <w:rPr>
-          <w:i/>
-          <w:iCs/>
-        </w:rPr>
-        <w:t xml:space="preserve">The 1919 eclipse expeditions (Príncipe and Sobral). </w:t>
-      </w:r>
-      <w:r>
-        <w:t xml:space="preserve">Dyson, F. W., A. S. Eddington, and C. Davidson. “</w:t>
-      </w:r>
-      <w:hyperlink w:history="1" r:id="rIdct1mjvvkuvao6_yexrmec">
-        <w:r>
-          <w:rPr>
-            <w:rStyle w:val="Hyperlink"/>
-          </w:rPr>
-          <w:t xml:space="preserve">A Determination of the Deflection of Light by the Sun’s Gravitational Field</w:t>
-        </w:r>
-      </w:hyperlink>
-      <w:r>
-        <w:t xml:space="preserve">.” Philosophical Transactions of the Royal Society A 220 (1920): 291–333.</w:t>
-      </w:r>
-    </w:p>
-    <w:p>
-      <w:pPr>
-        <w:pStyle w:val="NoteEntry"/>
-      </w:pPr>
-      <w:r>
-        <w:rPr>
-          <w:i/>
-          <w:iCs/>
-        </w:rPr>
-        <w:t xml:space="preserve">How dolphin sonar works. </w:t>
-      </w:r>
-      <w:r>
-        <w:t xml:space="preserve">Au, Whitlow W. L. </w:t>
-      </w:r>
-      <w:hyperlink w:history="1" r:id="rIdvba_esbuifyjz77kpynml">
-        <w:r>
-          <w:rPr>
-            <w:rStyle w:val="Hyperlink"/>
-          </w:rPr>
-          <w:t xml:space="preserve">The Sonar of Dolphins</w:t>
-        </w:r>
-      </w:hyperlink>
-      <w:r>
-        <w:t xml:space="preserve">. New York: Springer, 1993.</w:t>
-      </w:r>
-    </w:p>
-    <w:p>
-      <w:pPr>
-        <w:pStyle w:val="NoteEntry"/>
-      </w:pPr>
-      <w:r>
-        <w:rPr>
-          <w:i/>
-          <w:iCs/>
-        </w:rPr>
-        <w:t xml:space="preserve">The word ‘sonar’ coined at Harvard’s wartime Underwater Sound Laboratory. </w:t>
-      </w:r>
-      <w:r>
-        <w:t xml:space="preserve">Pestorius, Frederick M., and David T. Blackstock. “Contributions to the Development of Underwater Acoustics at the Harvard Underwater Sound Laboratory (HUSL).” Proceedings of Meetings on Acoustics 23 (2015): 070008.</w:t>
-      </w:r>
-    </w:p>
-    <w:p>
-      <w:pPr>
-        <w:pStyle w:val="NoteEntry"/>
-      </w:pPr>
-      <w:r>
-        <w:rPr>
-          <w:i/>
-          <w:iCs/>
-        </w:rPr>
-        <w:t xml:space="preserve">The holographic principle. </w:t>
-      </w:r>
-      <w:r>
-        <w:t xml:space="preserve">Susskind, Leonard. “</w:t>
-      </w:r>
-      <w:hyperlink w:history="1" r:id="rIdrundpryyyoy6ocpesfwes">
-        <w:r>
-          <w:rPr>
-            <w:rStyle w:val="Hyperlink"/>
-          </w:rPr>
-          <w:t xml:space="preserve">The World as a Hologram</w:t>
-        </w:r>
-      </w:hyperlink>
-      <w:r>
-        <w:t xml:space="preserve">.” Journal of Mathematical Physics 36 (1995): 6377–96.</w:t>
-      </w:r>
-    </w:p>
-    <w:p>
-      <w:pPr>
-        <w:pStyle w:val="NoteEntry"/>
-      </w:pPr>
-      <w:r>
-        <w:rPr>
-          <w:i/>
-          <w:iCs/>
-        </w:rPr>
-        <w:t xml:space="preserve">Gordon Gould’s 1957 coinage of ‘laser’. </w:t>
-      </w:r>
-      <w:r>
-        <w:t xml:space="preserve">Hecht, Jeff. “Short History of Laser Development.” Optical Engineering 49, no. 9 (2010): 091002.</w:t>
-      </w:r>
-    </w:p>
-    <w:p>
-      <w:pPr>
-        <w:pStyle w:val="NoteEntry"/>
-      </w:pPr>
-      <w:r>
-        <w:rPr>
-          <w:i/>
-          <w:iCs/>
-        </w:rPr>
-        <w:t xml:space="preserve">Mendeleev’s table and the predicted elements. </w:t>
-      </w:r>
-      <w:r>
-        <w:t xml:space="preserve">Scerri, Eric R. </w:t>
-      </w:r>
-      <w:hyperlink w:history="1" r:id="rIdcz1op-uuay0uysc_ctqce">
-        <w:r>
-          <w:rPr>
-            <w:rStyle w:val="Hyperlink"/>
-          </w:rPr>
-          <w:t xml:space="preserve">The Periodic Table: Its Story and Its Significance</w:t>
-        </w:r>
-      </w:hyperlink>
-      <w:r>
-        <w:t xml:space="preserve">. New York: Oxford University Press, 2006.</w:t>
-      </w:r>
-    </w:p>
-    <w:p>
-      <w:pPr>
-        <w:pStyle w:val="NoteEntry"/>
-      </w:pPr>
-      <w:r>
-        <w:rPr>
-          <w:i/>
-          <w:iCs/>
-        </w:rPr>
-        <w:t xml:space="preserve">Ammonia synthesis and the food supply. </w:t>
-      </w:r>
-      <w:r>
-        <w:t xml:space="preserve">Erisman, Jan Willem, et al. “</w:t>
-      </w:r>
-      <w:hyperlink w:history="1" r:id="rIdtwy9sjjvoezrfn9uxmwkq">
-        <w:r>
-          <w:rPr>
-            <w:rStyle w:val="Hyperlink"/>
-          </w:rPr>
-          <w:t xml:space="preserve">How a Century of Ammonia Synthesis Changed the World</w:t>
-        </w:r>
-      </w:hyperlink>
-      <w:r>
-        <w:t xml:space="preserve">.” Nature Geoscience 1 (2008): 636–39.</w:t>
-      </w:r>
-    </w:p>
-    <w:p>
-      <w:pPr>
-        <w:pStyle w:val="NoteEntry"/>
-      </w:pPr>
-      <w:r>
-        <w:rPr>
-          <w:i/>
-          <w:iCs/>
-        </w:rPr>
-        <w:t xml:space="preserve">The double helix. </w:t>
-      </w:r>
-      <w:r>
-        <w:t xml:space="preserve">Watson, J. D., and F. H. C. Crick. “</w:t>
-      </w:r>
-      <w:hyperlink w:history="1" r:id="rIdbrb9kc1rywyxhsfqcness">
-        <w:r>
-          <w:rPr>
-            <w:rStyle w:val="Hyperlink"/>
-          </w:rPr>
-          <w:t xml:space="preserve">Molecular Structure of Nucleic Acids: A Structure for Deoxyribose Nucleic Acid</w:t>
-        </w:r>
-      </w:hyperlink>
-      <w:r>
-        <w:t xml:space="preserve">.” Nature 171 (1953): 737–38.</w:t>
-      </w:r>
-    </w:p>
-    <w:p>
-      <w:pPr>
-        <w:pStyle w:val="NoteEntry"/>
-      </w:pPr>
-      <w:r>
-        <w:rPr>
-          <w:i/>
-          <w:iCs/>
-        </w:rPr>
-        <w:t xml:space="preserve">Franklin’s X-ray evidence. </w:t>
-      </w:r>
-      <w:r>
-        <w:t xml:space="preserve">Franklin, Rosalind E., and R. G. Gosling. “</w:t>
-      </w:r>
-      <w:hyperlink w:history="1" r:id="rIdl5ej-q12s3ma7mnr7zoy9">
-        <w:r>
-          <w:rPr>
-            <w:rStyle w:val="Hyperlink"/>
-          </w:rPr>
-          <w:t xml:space="preserve">Molecular Configuration in Sodium Thymonucleate</w:t>
-        </w:r>
-      </w:hyperlink>
-      <w:r>
-        <w:t xml:space="preserve">.” Nature 171 (1953): 740–41.</w:t>
-      </w:r>
-    </w:p>
-    <w:p>
-      <w:pPr>
-        <w:pStyle w:val="NoteEntry"/>
-      </w:pPr>
-      <w:r>
-        <w:rPr>
-          <w:i/>
-          <w:iCs/>
-        </w:rPr>
-        <w:t xml:space="preserve">The draft human genome. </w:t>
-      </w:r>
-      <w:r>
-        <w:t xml:space="preserve">International Human Genome Sequencing Consortium. “</w:t>
-      </w:r>
-      <w:hyperlink w:history="1" r:id="rIdz1jrhn_0scbqf7hxqqbqd">
-        <w:r>
-          <w:rPr>
-            <w:rStyle w:val="Hyperlink"/>
-          </w:rPr>
-          <w:t xml:space="preserve">Initial Sequencing and Analysis of the Human Genome</w:t>
-        </w:r>
-      </w:hyperlink>
-      <w:r>
-        <w:t xml:space="preserve">.” Nature 409 (2001): 860–921.</w:t>
-      </w:r>
-    </w:p>
-    <w:p>
-      <w:pPr>
-        <w:pStyle w:val="NoteEntry"/>
-      </w:pPr>
-      <w:r>
-        <w:rPr>
-          <w:i/>
-          <w:iCs/>
-        </w:rPr>
-        <w:t xml:space="preserve">The finished genome. </w:t>
-      </w:r>
-      <w:r>
-        <w:t xml:space="preserve">International Human Genome Sequencing Consortium. “</w:t>
-      </w:r>
-      <w:hyperlink w:history="1" r:id="rIdw1gce51xti6fo9pguoct3">
-        <w:r>
-          <w:rPr>
-            <w:rStyle w:val="Hyperlink"/>
-          </w:rPr>
-          <w:t xml:space="preserve">Finishing the Euchromatic Sequence of the Human Genome</w:t>
-        </w:r>
-      </w:hyperlink>
-      <w:r>
-        <w:t xml:space="preserve">.” Nature 431 (2004): 931–45.</w:t>
-      </w:r>
-    </w:p>
-    <w:p>
-      <w:pPr>
-        <w:pStyle w:val="NoteEntry"/>
-      </w:pPr>
-      <w:r>
-        <w:rPr>
-          <w:i/>
-          <w:iCs/>
-        </w:rPr>
-        <w:t xml:space="preserve">The last gaps, 2022. </w:t>
-      </w:r>
-      <w:r>
-        <w:t xml:space="preserve">Nurk, Sergey, et al. “</w:t>
-      </w:r>
-      <w:hyperlink w:history="1" r:id="rIdvt1tj7zqjmf8tg8ohtefg">
-        <w:r>
-          <w:rPr>
-            <w:rStyle w:val="Hyperlink"/>
-          </w:rPr>
-          <w:t xml:space="preserve">The Complete Sequence of a Human Genome</w:t>
-        </w:r>
-      </w:hyperlink>
-      <w:r>
-        <w:t xml:space="preserve">.” Science 376 (2022): 44–53.</w:t>
-      </w:r>
-    </w:p>
-    <w:p>
-      <w:pPr>
-        <w:pStyle w:val="NoteEntry"/>
-      </w:pPr>
-      <w:r>
-        <w:rPr>
-          <w:i/>
-          <w:iCs/>
-        </w:rPr>
-        <w:t xml:space="preserve">Seafloor magnetic stripes and plate tectonics. </w:t>
-      </w:r>
-      <w:r>
-        <w:t xml:space="preserve">Vine, F. J., and D. H. Matthews. “</w:t>
-      </w:r>
-      <w:hyperlink w:history="1" r:id="rIdbinphshqxuk_fzh_2zj23">
-        <w:r>
-          <w:rPr>
-            <w:rStyle w:val="Hyperlink"/>
-          </w:rPr>
-          <w:t xml:space="preserve">Magnetic Anomalies over Oceanic Ridges</w:t>
-        </w:r>
-      </w:hyperlink>
-      <w:r>
-        <w:t xml:space="preserve">.” Nature 199 (1963): 947–49.</w:t>
-      </w:r>
-    </w:p>
-    <w:p>
-      <w:pPr>
-        <w:pStyle w:val="NoteEntry"/>
-      </w:pPr>
-      <w:r>
-        <w:rPr>
-          <w:i/>
-          <w:iCs/>
-        </w:rPr>
-        <w:t xml:space="preserve">The predicted afterglow. </w:t>
-      </w:r>
-      <w:r>
-        <w:t xml:space="preserve">Alpher, Ralph A., and Robert Herman. “</w:t>
-      </w:r>
-      <w:hyperlink w:history="1" r:id="rIdvanhmlifgnnqnhkdxlk7w">
-        <w:r>
-          <w:rPr>
-            <w:rStyle w:val="Hyperlink"/>
-          </w:rPr>
-          <w:t xml:space="preserve">Evolution of the Universe</w:t>
-        </w:r>
-      </w:hyperlink>
-      <w:r>
-        <w:t xml:space="preserve">.” Nature 162 (1948): 774–75.</w:t>
-      </w:r>
-    </w:p>
-    <w:p>
-      <w:pPr>
-        <w:pStyle w:val="NoteEntry"/>
-      </w:pPr>
-      <w:r>
-        <w:rPr>
-          <w:i/>
-          <w:iCs/>
-        </w:rPr>
-        <w:t xml:space="preserve">The afterglow found. </w:t>
-      </w:r>
-      <w:r>
-        <w:t xml:space="preserve">Penzias, A. A., and R. W. Wilson. “</w:t>
-      </w:r>
-      <w:hyperlink w:history="1" r:id="rId4x5vk5aard-sv40pn2bjb">
-        <w:r>
-          <w:rPr>
-            <w:rStyle w:val="Hyperlink"/>
-          </w:rPr>
-          <w:t xml:space="preserve">A Measurement of Excess Antenna Temperature at 4080 Mc/s</w:t>
-        </w:r>
-      </w:hyperlink>
-      <w:r>
-        <w:t xml:space="preserve">.” Astrophysical Journal 142 (1965): 419–21.</w:t>
-      </w:r>
-    </w:p>
-    <w:p>
-      <w:pPr>
-        <w:pStyle w:val="NoteEntry"/>
-      </w:pPr>
-      <w:r>
-        <w:rPr>
-          <w:i/>
-          <w:iCs/>
-        </w:rPr>
-        <w:t xml:space="preserve">Cold fusion. </w:t>
-      </w:r>
-      <w:r>
-        <w:t xml:space="preserve">Fleischmann, Martin, and Stanley Pons. “</w:t>
-      </w:r>
-      <w:hyperlink w:history="1" r:id="rIdhuwpj7lsi-9sei9hkemoi">
-        <w:r>
-          <w:rPr>
-            <w:rStyle w:val="Hyperlink"/>
-          </w:rPr>
-          <w:t xml:space="preserve">Electrochemically Induced Nuclear Fusion of Deuterium</w:t>
-        </w:r>
-      </w:hyperlink>
-      <w:r>
-        <w:t xml:space="preserve">.” Journal of Electroanalytical Chemistry 261 (1989): 301–08.</w:t>
-      </w:r>
-    </w:p>
-    <w:p>
-      <w:pPr>
-        <w:pStyle w:val="NoteEntry"/>
-      </w:pPr>
-      <w:r>
-        <w:rPr>
-          <w:i/>
-          <w:iCs/>
-        </w:rPr>
-        <w:t xml:space="preserve">The arsenic bacterium (retracted 2025). </w:t>
-      </w:r>
-      <w:r>
-        <w:t xml:space="preserve">Wolfe-Simon, Felisa, et al. “</w:t>
-      </w:r>
-      <w:hyperlink w:history="1" r:id="rIde_eikfnlxgblhfyposlji">
-        <w:r>
-          <w:rPr>
-            <w:rStyle w:val="Hyperlink"/>
-          </w:rPr>
-          <w:t xml:space="preserve">A Bacterium That Can Grow by Using Arsenic Instead of Phosphorus</w:t>
-        </w:r>
-      </w:hyperlink>
-      <w:r>
-        <w:t xml:space="preserve">.” Science 332 (2011): 1163–66.</w:t>
-      </w:r>
-    </w:p>
-    <w:p>
-      <w:pPr>
-        <w:pStyle w:val="NoteEntry"/>
-      </w:pPr>
-      <w:r>
-        <w:rPr>
-          <w:i/>
-          <w:iCs/>
-        </w:rPr>
-        <w:t xml:space="preserve">The arsenic claim refuted. </w:t>
-      </w:r>
-      <w:r>
-        <w:t xml:space="preserve">Reaves, Marshall Louis, et al. “</w:t>
-      </w:r>
-      <w:hyperlink w:history="1" r:id="rId3x0y95kywub-woijyulo1">
-        <w:r>
-          <w:rPr>
-            <w:rStyle w:val="Hyperlink"/>
-          </w:rPr>
-          <w:t xml:space="preserve">Absence of Detectable Arsenate in DNA from Arsenate-Grown GFAJ-1 Cells</w:t>
-        </w:r>
-      </w:hyperlink>
-      <w:r>
-        <w:t xml:space="preserve">.” Science 337 (2012): 470–73.</w:t>
-      </w:r>
-    </w:p>
-    <w:p>
-      <w:pPr>
-        <w:pStyle w:val="Heading2"/>
-      </w:pPr>
-      <w:r>
-        <w:t xml:space="preserve">The 1940s to the 1970s: Decolonization — The World Redraws Itself</w:t>
-      </w:r>
-    </w:p>
-    <w:p>
-      <w:pPr>
-        <w:pStyle w:val="NoteEntry"/>
-      </w:pPr>
-      <w:r>
-        <w:rPr>
-          <w:i/>
-          <w:iCs/>
-        </w:rPr>
-        <w:t xml:space="preserve">The East India Company. </w:t>
-      </w:r>
-      <w:r>
-        <w:t xml:space="preserve">Dalrymple, William. </w:t>
-      </w:r>
-      <w:hyperlink w:history="1" r:id="rIdh4n9cmsmhvxdhlrgp21gz">
-        <w:r>
-          <w:rPr>
-            <w:rStyle w:val="Hyperlink"/>
-          </w:rPr>
-          <w:t xml:space="preserve">The Anarchy: The Relentless Rise of the East India Company</w:t>
-        </w:r>
-      </w:hyperlink>
-      <w:r>
-        <w:t xml:space="preserve">. London: Bloomsbury, 2019.</w:t>
-      </w:r>
-    </w:p>
-    <w:p>
-      <w:pPr>
-        <w:pStyle w:val="NoteEntry"/>
-      </w:pPr>
-      <w:r>
-        <w:rPr>
-          <w:i/>
-          <w:iCs/>
-        </w:rPr>
-        <w:t xml:space="preserve">Long-run shares of world output. </w:t>
-      </w:r>
-      <w:r>
-        <w:t xml:space="preserve">Maddison, Angus. </w:t>
-      </w:r>
-      <w:hyperlink w:history="1" r:id="rIdbyijzoatsujk_4zic09qj">
-        <w:r>
-          <w:rPr>
-            <w:rStyle w:val="Hyperlink"/>
-          </w:rPr>
-          <w:t xml:space="preserve">The World Economy: A Millennial Perspective</w:t>
-        </w:r>
-      </w:hyperlink>
-      <w:r>
-        <w:t xml:space="preserve">. Paris: OECD, 2001.</w:t>
-      </w:r>
-    </w:p>
-    <w:p>
-      <w:pPr>
-        <w:pStyle w:val="NoteEntry"/>
-      </w:pPr>
-      <w:r>
-        <w:rPr>
-          <w:i/>
-          <w:iCs/>
-        </w:rPr>
-        <w:t xml:space="preserve">Famine as a failure of entitlement, Bengal 1943. </w:t>
-      </w:r>
-      <w:r>
-        <w:t xml:space="preserve">Sen, Amartya. </w:t>
-      </w:r>
-      <w:hyperlink w:history="1" r:id="rIdg215urxwmytcpszu3a9sp">
-        <w:r>
-          <w:rPr>
-            <w:rStyle w:val="Hyperlink"/>
-          </w:rPr>
-          <w:t xml:space="preserve">Poverty and Famines: An Essay on Entitlement and Deprivation</w:t>
-        </w:r>
-      </w:hyperlink>
-      <w:r>
-        <w:t xml:space="preserve">. Oxford: Clarendon Press, 1981.</w:t>
-      </w:r>
-    </w:p>
-    <w:p>
-      <w:pPr>
-        <w:pStyle w:val="NoteEntry"/>
-      </w:pPr>
-      <w:r>
-        <w:rPr>
-          <w:i/>
-          <w:iCs/>
-        </w:rPr>
-        <w:t xml:space="preserve">Partition. </w:t>
-      </w:r>
-      <w:r>
-        <w:t xml:space="preserve">Khan, Yasmin. </w:t>
-      </w:r>
-      <w:hyperlink w:history="1" r:id="rIdrsqn8nbub3sz2i5ad8gvq">
-        <w:r>
-          <w:rPr>
-            <w:rStyle w:val="Hyperlink"/>
-          </w:rPr>
-          <w:t xml:space="preserve">The Great Partition: The Making of India and Pakistan</w:t>
-        </w:r>
-      </w:hyperlink>
-      <w:r>
-        <w:t xml:space="preserve">. New Haven: Yale University Press, 2007.</w:t>
-      </w:r>
-    </w:p>
-    <w:p>
-      <w:pPr>
-        <w:pStyle w:val="NoteEntry"/>
-      </w:pPr>
-      <w:r>
-        <w:rPr>
-          <w:i/>
-          <w:iCs/>
-        </w:rPr>
-        <w:t xml:space="preserve">The ‘transfer of power’ reading of 1947. </w:t>
-      </w:r>
-      <w:r>
-        <w:t xml:space="preserve">Moore, R. J. Escape from Empire: The Attlee Government and the Indian Problem. Oxford: Clarendon Press, 1983.</w:t>
-      </w:r>
-    </w:p>
-    <w:p>
-      <w:pPr>
-        <w:pStyle w:val="NoteEntry"/>
-      </w:pPr>
-      <w:r>
-        <w:rPr>
-          <w:i/>
-          <w:iCs/>
-        </w:rPr>
-        <w:t xml:space="preserve">Kenya and the detention camps. </w:t>
-      </w:r>
-      <w:r>
-        <w:t xml:space="preserve">Elkins, Caroline. </w:t>
-      </w:r>
-      <w:hyperlink w:history="1" r:id="rIdhavh19fdpkfkb75gbrglw">
-        <w:r>
-          <w:rPr>
-            <w:rStyle w:val="Hyperlink"/>
-          </w:rPr>
-          <w:t xml:space="preserve">Imperial Reckoning: The Untold Story of Britain’s Gulag in Kenya</w:t>
-        </w:r>
-      </w:hyperlink>
-      <w:r>
-        <w:t xml:space="preserve">. New York: Henry Holt, 2005.</w:t>
-      </w:r>
-    </w:p>
-    <w:p>
-      <w:pPr>
-        <w:pStyle w:val="NoteEntry"/>
-      </w:pPr>
-      <w:r>
-        <w:rPr>
-          <w:i/>
-          <w:iCs/>
-        </w:rPr>
-        <w:t xml:space="preserve">Decolonization as a whole. </w:t>
-      </w:r>
-      <w:r>
-        <w:t xml:space="preserve">Jansen, Jan C., and Jürgen Osterhammel. </w:t>
-      </w:r>
-      <w:hyperlink w:history="1" r:id="rId76fcsw4ktegbawebiklpn">
-        <w:r>
-          <w:rPr>
-            <w:rStyle w:val="Hyperlink"/>
-          </w:rPr>
-          <w:t xml:space="preserve">Decolonization: A Short History</w:t>
-        </w:r>
-      </w:hyperlink>
-      <w:r>
-        <w:t xml:space="preserve">. Princeton: Princeton University Press, 2017.</w:t>
-      </w:r>
-    </w:p>
-    <w:p>
-      <w:pPr>
-        <w:pStyle w:val="NoteEntry"/>
-      </w:pPr>
-      <w:r>
-        <w:rPr>
-          <w:i/>
-          <w:iCs/>
-        </w:rPr>
-        <w:t xml:space="preserve">Rwanda, 1994, and the United Nations’ withdrawal. </w:t>
-      </w:r>
-      <w:r>
-        <w:t xml:space="preserve">Des Forges, Alison. </w:t>
-      </w:r>
-      <w:hyperlink w:history="1" r:id="rIdmgvjcyv9ecdbmwzddck_8">
-        <w:r>
-          <w:rPr>
-            <w:rStyle w:val="Hyperlink"/>
-          </w:rPr>
-          <w:t xml:space="preserve">Leave None to Tell the Story: Genocide in Rwanda</w:t>
-        </w:r>
-      </w:hyperlink>
-      <w:r>
-        <w:t xml:space="preserve">. New York: Human Rights Watch, 1999.</w:t>
-      </w:r>
-    </w:p>
-    <w:p>
-      <w:pPr>
-        <w:pStyle w:val="NoteEntry"/>
-      </w:pPr>
-      <w:r>
-        <w:rPr>
-          <w:i/>
-          <w:iCs/>
-        </w:rPr>
-        <w:t xml:space="preserve">Rwanda’s colonial categories and identity cards. </w:t>
-      </w:r>
-      <w:r>
-        <w:t xml:space="preserve">Newbury, Catharine. </w:t>
-      </w:r>
-      <w:hyperlink w:history="1" r:id="rIdxf_r2wmmcj-r0v3sfznja">
-        <w:r>
-          <w:rPr>
-            <w:rStyle w:val="Hyperlink"/>
-          </w:rPr>
-          <w:t xml:space="preserve">The Cohesion of Oppression: Clientship and Ethnicity in Rwanda, 1860–1960</w:t>
-        </w:r>
-      </w:hyperlink>
-      <w:r>
-        <w:t xml:space="preserve">. New York: Columbia University Press, 1988.</w:t>
-      </w:r>
-    </w:p>
-    <w:p>
-      <w:pPr>
-        <w:pStyle w:val="Heading2"/>
-      </w:pPr>
-      <w:r>
-        <w:t xml:space="preserve">1893 to 1994: Civil Rights and Liberation — Humanity Argues With Itself</w:t>
-      </w:r>
-    </w:p>
-    <w:p>
-      <w:pPr>
-        <w:pStyle w:val="NoteEntry"/>
-      </w:pPr>
-      <w:r>
-        <w:rPr>
-          <w:i/>
-          <w:iCs/>
-        </w:rPr>
-        <w:t xml:space="preserve">The movement, 1954–63. </w:t>
-      </w:r>
-      <w:r>
-        <w:t xml:space="preserve">Branch, Taylor. </w:t>
-      </w:r>
-      <w:hyperlink w:history="1" r:id="rIdm3jxfbokacul6oyoqz9kb">
-        <w:r>
-          <w:rPr>
-            <w:rStyle w:val="Hyperlink"/>
-          </w:rPr>
-          <w:t xml:space="preserve">Parting the Waters: America in the King Years, 1954–63</w:t>
-        </w:r>
-      </w:hyperlink>
-      <w:r>
-        <w:t xml:space="preserve">. New York: Simon &amp; Schuster, 1988.</w:t>
-      </w:r>
-    </w:p>
-    <w:p>
-      <w:pPr>
-        <w:pStyle w:val="NoteEntry"/>
-      </w:pPr>
-      <w:r>
-        <w:rPr>
-          <w:i/>
-          <w:iCs/>
-        </w:rPr>
-        <w:t xml:space="preserve">Claudette Colvin. </w:t>
-      </w:r>
-      <w:r>
-        <w:t xml:space="preserve">Hoose, Phillip. </w:t>
-      </w:r>
-      <w:hyperlink w:history="1" r:id="rIdzryiczi3i6ez5ah9hsqvp">
-        <w:r>
-          <w:rPr>
-            <w:rStyle w:val="Hyperlink"/>
-          </w:rPr>
-          <w:t xml:space="preserve">Claudette Colvin: Twice toward Justice</w:t>
-        </w:r>
-      </w:hyperlink>
-      <w:r>
-        <w:t xml:space="preserve">. New York: Farrar, Straus and Giroux, 2009.</w:t>
-      </w:r>
-    </w:p>
-    <w:p>
-      <w:pPr>
-        <w:pStyle w:val="NoteEntry"/>
-      </w:pPr>
-      <w:r>
-        <w:rPr>
-          <w:i/>
-          <w:iCs/>
-        </w:rPr>
-        <w:t xml:space="preserve">Emmett Till. </w:t>
-      </w:r>
-      <w:r>
-        <w:t xml:space="preserve">Tyson, Timothy B. </w:t>
-      </w:r>
-      <w:hyperlink w:history="1" r:id="rId7ikzspi4dicnlpwjo_3nl">
-        <w:r>
-          <w:rPr>
-            <w:rStyle w:val="Hyperlink"/>
-          </w:rPr>
-          <w:t xml:space="preserve">The Blood of Emmett Till</w:t>
-        </w:r>
-      </w:hyperlink>
-      <w:r>
-        <w:t xml:space="preserve">. New York: Simon &amp; Schuster, 2017.</w:t>
-      </w:r>
-    </w:p>
-    <w:p>
-      <w:pPr>
-        <w:pStyle w:val="NoteEntry"/>
-      </w:pPr>
-      <w:r>
-        <w:rPr>
-          <w:i/>
-          <w:iCs/>
-        </w:rPr>
-        <w:t xml:space="preserve">The Twenty-Fourth Amendment and Harper v. Virginia’s 1966 end to state poll taxes. </w:t>
-      </w:r>
-      <w:r>
-        <w:t xml:space="preserve">Keyssar, Alexander. The Right to Vote: The Contested History of Democracy in the United States. Rev. ed. New York: Basic Books, 2009.</w:t>
-      </w:r>
-    </w:p>
-    <w:p>
-      <w:pPr>
-        <w:pStyle w:val="NoteEntry"/>
-      </w:pPr>
-      <w:r>
-        <w:rPr>
-          <w:i/>
-          <w:iCs/>
-        </w:rPr>
-        <w:t xml:space="preserve">Mandela. </w:t>
-      </w:r>
-      <w:r>
-        <w:t xml:space="preserve">Mandela, Nelson. </w:t>
-      </w:r>
-      <w:hyperlink w:history="1" r:id="rIdswt7z9bxpsyep8hpbfugx">
-        <w:r>
-          <w:rPr>
-            <w:rStyle w:val="Hyperlink"/>
-          </w:rPr>
-          <w:t xml:space="preserve">Long Walk to Freedom</w:t>
-        </w:r>
-      </w:hyperlink>
-      <w:r>
-        <w:t xml:space="preserve">. Boston: Little, Brown, 1994.</w:t>
-      </w:r>
-    </w:p>
-    <w:p>
-      <w:pPr>
-        <w:pStyle w:val="NoteEntry"/>
-      </w:pPr>
-      <w:r>
-        <w:rPr>
-          <w:i/>
-          <w:iCs/>
-        </w:rPr>
-        <w:t xml:space="preserve">Apartheid’s end as a multi-factor negotiation, not a single memoir’s account. </w:t>
-      </w:r>
-      <w:r>
-        <w:t xml:space="preserve">Dubow, Saul. Apartheid, 1948–1994. Oxford: Oxford University Press, 2014.</w:t>
-      </w:r>
-    </w:p>
-    <w:p>
-      <w:pPr>
-        <w:pStyle w:val="NoteEntry"/>
-      </w:pPr>
-      <w:r>
-        <w:rPr>
-          <w:i/>
-          <w:iCs/>
-        </w:rPr>
-        <w:t xml:space="preserve">Stonewall. </w:t>
-      </w:r>
-      <w:r>
-        <w:t xml:space="preserve">Carter, David. </w:t>
-      </w:r>
-      <w:hyperlink w:history="1" r:id="rIdtlkbb8tbarx4e3qytshtg">
-        <w:r>
-          <w:rPr>
-            <w:rStyle w:val="Hyperlink"/>
-          </w:rPr>
-          <w:t xml:space="preserve">Stonewall: The Riots That Sparked the Gay Revolution</w:t>
-        </w:r>
-      </w:hyperlink>
-      <w:r>
-        <w:t xml:space="preserve">. New York: St. Martin’s Press, 2004.</w:t>
-      </w:r>
-    </w:p>
-    <w:p>
-      <w:pPr>
-        <w:pStyle w:val="Heading2"/>
-      </w:pPr>
-      <w:r>
-        <w:t xml:space="preserve">1843 to 2007: The Digital Leap — Computers, Networks, and a Connected World</w:t>
-      </w:r>
-    </w:p>
-    <w:p>
-      <w:pPr>
-        <w:pStyle w:val="NoteEntry"/>
-      </w:pPr>
-      <w:r>
-        <w:rPr>
-          <w:i/>
-          <w:iCs/>
-        </w:rPr>
-        <w:t xml:space="preserve">Turing’s 1936 paper. </w:t>
-      </w:r>
-      <w:r>
-        <w:t xml:space="preserve">Turing, A. M. “</w:t>
-      </w:r>
-      <w:hyperlink w:history="1" r:id="rIdxxiwulguhroumxlguw10z">
-        <w:r>
-          <w:rPr>
-            <w:rStyle w:val="Hyperlink"/>
-          </w:rPr>
-          <w:t xml:space="preserve">On Computable Numbers, with an Application to the Entscheidungsproblem</w:t>
-        </w:r>
-      </w:hyperlink>
-      <w:r>
-        <w:t xml:space="preserve">.” Proceedings of the London Mathematical Society, s2-42 (1937): 230–65.</w:t>
-      </w:r>
-    </w:p>
-    <w:p>
-      <w:pPr>
-        <w:pStyle w:val="NoteEntry"/>
-      </w:pPr>
-      <w:r>
-        <w:rPr>
-          <w:i/>
-          <w:iCs/>
-        </w:rPr>
-        <w:t xml:space="preserve">Colossus and Bletchley Park. </w:t>
-      </w:r>
-      <w:r>
-        <w:t xml:space="preserve">Copeland, B. Jack, ed. </w:t>
-      </w:r>
-      <w:hyperlink w:history="1" r:id="rIdyiwhbd89mn0xie9-1_lqm">
-        <w:r>
-          <w:rPr>
-            <w:rStyle w:val="Hyperlink"/>
-          </w:rPr>
-          <w:t xml:space="preserve">Colossus</w:t>
-        </w:r>
-      </w:hyperlink>
-      <w:r>
-        <w:t xml:space="preserve">: The Secrets of Bletchley Park’s Codebreaking Computers. Oxford: Oxford University Press, 2006.</w:t>
-      </w:r>
-    </w:p>
-    <w:p>
-      <w:pPr>
-        <w:pStyle w:val="NoteEntry"/>
-      </w:pPr>
-      <w:r>
-        <w:rPr>
-          <w:i/>
-          <w:iCs/>
-        </w:rPr>
-        <w:t xml:space="preserve">From Lovelace to the web. </w:t>
-      </w:r>
-      <w:r>
-        <w:t xml:space="preserve">Isaacson, Walter. </w:t>
-      </w:r>
-      <w:hyperlink w:history="1" r:id="rIdgzmk7vda8ylbiqrnrsqmc">
-        <w:r>
-          <w:rPr>
-            <w:rStyle w:val="Hyperlink"/>
-          </w:rPr>
-          <w:t xml:space="preserve">The Innovators</w:t>
-        </w:r>
-      </w:hyperlink>
-      <w:r>
-        <w:t xml:space="preserve">. New York: Simon &amp; Schuster, 2014.</w:t>
-      </w:r>
-    </w:p>
-    <w:p>
-      <w:pPr>
-        <w:pStyle w:val="NoteEntry"/>
-      </w:pPr>
-      <w:r>
-        <w:rPr>
-          <w:i/>
-          <w:iCs/>
-        </w:rPr>
-        <w:t xml:space="preserve">“Google” added as a verb in 2006. </w:t>
-      </w:r>
-      <w:r>
-        <w:t xml:space="preserve">Harris, Scott D. “Dictionary Adds Verb: To Google.” San Jose Mercury News, July 7, 2006.</w:t>
-      </w:r>
-    </w:p>
-    <w:p>
-      <w:pPr>
-        <w:pStyle w:val="NoteEntry"/>
-      </w:pPr>
-      <w:r>
-        <w:rPr>
-          <w:i/>
-          <w:iCs/>
-        </w:rPr>
-        <w:t xml:space="preserve">Google’s trademark surviving a genericide challenge. </w:t>
-      </w:r>
-      <w:r>
-        <w:t xml:space="preserve">Elliott v. Google, Inc., 860 F.3d 1151 (9th Cir. 2017).</w:t>
-      </w:r>
-    </w:p>
-    <w:p>
-      <w:pPr>
-        <w:pStyle w:val="NoteEntry"/>
-      </w:pPr>
-      <w:r>
-        <w:rPr>
-          <w:i/>
-          <w:iCs/>
-        </w:rPr>
-        <w:t xml:space="preserve">False news spreads faster than true. </w:t>
-      </w:r>
-      <w:r>
-        <w:t xml:space="preserve">Vosoughi, Soroush, Deb Roy, and Sinan Aral. “</w:t>
-      </w:r>
-      <w:hyperlink w:history="1" r:id="rId_lklvfhlzq6dv4vmgvqec">
-        <w:r>
-          <w:rPr>
-            <w:rStyle w:val="Hyperlink"/>
-          </w:rPr>
-          <w:t xml:space="preserve">The Spread of True and False News Online</w:t>
-        </w:r>
-      </w:hyperlink>
-      <w:r>
-        <w:t xml:space="preserve">.” Science 359 (2018): 1146–51.</w:t>
-      </w:r>
-    </w:p>
-    <w:p>
-      <w:pPr>
-        <w:pStyle w:val="NoteEntry"/>
-      </w:pPr>
-      <w:r>
-        <w:rPr>
-          <w:i/>
-          <w:iCs/>
-        </w:rPr>
-        <w:t xml:space="preserve">Lovelace’s note on the Analytical Engine, 1843. </w:t>
-      </w:r>
-      <w:r>
-        <w:t xml:space="preserve">Menabrea, L. F. “Sketch of the Analytical Engine Invented by Charles Babbage,” with notes by the translator, A. A. L. Taylor’s Scientific Memoirs 3 (1843): 666–731.</w:t>
-      </w:r>
-    </w:p>
-    <w:p>
-      <w:pPr>
-        <w:pStyle w:val="NoteEntry"/>
-      </w:pPr>
-      <w:r>
-        <w:rPr>
-          <w:i/>
-          <w:iCs/>
-        </w:rPr>
-        <w:t xml:space="preserve">“Lady Lovelace’s Objection” and the reply that machines surprise their maker. </w:t>
-      </w:r>
-      <w:r>
-        <w:t xml:space="preserve">Turing, A. M. “Computing Machinery and Intelligence.” Mind 59, no. 236 (1950): 433–60.</w:t>
-      </w:r>
-    </w:p>
-    <w:p>
-      <w:pPr>
-        <w:pStyle w:val="Heading2"/>
-      </w:pPr>
-      <w:r>
-        <w:t xml:space="preserve">The Thirteenth B’ak’tun, 2012: The World Was Supposed to End in 2012 (It Didn’t)</w:t>
-      </w:r>
-    </w:p>
-    <w:p>
-      <w:pPr>
-        <w:pStyle w:val="NoteEntry"/>
-      </w:pPr>
-      <w:r>
-        <w:rPr>
-          <w:i/>
-          <w:iCs/>
-        </w:rPr>
-        <w:t xml:space="preserve">What the Maya calendar actually said. </w:t>
-      </w:r>
-      <w:r>
-        <w:t xml:space="preserve">Stuart, David. </w:t>
-      </w:r>
-      <w:hyperlink w:history="1" r:id="rIdlb1lzhvtfgpeiw9u4vbrm">
-        <w:r>
-          <w:rPr>
-            <w:rStyle w:val="Hyperlink"/>
-          </w:rPr>
-          <w:t xml:space="preserve">The Order of Days: The Maya World and the Truth about 2012</w:t>
-        </w:r>
-      </w:hyperlink>
-      <w:r>
-        <w:t xml:space="preserve">. New York: Harmony Books, 2011.</w:t>
-      </w:r>
-    </w:p>
-    <w:p>
-      <w:pPr>
-        <w:pStyle w:val="NoteEntry"/>
-      </w:pPr>
-      <w:r>
-        <w:rPr>
-          <w:i/>
-          <w:iCs/>
-        </w:rPr>
-        <w:t xml:space="preserve">The 2012 phenomenon. </w:t>
-      </w:r>
-      <w:r>
-        <w:t xml:space="preserve">Aveni, Anthony. </w:t>
-      </w:r>
-      <w:hyperlink w:history="1" r:id="rIdgbuq8aa_fjvtlhdmy5pcr">
-        <w:r>
-          <w:rPr>
-            <w:rStyle w:val="Hyperlink"/>
-          </w:rPr>
-          <w:t xml:space="preserve">The End of Time: The Maya Mystery of 2012</w:t>
-        </w:r>
-      </w:hyperlink>
-      <w:r>
-        <w:t xml:space="preserve">. Boulder: University Press of Colorado, 2009.</w:t>
-      </w:r>
-    </w:p>
-    <w:p>
-      <w:pPr>
-        <w:pStyle w:val="NoteEntry"/>
-      </w:pPr>
-      <w:r>
-        <w:rPr>
-          <w:i/>
-          <w:iCs/>
-        </w:rPr>
-        <w:t xml:space="preserve">The 1987 ‘Harmonic Convergence’ and its roots in earlier New Age writing. </w:t>
-      </w:r>
-      <w:r>
-        <w:t xml:space="preserve">Argüelles, José. The Mayan Factor: Path Beyond Technology. Santa Fe, NM: Bear &amp; Company, 1987.</w:t>
-      </w:r>
-    </w:p>
-    <w:p>
-      <w:pPr>
-        <w:pStyle w:val="Heading2"/>
-      </w:pPr>
-      <w:r>
-        <w:t xml:space="preserve">1950 to the 2020s: Something Might Be Watching (Probably Not What You Think)</w:t>
-      </w:r>
-    </w:p>
-    <w:p>
-      <w:pPr>
-        <w:pStyle w:val="NoteEntry"/>
-      </w:pPr>
-      <w:r>
-        <w:rPr>
-          <w:i/>
-          <w:iCs/>
-        </w:rPr>
-        <w:t xml:space="preserve">The 1961 Green Bank conference and the ‘Order of the Dolphin’. </w:t>
-      </w:r>
-      <w:r>
-        <w:t xml:space="preserve">Dick, Steven J. The Biological Universe: The Twentieth-Century Extraterrestrial Life Debate and the Limits of Science. Cambridge: Cambridge University Press, 1996.</w:t>
-      </w:r>
-    </w:p>
-    <w:p>
-      <w:pPr>
-        <w:pStyle w:val="NoteEntry"/>
-      </w:pPr>
-      <w:r>
-        <w:rPr>
-          <w:i/>
-          <w:iCs/>
-        </w:rPr>
-        <w:t xml:space="preserve">‘Oumuamua’s discovery. </w:t>
-      </w:r>
-      <w:r>
-        <w:t xml:space="preserve">Meech, Karen J., et al. “</w:t>
-      </w:r>
-      <w:hyperlink w:history="1" r:id="rId0ihklwd8nppbjaittm6eb">
-        <w:r>
-          <w:rPr>
-            <w:rStyle w:val="Hyperlink"/>
-          </w:rPr>
-          <w:t xml:space="preserve">A Brief Visit from a Red and Extremely Elongated Interstellar Asteroid</w:t>
-        </w:r>
-      </w:hyperlink>
-      <w:r>
-        <w:t xml:space="preserve">.” Nature 552 (2017): 378–81.</w:t>
-      </w:r>
-    </w:p>
-    <w:p>
-      <w:pPr>
-        <w:pStyle w:val="NoteEntry"/>
-      </w:pPr>
-      <w:r>
-        <w:rPr>
-          <w:i/>
-          <w:iCs/>
-        </w:rPr>
-        <w:t xml:space="preserve">Its acceleration. </w:t>
-      </w:r>
-      <w:r>
-        <w:t xml:space="preserve">Micheli, Marco, et al. “</w:t>
-      </w:r>
-      <w:hyperlink w:history="1" r:id="rIde_y5v6mpvzsaankbpmf-5">
-        <w:r>
-          <w:rPr>
-            <w:rStyle w:val="Hyperlink"/>
-          </w:rPr>
-          <w:t xml:space="preserve">Non-gravitational Acceleration in the Trajectory of 1I/2017 U1 (‘Oumuamua)</w:t>
-        </w:r>
-      </w:hyperlink>
-      <w:r>
-        <w:t xml:space="preserve">.” Nature 559 (2018): 223–26.</w:t>
-      </w:r>
-    </w:p>
-    <w:p>
-      <w:pPr>
-        <w:pStyle w:val="NoteEntry"/>
-      </w:pPr>
-      <w:r>
-        <w:rPr>
-          <w:i/>
-          <w:iCs/>
-        </w:rPr>
-        <w:t xml:space="preserve">The case for a natural origin. </w:t>
-      </w:r>
-      <w:r>
-        <w:t xml:space="preserve">‘Oumuamua ISSI Team. “</w:t>
-      </w:r>
-      <w:hyperlink w:history="1" r:id="rIdcmict3uoginq0sb2c4jqa">
-        <w:r>
-          <w:rPr>
-            <w:rStyle w:val="Hyperlink"/>
-          </w:rPr>
-          <w:t xml:space="preserve">The Natural History of ‘Oumuamua</w:t>
-        </w:r>
-      </w:hyperlink>
-      <w:r>
-        <w:t xml:space="preserve">.” Nature Astronomy 3 (2019): 594–602.</w:t>
-      </w:r>
-    </w:p>
-    <w:p>
-      <w:pPr>
-        <w:pStyle w:val="NoteEntry"/>
-      </w:pPr>
-      <w:r>
-        <w:rPr>
-          <w:i/>
-          <w:iCs/>
-        </w:rPr>
-        <w:t xml:space="preserve">The Arecibo message. </w:t>
-      </w:r>
-      <w:r>
-        <w:t xml:space="preserve">Staff at the National Astronomy and Ionosphere Center. “</w:t>
-      </w:r>
-      <w:hyperlink w:history="1" r:id="rIdl6uviiu8jdruijbsj_gjl">
-        <w:r>
-          <w:rPr>
-            <w:rStyle w:val="Hyperlink"/>
-          </w:rPr>
-          <w:t xml:space="preserve">The Arecibo Message of November, 1974</w:t>
-        </w:r>
-      </w:hyperlink>
-      <w:r>
-        <w:t xml:space="preserve">.” Icarus 26 (1975): 462–66.</w:t>
-      </w:r>
-    </w:p>
-    <w:p>
-      <w:pPr>
-        <w:pStyle w:val="NoteEntry"/>
-      </w:pPr>
-      <w:r>
-        <w:rPr>
-          <w:i/>
-          <w:iCs/>
-        </w:rPr>
-        <w:t xml:space="preserve">The Pentagon’s review of UAP claims. </w:t>
-      </w:r>
-      <w:r>
-        <w:t xml:space="preserve">All-domain Anomaly Resolution Office (AARO). Report on the Historical Record of U.S. Government Involvement with Unidentified Anomalous Phenomena, Volume I. U.S. Department of Defense, 2024.</w:t>
-      </w:r>
-    </w:p>
-    <w:p>
-      <w:pPr>
-        <w:pStyle w:val="Heading2"/>
-      </w:pPr>
-      <w:r>
-        <w:t xml:space="preserve">1796 to Today: Medicine and Its Cost — How Humans Learned to Heal</w:t>
-      </w:r>
-    </w:p>
-    <w:p>
-      <w:pPr>
-        <w:pStyle w:val="NoteEntry"/>
-      </w:pPr>
-      <w:r>
-        <w:rPr>
-          <w:i/>
-          <w:iCs/>
-        </w:rPr>
-        <w:t xml:space="preserve">Life expectancy since 1800. </w:t>
-      </w:r>
-      <w:r>
-        <w:t xml:space="preserve">Riley, James C. “</w:t>
-      </w:r>
-      <w:hyperlink w:history="1" r:id="rIdp7kgeeibqujgd-nntdrhc">
-        <w:r>
-          <w:rPr>
-            <w:rStyle w:val="Hyperlink"/>
-          </w:rPr>
-          <w:t xml:space="preserve">Estimates of Regional and Global Life Expectancy, 1800–2001</w:t>
-        </w:r>
-      </w:hyperlink>
-      <w:r>
-        <w:t xml:space="preserve">.” Population and Development Review 31 (2005): 537–43.</w:t>
-      </w:r>
-    </w:p>
-    <w:p>
-      <w:pPr>
-        <w:pStyle w:val="NoteEntry"/>
-      </w:pPr>
-      <w:r>
-        <w:rPr>
-          <w:i/>
-          <w:iCs/>
-        </w:rPr>
-        <w:t xml:space="preserve">Semmelweis’s death. </w:t>
-      </w:r>
-      <w:r>
-        <w:t xml:space="preserve">Carter, K. Codell, and Barbara R. Carter. Childbed Fever: A Scientific Biography of Ignaz Semmelweis. Westport, Conn.: Greenwood Press, 1994.</w:t>
-      </w:r>
-    </w:p>
-    <w:p>
-      <w:pPr>
-        <w:pStyle w:val="NoteEntry"/>
-      </w:pPr>
-      <w:r>
-        <w:rPr>
-          <w:i/>
-          <w:iCs/>
-        </w:rPr>
-        <w:t xml:space="preserve">Insulin and the one-dollar patent. </w:t>
-      </w:r>
-      <w:r>
-        <w:t xml:space="preserve">Bliss, Michael. </w:t>
-      </w:r>
-      <w:hyperlink w:history="1" r:id="rIdtzrtpwtynpa-9gicnqnrv">
-        <w:r>
-          <w:rPr>
-            <w:rStyle w:val="Hyperlink"/>
-          </w:rPr>
-          <w:t xml:space="preserve">The Discovery of Insulin</w:t>
-        </w:r>
-      </w:hyperlink>
-      <w:r>
-        <w:t xml:space="preserve">. Chicago: University of Chicago Press, 1982.</w:t>
-      </w:r>
-    </w:p>
-    <w:p>
-      <w:pPr>
-        <w:pStyle w:val="NoteEntry"/>
-      </w:pPr>
-      <w:r>
-        <w:rPr>
-          <w:i/>
-          <w:iCs/>
-        </w:rPr>
-        <w:t xml:space="preserve">The Tuskegee study. </w:t>
-      </w:r>
-      <w:r>
-        <w:t xml:space="preserve">Reverby, Susan M. </w:t>
-      </w:r>
-      <w:hyperlink w:history="1" r:id="rIdzo7ysj4wej7moogbclzq0">
-        <w:r>
-          <w:rPr>
-            <w:rStyle w:val="Hyperlink"/>
-          </w:rPr>
-          <w:t xml:space="preserve">Examining Tuskegee: The Infamous Syphilis Study and Its Legacy</w:t>
-        </w:r>
-      </w:hyperlink>
-      <w:r>
-        <w:t xml:space="preserve">. Chapel Hill: University of North Carolina Press, 2009.</w:t>
-      </w:r>
-    </w:p>
-    <w:p>
-      <w:pPr>
-        <w:pStyle w:val="NoteEntry"/>
-      </w:pPr>
-      <w:r>
-        <w:rPr>
-          <w:i/>
-          <w:iCs/>
-        </w:rPr>
-        <w:t xml:space="preserve">The opioid crisis. </w:t>
-      </w:r>
-      <w:r>
-        <w:t xml:space="preserve">Keefe, Patrick Radden. </w:t>
-      </w:r>
-      <w:hyperlink w:history="1" r:id="rIdwx2mfegjskz-1a_mnymkl">
-        <w:r>
-          <w:rPr>
-            <w:rStyle w:val="Hyperlink"/>
-          </w:rPr>
-          <w:t xml:space="preserve">Empire of Pain: The Secret History of the Sackler Dynasty</w:t>
-        </w:r>
-      </w:hyperlink>
-      <w:r>
-        <w:t xml:space="preserve">. New York: Doubleday, 2021.</w:t>
-      </w:r>
-    </w:p>
-    <w:p>
-      <w:pPr>
-        <w:pStyle w:val="NoteEntry"/>
-      </w:pPr>
-      <w:r>
-        <w:rPr>
-          <w:i/>
-          <w:iCs/>
-        </w:rPr>
-        <w:t xml:space="preserve">Deaths from antimicrobial resistance. </w:t>
-      </w:r>
-      <w:r>
-        <w:t xml:space="preserve">Antimicrobial Resistance Collaborators. “</w:t>
-      </w:r>
-      <w:hyperlink w:history="1" r:id="rIds93c1ngsmccc0e1tdtmlo">
-        <w:r>
-          <w:rPr>
-            <w:rStyle w:val="Hyperlink"/>
-          </w:rPr>
-          <w:t xml:space="preserve">Global Burden of Bacterial Antimicrobial Resistance in 2019: A Systematic Analysis</w:t>
-        </w:r>
-      </w:hyperlink>
-      <w:r>
-        <w:t xml:space="preserve">.” The Lancet 399 (2022): 629–55.</w:t>
-      </w:r>
-    </w:p>
-    <w:p>
-      <w:pPr>
-        <w:pStyle w:val="NoteEntry"/>
-      </w:pPr>
-      <w:r>
-        <w:rPr>
-          <w:i/>
-          <w:iCs/>
-        </w:rPr>
-        <w:t xml:space="preserve">Dolphins do get sick: cetacean morbillivirus. </w:t>
-      </w:r>
-      <w:r>
-        <w:t xml:space="preserve">Van Bressem, Marie-Françoise, et al. “</w:t>
-      </w:r>
-      <w:hyperlink w:history="1" r:id="rId9fpwutti0gb_sh5oidm4l">
-        <w:r>
-          <w:rPr>
-            <w:rStyle w:val="Hyperlink"/>
-          </w:rPr>
-          <w:t xml:space="preserve">Cetacean Morbillivirus: Current Knowledge and Future Directions</w:t>
-        </w:r>
-      </w:hyperlink>
-      <w:r>
-        <w:t xml:space="preserve">.” Viruses 6 (2014): 5145–81.</w:t>
-      </w:r>
-    </w:p>
-    <w:p>
-      <w:pPr>
-        <w:pStyle w:val="NoteEntry"/>
-      </w:pPr>
-      <w:r>
-        <w:rPr>
-          <w:i/>
-          <w:iCs/>
-        </w:rPr>
-        <w:t xml:space="preserve">Polio and its vaccines. </w:t>
-      </w:r>
-      <w:r>
-        <w:t xml:space="preserve">Oshinsky, David M. </w:t>
-      </w:r>
-      <w:hyperlink w:history="1" r:id="rId55w03ni6pizyvzsmbqmy5">
-        <w:r>
-          <w:rPr>
-            <w:rStyle w:val="Hyperlink"/>
-          </w:rPr>
-          <w:t xml:space="preserve">Polio: An American Story</w:t>
-        </w:r>
-      </w:hyperlink>
-      <w:r>
-        <w:t xml:space="preserve">. New York: Oxford University Press, 2005.</w:t>
-      </w:r>
-    </w:p>
-    <w:p>
-      <w:pPr>
-        <w:pStyle w:val="NoteEntry"/>
-      </w:pPr>
-      <w:r>
-        <w:rPr>
-          <w:i/>
-          <w:iCs/>
-        </w:rPr>
-        <w:t xml:space="preserve">The first messenger-RNA vaccine trial. </w:t>
-      </w:r>
-      <w:r>
-        <w:t xml:space="preserve">Polack, Fernando P., et al. “</w:t>
-      </w:r>
-      <w:hyperlink w:history="1" r:id="rIdklyown2g98tzp1k0featy">
-        <w:r>
-          <w:rPr>
-            <w:rStyle w:val="Hyperlink"/>
-          </w:rPr>
-          <w:t xml:space="preserve">Safety and Efficacy of the BNT162b2 mRNA Covid-19 Vaccine</w:t>
-        </w:r>
-      </w:hyperlink>
-      <w:r>
-        <w:t xml:space="preserve">.” New England Journal of Medicine 383 (2020): 2603–15.</w:t>
-      </w:r>
-    </w:p>
-    <w:p>
-      <w:pPr>
-        <w:pStyle w:val="Heading2"/>
-      </w:pPr>
-      <w:r>
-        <w:t xml:space="preserve">1896 to Today: Climate and Consequence — The Price of Progress</w:t>
-      </w:r>
-    </w:p>
-    <w:p>
-      <w:pPr>
-        <w:pStyle w:val="NoteEntry"/>
-      </w:pPr>
-      <w:r>
-        <w:t xml:space="preserve">Keeling Curve and Mauna Loa measurements. Keeling Curve, Scripps Institution of Oceanography. </w:t>
-      </w:r>
-      <w:hyperlink r:id="rId43">
+      <w:r>
+        <w:t xml:space="preserve">The 1876 constitution. </w:t>
+      </w:r>
+      <w:hyperlink r:id="rId46">
         <w:r>
           <w:rPr>
             <w:color w:val="0563C1"/>
             <w:u w:val="single"/>
           </w:rPr>
-          <w:t>History and data</w:t>
-        </w:r>
-      </w:hyperlink>
-    </w:p>
-    <w:p>
-      <w:pPr>
-        <w:pStyle w:val="NoteEntry"/>
-      </w:pPr>
-      <w:r>
-        <w:t xml:space="preserve">The 400 ppm threshold in the Mauna Loa record. National Oceanic and Atmospheric Administration, Global Monitoring Laboratory, May 2013. </w:t>
-      </w:r>
-      <w:hyperlink r:id="rId44">
+          <w:t>The Ottoman Constitution, promulgated December 23, 1876</w:t>
+        </w:r>
+      </w:hyperlink>
+      <w:r>
+        <w:t>, arts. 8 and 11; English translation in The American Journal of International Law 2, no. 4, Supplement (1908): 367–387.</w:t>
+      </w:r>
+    </w:p>
+    <w:p>
+      <w:pPr>
+        <w:pStyle w:val="NoteEntry"/>
+      </w:pPr>
+      <w:r>
+        <w:rPr>
+          <w:i/>
+          <w:iCs/>
+        </w:rPr>
+        <w:t xml:space="preserve">The empire as a whole, and the Janissary levy. </w:t>
+      </w:r>
+      <w:r>
+        <w:t xml:space="preserve">Finkel, Caroline. </w:t>
+      </w:r>
+      <w:hyperlink w:history="1" r:id="rIdplpjgqykwdoeup5evkhxg">
+        <w:r>
+          <w:rPr>
+            <w:rStyle w:val="Hyperlink"/>
+          </w:rPr>
+          <w:t xml:space="preserve">Osman’s Dream: The Story of the Ottoman Empire, 1300–1923</w:t>
+        </w:r>
+      </w:hyperlink>
+      <w:r>
+        <w:t xml:space="preserve">. New York: Basic Books, 2005.</w:t>
+      </w:r>
+    </w:p>
+    <w:p>
+      <w:pPr>
+        <w:pStyle w:val="NoteEntry"/>
+      </w:pPr>
+      <w:r>
+        <w:rPr>
+          <w:i/>
+          <w:iCs/>
+        </w:rPr>
+        <w:t xml:space="preserve">The fall of Constantinople. </w:t>
+      </w:r>
+      <w:r>
+        <w:t xml:space="preserve">Crowley, Roger. </w:t>
+      </w:r>
+      <w:hyperlink w:history="1" r:id="rIddjkmi5biq6inueyrxejta">
+        <w:r>
+          <w:rPr>
+            <w:rStyle w:val="Hyperlink"/>
+          </w:rPr>
+          <w:t xml:space="preserve">1453: The Holy War for Constantinople and the Clash of Islam and the West</w:t>
+        </w:r>
+      </w:hyperlink>
+      <w:r>
+        <w:t xml:space="preserve">. New York: Hyperion, 2005.</w:t>
+      </w:r>
+    </w:p>
+    <w:p>
+      <w:pPr>
+        <w:pStyle w:val="NoteEntry"/>
+      </w:pPr>
+      <w:r>
+        <w:rPr>
+          <w:i/>
+          <w:iCs/>
+        </w:rPr>
+        <w:t xml:space="preserve">The millet system’s later, tidier retelling as partial administrative myth. </w:t>
+      </w:r>
+      <w:r>
+        <w:t xml:space="preserve">Braude, Benjamin. "Foundation Myths of the Millet System." In Christians and Jews in the Ottoman Empire, edited by Benjamin Braude and Bernard Lewis, vol. 1, 69–88. New York: Holmes &amp; Meier, 1982.</w:t>
+      </w:r>
+    </w:p>
+    <w:p>
+      <w:pPr>
+        <w:pStyle w:val="NoteEntry"/>
+      </w:pPr>
+      <w:r>
+        <w:rPr>
+          <w:i/>
+          <w:iCs/>
+        </w:rPr>
+        <w:t xml:space="preserve">The millet system. </w:t>
+      </w:r>
+      <w:r>
+        <w:t xml:space="preserve">Barkey, Karen. </w:t>
+      </w:r>
+      <w:hyperlink w:history="1" r:id="rIdokbuiygenfjczjtxysv3m">
+        <w:r>
+          <w:rPr>
+            <w:rStyle w:val="Hyperlink"/>
+          </w:rPr>
+          <w:t xml:space="preserve">Empire of Difference: The Ottomans in Comparative Perspective</w:t>
+        </w:r>
+      </w:hyperlink>
+      <w:r>
+        <w:t xml:space="preserve">. Cambridge: Cambridge University Press, 2008.</w:t>
+      </w:r>
+    </w:p>
+    <w:p>
+      <w:pPr>
+        <w:pStyle w:val="NoteEntry"/>
+      </w:pPr>
+      <w:r>
+        <w:rPr>
+          <w:i/>
+          <w:iCs/>
+        </w:rPr>
+        <w:t xml:space="preserve">Salonica and the Sephardic refuge. </w:t>
+      </w:r>
+      <w:r>
+        <w:t xml:space="preserve">Mazower, Mark. </w:t>
+      </w:r>
+      <w:hyperlink w:history="1" r:id="rId3dlltpchz_csdlcq-xovt">
+        <w:r>
+          <w:rPr>
+            <w:rStyle w:val="Hyperlink"/>
+          </w:rPr>
+          <w:t xml:space="preserve">Salonica, City of Ghosts: Christians, Muslims and Jews, 1430–1950</w:t>
+        </w:r>
+      </w:hyperlink>
+      <w:r>
+        <w:t xml:space="preserve">. New York: Knopf, 2005.</w:t>
+      </w:r>
+    </w:p>
+    <w:p>
+      <w:pPr>
+        <w:pStyle w:val="NoteEntry"/>
+      </w:pPr>
+      <w:r>
+        <w:rPr>
+          <w:i/>
+          <w:iCs/>
+        </w:rPr>
+        <w:t xml:space="preserve">The Armenian genocide. </w:t>
+      </w:r>
+      <w:r>
+        <w:t xml:space="preserve">Suny, Ronald Grigor. “</w:t>
+      </w:r>
+      <w:hyperlink w:history="1" r:id="rIddkktnmwcvwqft6k34n36f">
+        <w:r>
+          <w:rPr>
+            <w:rStyle w:val="Hyperlink"/>
+          </w:rPr>
+          <w:t xml:space="preserve">They Can Live in the Desert but Nowhere Else</w:t>
+        </w:r>
+      </w:hyperlink>
+      <w:r>
+        <w:t xml:space="preserve">”: A History of the Armenian Genocide. Princeton: Princeton University Press, 2015.</w:t>
+      </w:r>
+    </w:p>
+    <w:p>
+      <w:pPr>
+        <w:pStyle w:val="NoteEntry"/>
+      </w:pPr>
+      <w:r>
+        <w:rPr>
+          <w:i/>
+          <w:iCs/>
+        </w:rPr>
+        <w:t xml:space="preserve">Lemkin and the word genocide. </w:t>
+      </w:r>
+      <w:r>
+        <w:t xml:space="preserve">Power, Samantha. “</w:t>
+      </w:r>
+      <w:hyperlink w:history="1" r:id="rIdlmsiv_dfcg0majqm1lk18">
+        <w:r>
+          <w:rPr>
+            <w:rStyle w:val="Hyperlink"/>
+          </w:rPr>
+          <w:t xml:space="preserve">A Problem from Hell</w:t>
+        </w:r>
+      </w:hyperlink>
+      <w:r>
+        <w:t xml:space="preserve">”: America and the Age of Genocide. New York: Basic Books, 2002.</w:t>
+      </w:r>
+    </w:p>
+    <w:p>
+      <w:pPr>
+        <w:pStyle w:val="NoteEntry"/>
+      </w:pPr>
+      <w:r>
+        <w:rPr>
+          <w:i/>
+          <w:iCs/>
+        </w:rPr>
+        <w:t xml:space="preserve">The 1923 population exchange. </w:t>
+      </w:r>
+      <w:r>
+        <w:t xml:space="preserve">Hirschon, Renée, ed. </w:t>
+      </w:r>
+      <w:hyperlink w:history="1" r:id="rIdwfg5zjohyj8eaplsmv_v8">
+        <w:r>
+          <w:rPr>
+            <w:rStyle w:val="Hyperlink"/>
+          </w:rPr>
+          <w:t xml:space="preserve">Crossing the Aegean: An Appraisal of the 1923 Compulsory Population Exchange between Greece and Turkey</w:t>
+        </w:r>
+      </w:hyperlink>
+      <w:r>
+        <w:t xml:space="preserve">. New York: Berghahn Books, 2003.</w:t>
+      </w:r>
+    </w:p>
+    <w:p>
+      <w:pPr>
+        <w:pStyle w:val="NoteEntry"/>
+      </w:pPr>
+      <w:r>
+        <w:rPr>
+          <w:i/>
+          <w:iCs/>
+        </w:rPr>
+        <w:t xml:space="preserve">Gallipoli, the war in the Middle East, and the end of the empire. </w:t>
+      </w:r>
+      <w:r>
+        <w:t xml:space="preserve">Rogan, Eugene. </w:t>
+      </w:r>
+      <w:hyperlink w:history="1" r:id="rIdhuyb-9nhaddwrrtcmbehl">
+        <w:r>
+          <w:rPr>
+            <w:rStyle w:val="Hyperlink"/>
+          </w:rPr>
+          <w:t xml:space="preserve">The Fall of the Ottomans: The Great War in the Middle East</w:t>
+        </w:r>
+      </w:hyperlink>
+      <w:r>
+        <w:t xml:space="preserve">. New York: Basic Books, 2015.</w:t>
+      </w:r>
+    </w:p>
+    <w:p>
+      <w:pPr>
+        <w:pStyle w:val="NoteEntry"/>
+      </w:pPr>
+      <w:r>
+        <w:rPr>
+          <w:i/>
+          <w:iCs/>
+        </w:rPr>
+        <w:t xml:space="preserve">The mandates and the borders. </w:t>
+      </w:r>
+      <w:r>
+        <w:t xml:space="preserve">Barr, James. </w:t>
+      </w:r>
+      <w:hyperlink w:history="1" r:id="rIdjuf50guq7argiqphodcc6">
+        <w:r>
+          <w:rPr>
+            <w:rStyle w:val="Hyperlink"/>
+          </w:rPr>
+          <w:t xml:space="preserve">A Line in the Sand: The Anglo-French Struggle for the Middle East, 1914–1948</w:t>
+        </w:r>
+      </w:hyperlink>
+      <w:r>
+        <w:t xml:space="preserve">. New York: Simon &amp; Schuster, 2011.</w:t>
+      </w:r>
+    </w:p>
+    <w:p>
+      <w:pPr>
+        <w:pStyle w:val="NoteEntry"/>
+      </w:pPr>
+      <w:r>
+        <w:rPr>
+          <w:i/>
+          <w:iCs/>
+        </w:rPr>
+        <w:t xml:space="preserve">The Kurds, Sèvres, and Lausanne. </w:t>
+      </w:r>
+      <w:r>
+        <w:t xml:space="preserve">McDowall, David. </w:t>
+      </w:r>
+      <w:hyperlink w:history="1" r:id="rIdmfb3qb_kzoufvkkdb8ioc">
+        <w:r>
+          <w:rPr>
+            <w:rStyle w:val="Hyperlink"/>
+          </w:rPr>
+          <w:t xml:space="preserve">A Modern History of the Kurds</w:t>
+        </w:r>
+      </w:hyperlink>
+      <w:r>
+        <w:t xml:space="preserve">. 3rd ed. London: I. B. Tauris, 2004.</w:t>
+      </w:r>
+    </w:p>
+    <w:p>
+      <w:pPr>
+        <w:pStyle w:val="NoteEntry"/>
+      </w:pPr>
+      <w:r>
+        <w:rPr>
+          <w:i/>
+          <w:iCs/>
+        </w:rPr>
+        <w:t xml:space="preserve">The 1953 coup in Iran. </w:t>
+      </w:r>
+      <w:r>
+        <w:t xml:space="preserve">Abrahamian, Ervand. </w:t>
+      </w:r>
+      <w:hyperlink w:history="1" r:id="rIda-3m3yd-nlobxgbdyio_g">
+        <w:r>
+          <w:rPr>
+            <w:rStyle w:val="Hyperlink"/>
+          </w:rPr>
+          <w:t xml:space="preserve">The Coup: 1953, the CIA, and the Roots of Modern U.S.–Iranian Relations</w:t>
+        </w:r>
+      </w:hyperlink>
+      <w:r>
+        <w:t xml:space="preserve">. New York: New Press, 2013.</w:t>
+      </w:r>
+    </w:p>
+    <w:p>
+      <w:pPr>
+        <w:pStyle w:val="NoteEntry"/>
+      </w:pPr>
+      <w:r>
+        <w:rPr>
+          <w:i/>
+          <w:iCs/>
+        </w:rPr>
+        <w:t xml:space="preserve">The Iran–Iraq War and Halabja. </w:t>
+      </w:r>
+      <w:r>
+        <w:t xml:space="preserve">Razoux, Pierre. </w:t>
+      </w:r>
+      <w:hyperlink w:history="1" r:id="rId1moqck6p_0z_2nqtr5iqq">
+        <w:r>
+          <w:rPr>
+            <w:rStyle w:val="Hyperlink"/>
+          </w:rPr>
+          <w:t xml:space="preserve">The Iran–Iraq War</w:t>
+        </w:r>
+      </w:hyperlink>
+      <w:r>
+        <w:t xml:space="preserve">. Cambridge, MA: Belknap Press of Harvard University Press, 2015.</w:t>
+      </w:r>
+    </w:p>
+    <w:p>
+      <w:pPr>
+        <w:pStyle w:val="Heading2"/>
+      </w:pPr>
+      <w:r>
+        <w:t xml:space="preserve">1914–1918: Home by Christmas — The First World War</w:t>
+      </w:r>
+    </w:p>
+    <w:p>
+      <w:pPr>
+        <w:pStyle w:val="NoteEntry"/>
+      </w:pPr>
+      <w:r>
+        <w:rPr>
+          <w:i/>
+          <w:iCs/>
+        </w:rPr>
+        <w:t xml:space="preserve">How the war began. </w:t>
+      </w:r>
+      <w:r>
+        <w:t xml:space="preserve">Clark, Christopher. </w:t>
+      </w:r>
+      <w:hyperlink w:history="1" r:id="rIdm6zn02ngjnrp6z59pc4uc">
+        <w:r>
+          <w:rPr>
+            <w:rStyle w:val="Hyperlink"/>
+          </w:rPr>
+          <w:t xml:space="preserve">The Sleepwalkers: How Europe Went to War in 1914</w:t>
+        </w:r>
+      </w:hyperlink>
+      <w:r>
+        <w:t xml:space="preserve">. London: Allen Lane, 2012.</w:t>
+      </w:r>
+    </w:p>
+    <w:p>
+      <w:pPr>
+        <w:pStyle w:val="NoteEntry"/>
+      </w:pPr>
+      <w:r>
+        <w:rPr>
+          <w:i/>
+          <w:iCs/>
+        </w:rPr>
+        <w:t xml:space="preserve">The war as a whole. </w:t>
+      </w:r>
+      <w:r>
+        <w:t xml:space="preserve">Strachan, Hew. </w:t>
+      </w:r>
+      <w:hyperlink w:history="1" r:id="rIdiivjeebrc_wk5cev0g4lq">
+        <w:r>
+          <w:rPr>
+            <w:rStyle w:val="Hyperlink"/>
+          </w:rPr>
+          <w:t xml:space="preserve">The First World War</w:t>
+        </w:r>
+      </w:hyperlink>
+      <w:r>
+        <w:t xml:space="preserve">. New York: Viking, 2004.</w:t>
+      </w:r>
+    </w:p>
+    <w:p>
+      <w:pPr>
+        <w:pStyle w:val="NoteEntry"/>
+      </w:pPr>
+      <w:r>
+        <w:rPr>
+          <w:i/>
+          <w:iCs/>
+        </w:rPr>
+        <w:t xml:space="preserve">The first day on the Somme. </w:t>
+      </w:r>
+      <w:r>
+        <w:t xml:space="preserve">Middlebrook, Martin. The First Day on the Somme. London: Allen Lane, 1971.</w:t>
+      </w:r>
+    </w:p>
+    <w:p>
+      <w:pPr>
+        <w:pStyle w:val="NoteEntry"/>
+      </w:pPr>
+      <w:r>
+        <w:rPr>
+          <w:i/>
+          <w:iCs/>
+        </w:rPr>
+        <w:t xml:space="preserve">The Christmas truce, from soldiers’ letters. </w:t>
+      </w:r>
+      <w:r>
+        <w:t xml:space="preserve">Weintraub, Stanley. </w:t>
+      </w:r>
+      <w:hyperlink w:history="1" r:id="rIdu5yfgo3c-ogmmlktsuhrc">
+        <w:r>
+          <w:rPr>
+            <w:rStyle w:val="Hyperlink"/>
+          </w:rPr>
+          <w:t xml:space="preserve">Silent Night: The Story of the World War I Christmas Truce</w:t>
+        </w:r>
+      </w:hyperlink>
+      <w:r>
+        <w:t xml:space="preserve">. New York: Free Press, 2001.</w:t>
+      </w:r>
+    </w:p>
+    <w:p>
+      <w:pPr>
+        <w:pStyle w:val="NoteEntry"/>
+      </w:pPr>
+      <w:r>
+        <w:rPr>
+          <w:i/>
+          <w:iCs/>
+        </w:rPr>
+        <w:t xml:space="preserve">Influenza deaths, the higher estimate. </w:t>
+      </w:r>
+      <w:r>
+        <w:t xml:space="preserve">Johnson, Niall P. A. S., and Juergen Mueller. “</w:t>
+      </w:r>
+      <w:hyperlink w:history="1" r:id="rIdrmvujpwislrgdlpalevvy">
+        <w:r>
+          <w:rPr>
+            <w:rStyle w:val="Hyperlink"/>
+          </w:rPr>
+          <w:t xml:space="preserve">Updating the Accounts: Global Mortality of the 1918–1920 ‘Spanish’ Influenza Pandemic</w:t>
+        </w:r>
+      </w:hyperlink>
+      <w:r>
+        <w:t xml:space="preserve">.” Bulletin of the History of Medicine 76 (2002): 105–15.</w:t>
+      </w:r>
+    </w:p>
+    <w:p>
+      <w:pPr>
+        <w:pStyle w:val="NoteEntry"/>
+      </w:pPr>
+      <w:r>
+        <w:rPr>
+          <w:i/>
+          <w:iCs/>
+        </w:rPr>
+        <w:t xml:space="preserve">Influenza deaths, the lower estimate. </w:t>
+      </w:r>
+      <w:r>
+        <w:t xml:space="preserve">Spreeuwenberg, Peter, et al. “</w:t>
+      </w:r>
+      <w:hyperlink w:history="1" r:id="rIdrqusfuahdbeoqqkj4orny">
+        <w:r>
+          <w:rPr>
+            <w:rStyle w:val="Hyperlink"/>
+          </w:rPr>
+          <w:t xml:space="preserve">Reassessing the Global Mortality Burden of the 1918 Influenza Pandemic</w:t>
+        </w:r>
+      </w:hyperlink>
+      <w:r>
+        <w:t xml:space="preserve">.” American Journal of Epidemiology 187 (2018): 2561–67.</w:t>
+      </w:r>
+    </w:p>
+    <w:p>
+      <w:pPr>
+        <w:pStyle w:val="NoteEntry"/>
+      </w:pPr>
+      <w:r>
+        <w:rPr>
+          <w:i/>
+          <w:iCs/>
+        </w:rPr>
+        <w:t xml:space="preserve">Keynes on Versailles. </w:t>
+      </w:r>
+      <w:r>
+        <w:t xml:space="preserve">Keynes, John Maynard. </w:t>
+      </w:r>
+      <w:hyperlink w:history="1" r:id="rIdvqjnxbb7znazrgygwdzt_">
+        <w:r>
+          <w:rPr>
+            <w:rStyle w:val="Hyperlink"/>
+          </w:rPr>
+          <w:t xml:space="preserve">The Economic Consequences of the Peace</w:t>
+        </w:r>
+      </w:hyperlink>
+      <w:r>
+        <w:t xml:space="preserve">. London: Macmillan, 1919.</w:t>
+      </w:r>
+    </w:p>
+    <w:p>
+      <w:pPr>
+        <w:pStyle w:val="Heading2"/>
+      </w:pPr>
+      <w:r>
+        <w:t xml:space="preserve">The Twentieth Century: Genius and Catastrophe — Great Countries, Terrible Decades</w:t>
+      </w:r>
+    </w:p>
+    <w:p>
+      <w:pPr>
+        <w:pStyle w:val="NoteEntry"/>
+      </w:pPr>
+      <w:r>
+        <w:rPr>
+          <w:i/>
+          <w:iCs/>
+        </w:rPr>
+        <w:t xml:space="preserve">How the Nazis took power. </w:t>
+      </w:r>
+      <w:r>
+        <w:t xml:space="preserve">Evans, Richard J. </w:t>
+      </w:r>
+      <w:hyperlink w:history="1" r:id="rIdl4milbgpw8m_-xvzcxmwp">
+        <w:r>
+          <w:rPr>
+            <w:rStyle w:val="Hyperlink"/>
+          </w:rPr>
+          <w:t xml:space="preserve">The Coming of the Third Reich</w:t>
+        </w:r>
+      </w:hyperlink>
+      <w:r>
+        <w:t xml:space="preserve">. London: Allen Lane, 2003.</w:t>
+      </w:r>
+    </w:p>
+    <w:p>
+      <w:pPr>
+        <w:pStyle w:val="NoteEntry"/>
+      </w:pPr>
+      <w:r>
+        <w:rPr>
+          <w:i/>
+          <w:iCs/>
+        </w:rPr>
+        <w:t xml:space="preserve">The Holocaust. </w:t>
+      </w:r>
+      <w:r>
+        <w:t xml:space="preserve">Hilberg, Raul. </w:t>
+      </w:r>
+      <w:hyperlink w:history="1" r:id="rIdosv572uztvnebjchcmhv8">
+        <w:r>
+          <w:rPr>
+            <w:rStyle w:val="Hyperlink"/>
+          </w:rPr>
+          <w:t xml:space="preserve">The Destruction of the European Jews</w:t>
+        </w:r>
+      </w:hyperlink>
+      <w:r>
+        <w:t xml:space="preserve">. 3rd ed. New Haven: Yale University Press, 2003.</w:t>
+      </w:r>
+    </w:p>
+    <w:p>
+      <w:pPr>
+        <w:pStyle w:val="NoteEntry"/>
+      </w:pPr>
+      <w:r>
+        <w:rPr>
+          <w:i/>
+          <w:iCs/>
+        </w:rPr>
+        <w:t xml:space="preserve">The situational-obedience account of ordinary perpetrators. </w:t>
+      </w:r>
+      <w:r>
+        <w:t xml:space="preserve">Browning, Christopher R. Ordinary Men: Reserve Police Battalion 101 and the Final Solution in Poland. New York: HarperCollins, 1992.</w:t>
+      </w:r>
+    </w:p>
+    <w:p>
+      <w:pPr>
+        <w:pStyle w:val="NoteEntry"/>
+      </w:pPr>
+      <w:r>
+        <w:rPr>
+          <w:i/>
+          <w:iCs/>
+        </w:rPr>
+        <w:t xml:space="preserve">The convinced-and-willing-participants account of ordinary perpetrators. </w:t>
+      </w:r>
+      <w:r>
+        <w:t xml:space="preserve">Goldhagen, Daniel Jonah. Hitler’s Willing Executioners: Ordinary Germans and the Holocaust. New York: Alfred A. Knopf, 1996.</w:t>
+      </w:r>
+    </w:p>
+    <w:p>
+      <w:pPr>
+        <w:pStyle w:val="NoteEntry"/>
+      </w:pPr>
+      <w:r>
+        <w:rPr>
+          <w:i/>
+          <w:iCs/>
+        </w:rPr>
+        <w:t xml:space="preserve">Cambodia under the Khmer Rouge. </w:t>
+      </w:r>
+      <w:r>
+        <w:t xml:space="preserve">Kiernan, Ben. </w:t>
+      </w:r>
+      <w:hyperlink w:history="1" r:id="rId1gv5su-l3f-y3z6l89y7w">
+        <w:r>
+          <w:rPr>
+            <w:rStyle w:val="Hyperlink"/>
+          </w:rPr>
+          <w:t xml:space="preserve">The Pol Pot Regime</w:t>
+        </w:r>
+      </w:hyperlink>
+      <w:r>
+        <w:t xml:space="preserve">. New Haven: Yale University Press, 1996.</w:t>
+      </w:r>
+    </w:p>
+    <w:p>
+      <w:pPr>
+        <w:pStyle w:val="NoteEntry"/>
+      </w:pPr>
+      <w:r>
+        <w:rPr>
+          <w:i/>
+          <w:iCs/>
+        </w:rPr>
+        <w:t xml:space="preserve">How democracies are dismantled. </w:t>
+      </w:r>
+      <w:r>
+        <w:t xml:space="preserve">Levitsky, Steven, and Daniel Ziblatt. </w:t>
+      </w:r>
+      <w:hyperlink w:history="1" r:id="rIdr88mwsfiy4yocufgjwa4g">
+        <w:r>
+          <w:rPr>
+            <w:rStyle w:val="Hyperlink"/>
+          </w:rPr>
+          <w:t xml:space="preserve">How Democracies Die</w:t>
+        </w:r>
+      </w:hyperlink>
+      <w:r>
+        <w:t xml:space="preserve">. New York: Crown, 2018.</w:t>
+      </w:r>
+    </w:p>
+    <w:p>
+      <w:pPr>
+        <w:pStyle w:val="NoteEntry"/>
+      </w:pPr>
+      <w:r>
+        <w:rPr>
+          <w:i/>
+          <w:iCs/>
+        </w:rPr>
+        <w:t xml:space="preserve">Germany’s reckoning with its past. </w:t>
+      </w:r>
+      <w:r>
+        <w:t xml:space="preserve">Neiman, Susan. </w:t>
+      </w:r>
+      <w:hyperlink w:history="1" r:id="rIdefhpplzqtuhq5z27xn-uc">
+        <w:r>
+          <w:rPr>
+            <w:rStyle w:val="Hyperlink"/>
+          </w:rPr>
+          <w:t xml:space="preserve">Learning from the Germans: Race and the Memory of Evil</w:t>
+        </w:r>
+      </w:hyperlink>
+      <w:r>
+        <w:t xml:space="preserve">. New York: Farrar, Straus and Giroux, 2019.</w:t>
+      </w:r>
+    </w:p>
+    <w:p>
+      <w:pPr>
+        <w:pStyle w:val="NoteEntry"/>
+      </w:pPr>
+      <w:r>
+        <w:rPr>
+          <w:i/>
+          <w:iCs/>
+        </w:rPr>
+        <w:t xml:space="preserve">Denmark’s rescue of its Jews, 1943. </w:t>
+      </w:r>
+      <w:r>
+        <w:t xml:space="preserve">Yahil, Leni. The Rescue of Danish Jewry: Test of a Democracy. Philadelphia: Jewish Publication Society of America, 1969.</w:t>
+      </w:r>
+    </w:p>
+    <w:p>
+      <w:pPr>
+        <w:pStyle w:val="NoteEntry"/>
+      </w:pPr>
+      <w:r>
+        <w:rPr>
+          <w:i/>
+          <w:iCs/>
+        </w:rPr>
+        <w:t xml:space="preserve">Sweden’s sterilization program. </w:t>
+      </w:r>
+      <w:r>
+        <w:t xml:space="preserve">Broberg, Gunnar, and Nils Roll-Hansen, eds. </w:t>
+      </w:r>
+      <w:hyperlink w:history="1" r:id="rId47waja1pruhgrqycqbuzp">
+        <w:r>
+          <w:rPr>
+            <w:rStyle w:val="Hyperlink"/>
+          </w:rPr>
+          <w:t xml:space="preserve">Eugenics and the Welfare State: Sterilization Policy in Denmark, Sweden, Norway, and Finland</w:t>
+        </w:r>
+      </w:hyperlink>
+      <w:r>
+        <w:t xml:space="preserve">. East Lansing: Michigan State University Press, 1996.</w:t>
+      </w:r>
+    </w:p>
+    <w:p>
+      <w:pPr>
+        <w:pStyle w:val="Heading2"/>
+      </w:pPr>
+      <w:r>
+        <w:t xml:space="preserve">1853–1947: Japan, Restoration, and Empire</w:t>
+      </w:r>
+    </w:p>
+    <w:p>
+      <w:pPr>
+        <w:pStyle w:val="NoteEntry"/>
+      </w:pPr>
+      <w:r>
+        <w:rPr>
+          <w:i/>
+          <w:iCs/>
+        </w:rPr>
+        <w:t xml:space="preserve">Meiji to empire. </w:t>
+      </w:r>
+      <w:r>
+        <w:t xml:space="preserve">Jansen, Marius B. </w:t>
+      </w:r>
+      <w:hyperlink w:history="1" r:id="rIdu7dcxgigrgqebh-xhpi7k">
+        <w:r>
+          <w:rPr>
+            <w:rStyle w:val="Hyperlink"/>
+          </w:rPr>
+          <w:t xml:space="preserve">The Making of Modern Japan</w:t>
+        </w:r>
+      </w:hyperlink>
+      <w:r>
+        <w:t xml:space="preserve">. Cambridge, MA: Harvard University Press, 2000.</w:t>
+      </w:r>
+    </w:p>
+    <w:p>
+      <w:pPr>
+        <w:pStyle w:val="NoteEntry"/>
+      </w:pPr>
+      <w:r>
+        <w:rPr>
+          <w:i/>
+          <w:iCs/>
+        </w:rPr>
+        <w:t xml:space="preserve">Nanjing: the evidence and the death-toll debate. </w:t>
+      </w:r>
+      <w:r>
+        <w:t xml:space="preserve">Fogel, Joshua A., ed. </w:t>
+      </w:r>
+      <w:hyperlink w:history="1" r:id="rIdly3oxxpo0ok7_5kxf0rgb">
+        <w:r>
+          <w:rPr>
+            <w:rStyle w:val="Hyperlink"/>
+          </w:rPr>
+          <w:t xml:space="preserve">The Nanjing Massacre in History and Historiography</w:t>
+        </w:r>
+      </w:hyperlink>
+      <w:r>
+        <w:t xml:space="preserve">. Berkeley: University of California Press, 2000.</w:t>
+      </w:r>
+    </w:p>
+    <w:p>
+      <w:pPr>
+        <w:pStyle w:val="NoteEntry"/>
+      </w:pPr>
+      <w:r>
+        <w:rPr>
+          <w:i/>
+          <w:iCs/>
+        </w:rPr>
+        <w:t xml:space="preserve">The kamikaze pilots and their letters. </w:t>
+      </w:r>
+      <w:r>
+        <w:t xml:space="preserve">Ohnuki-Tierney, Emiko. </w:t>
+      </w:r>
+      <w:hyperlink w:history="1" r:id="rIdrrijl_5zxi0ki4uwc4qvn">
+        <w:r>
+          <w:rPr>
+            <w:rStyle w:val="Hyperlink"/>
+          </w:rPr>
+          <w:t xml:space="preserve">Kamikaze, Cherry Blossoms, and Nationalisms</w:t>
+        </w:r>
+      </w:hyperlink>
+      <w:r>
+        <w:t xml:space="preserve">. Chicago: University of Chicago Press, 2002.</w:t>
+      </w:r>
+    </w:p>
+    <w:p>
+      <w:pPr>
+        <w:pStyle w:val="NoteEntry"/>
+      </w:pPr>
+      <w:r>
+        <w:rPr>
+          <w:i/>
+          <w:iCs/>
+        </w:rPr>
+        <w:t xml:space="preserve">Occupation and the 1947 constitution. </w:t>
+      </w:r>
+      <w:r>
+        <w:t xml:space="preserve">Dower, John W. </w:t>
+      </w:r>
+      <w:hyperlink w:history="1" r:id="rIdd9qfyv_56fytgmdls-fdx">
+        <w:r>
+          <w:rPr>
+            <w:rStyle w:val="Hyperlink"/>
+          </w:rPr>
+          <w:t xml:space="preserve">Embracing Defeat: Japan in the Wake of World War II</w:t>
+        </w:r>
+      </w:hyperlink>
+      <w:r>
+        <w:t xml:space="preserve">. New York: Norton, 1999.</w:t>
+      </w:r>
+    </w:p>
+    <w:p>
+      <w:pPr>
+        <w:pStyle w:val="NoteEntry"/>
+      </w:pPr>
+      <w:r>
+        <w:rPr>
+          <w:i/>
+          <w:iCs/>
+        </w:rPr>
+        <w:t xml:space="preserve">Fukuzawa’s opening sentence of 1872. </w:t>
+      </w:r>
+      <w:r>
+        <w:t xml:space="preserve">Fukuzawa Yukichi. An Encouragement of Learning. Translated by David A. Dilworth and Umeyo Hirano. Tokyo: Sophia University, 1969.</w:t>
+      </w:r>
+    </w:p>
+    <w:p>
+      <w:pPr>
+        <w:pStyle w:val="NoteEntry"/>
+      </w:pPr>
+      <w:r>
+        <w:rPr>
+          <w:i/>
+          <w:iCs/>
+        </w:rPr>
+        <w:t xml:space="preserve">“Datsu-A Ron”: an unsigned Jiji Shimpo editorial of March 16, 1885; the attribution to Fukuzawa dates from 1933 and is doubted. </w:t>
+      </w:r>
+      <w:r>
+        <w:t xml:space="preserve">Korhonen, Pekka. “Leaving Asia? The Meaning of Datsu-A and Japan’s Modern History.” The Asia-Pacific Journal: Japan Focus 12, no. 9 (2014).</w:t>
+      </w:r>
+    </w:p>
+    <w:p>
+      <w:pPr>
+        <w:pStyle w:val="Heading2"/>
+      </w:pPr>
+      <w:r>
+        <w:t xml:space="preserve">1861–1946: Italy, Rome’s Heir and the Fascist Detour</w:t>
+      </w:r>
+    </w:p>
+    <w:p>
+      <w:pPr>
+        <w:pStyle w:val="NoteEntry"/>
+      </w:pPr>
+      <w:r>
+        <w:rPr>
+          <w:i/>
+          <w:iCs/>
+        </w:rPr>
+        <w:t xml:space="preserve">Italy from unification. </w:t>
+      </w:r>
+      <w:r>
+        <w:t xml:space="preserve">Duggan, Christopher. </w:t>
+      </w:r>
+      <w:hyperlink w:history="1" r:id="rId4p3ku9kyyqot3qmz0ksn4">
+        <w:r>
+          <w:rPr>
+            <w:rStyle w:val="Hyperlink"/>
+          </w:rPr>
+          <w:t xml:space="preserve">The Force of Destiny: A History of Italy since 1796</w:t>
+        </w:r>
+      </w:hyperlink>
+      <w:r>
+        <w:t xml:space="preserve">. London: Allen Lane, 2007.</w:t>
+      </w:r>
+    </w:p>
+    <w:p>
+      <w:pPr>
+        <w:pStyle w:val="NoteEntry"/>
+      </w:pPr>
+      <w:r>
+        <w:rPr>
+          <w:i/>
+          <w:iCs/>
+        </w:rPr>
+        <w:t xml:space="preserve">The regime, Matteotti, and the trains. </w:t>
+      </w:r>
+      <w:r>
+        <w:t xml:space="preserve">Bosworth, R. J. B. </w:t>
+      </w:r>
+      <w:hyperlink w:history="1" r:id="rId8uv6a0ngazufkgdtg4fp_">
+        <w:r>
+          <w:rPr>
+            <w:rStyle w:val="Hyperlink"/>
+          </w:rPr>
+          <w:t xml:space="preserve">Mussolini’s Italy: Life under the Dictatorship, 1915–1945</w:t>
+        </w:r>
+      </w:hyperlink>
+      <w:r>
+        <w:t xml:space="preserve">. London: Allen Lane, 2005.</w:t>
+      </w:r>
+    </w:p>
+    <w:p>
+      <w:pPr>
+        <w:pStyle w:val="NoteEntry"/>
+      </w:pPr>
+      <w:r>
+        <w:rPr>
+          <w:i/>
+          <w:iCs/>
+        </w:rPr>
+        <w:t xml:space="preserve">Italy’s abandoned purge. </w:t>
+      </w:r>
+      <w:r>
+        <w:t xml:space="preserve">Domenico, Roy Palmer. </w:t>
+      </w:r>
+      <w:hyperlink w:history="1" r:id="rIdedjzqtsv4pplm2r37yydg">
+        <w:r>
+          <w:rPr>
+            <w:rStyle w:val="Hyperlink"/>
+          </w:rPr>
+          <w:t xml:space="preserve">Italian Fascists on Trial, 1943–1948</w:t>
+        </w:r>
+      </w:hyperlink>
+      <w:r>
+        <w:t xml:space="preserve">. Chapel Hill: University of North Carolina Press, 1991.</w:t>
+      </w:r>
+    </w:p>
+    <w:p>
+      <w:pPr>
+        <w:pStyle w:val="NoteEntry"/>
+      </w:pPr>
+      <w:r>
+        <w:rPr>
+          <w:i/>
+          <w:iCs/>
+        </w:rPr>
+        <w:t xml:space="preserve">Matteotti’s last speech of May 30, 1924, his remark to colleagues, and Mussolini’s speech of January 3, 1925. </w:t>
+      </w:r>
+      <w:r>
+        <w:t xml:space="preserve">Bosworth, R. J. B. Mussolini’s Italy: Life under the Dictatorship, 1915–1945. London: Allen Lane, 2005 (cited above).</w:t>
+      </w:r>
+    </w:p>
+    <w:p>
+      <w:pPr>
+        <w:pStyle w:val="Heading2"/>
+      </w:pPr>
+      <w:r>
+        <w:t xml:space="preserve">Medieval Córdoba to 1981: Spain, Convivencia and the General</w:t>
+      </w:r>
+    </w:p>
+    <w:p>
+      <w:pPr>
+        <w:pStyle w:val="NoteEntry"/>
+      </w:pPr>
+      <w:r>
+        <w:rPr>
+          <w:i/>
+          <w:iCs/>
+        </w:rPr>
+        <w:t xml:space="preserve">Convivencia, the admiring account. </w:t>
+      </w:r>
+      <w:r>
+        <w:t xml:space="preserve">Menocal, María Rosa. </w:t>
+      </w:r>
+      <w:hyperlink w:history="1" r:id="rIdyjsysgf64hkz2869ao_yw">
+        <w:r>
+          <w:rPr>
+            <w:rStyle w:val="Hyperlink"/>
+          </w:rPr>
+          <w:t xml:space="preserve">The Ornament of the World</w:t>
+        </w:r>
+      </w:hyperlink>
+      <w:r>
+        <w:t xml:space="preserve">. Boston: Little, Brown, 2002.</w:t>
+      </w:r>
+    </w:p>
+    <w:p>
+      <w:pPr>
+        <w:pStyle w:val="NoteEntry"/>
+      </w:pPr>
+      <w:r>
+        <w:rPr>
+          <w:i/>
+          <w:iCs/>
+        </w:rPr>
+        <w:t xml:space="preserve">Convivencia, the skeptical account. </w:t>
+      </w:r>
+      <w:r>
+        <w:t xml:space="preserve">Fernández-Morera, Darío. </w:t>
+      </w:r>
+      <w:hyperlink w:history="1" r:id="rIdltetr9dk7wqz8bsn3cfdv">
+        <w:r>
+          <w:rPr>
+            <w:rStyle w:val="Hyperlink"/>
+          </w:rPr>
+          <w:t xml:space="preserve">The Myth of the Andalusian Paradise</w:t>
+        </w:r>
+      </w:hyperlink>
+      <w:r>
+        <w:t xml:space="preserve">. Wilmington, DE: ISI Books, 2016.</w:t>
+      </w:r>
+    </w:p>
+    <w:p>
+      <w:pPr>
+        <w:pStyle w:val="NoteEntry"/>
+      </w:pPr>
+      <w:r>
+        <w:rPr>
+          <w:i/>
+          <w:iCs/>
+        </w:rPr>
+        <w:t xml:space="preserve">Maimonides and the Almohad exile. </w:t>
+      </w:r>
+      <w:r>
+        <w:t xml:space="preserve">Kraemer, Joel L. </w:t>
+      </w:r>
+      <w:hyperlink w:history="1" r:id="rIdegucyp1zsajnlmnyjq4pa">
+        <w:r>
+          <w:rPr>
+            <w:rStyle w:val="Hyperlink"/>
+          </w:rPr>
+          <w:t xml:space="preserve">Maimonides: The Life and World of One of Civilization’s Greatest Minds</w:t>
+        </w:r>
+      </w:hyperlink>
+      <w:r>
+        <w:t xml:space="preserve">. New York: Doubleday, 2008.</w:t>
+      </w:r>
+    </w:p>
+    <w:p>
+      <w:pPr>
+        <w:pStyle w:val="NoteEntry"/>
+      </w:pPr>
+      <w:r>
+        <w:rPr>
+          <w:i/>
+          <w:iCs/>
+        </w:rPr>
+        <w:t xml:space="preserve">Civil-war repression. </w:t>
+      </w:r>
+      <w:r>
+        <w:t xml:space="preserve">Preston, Paul. </w:t>
+      </w:r>
+      <w:hyperlink w:history="1" r:id="rIdntv4oyobkoc57cgu5ekf_">
+        <w:r>
+          <w:rPr>
+            <w:rStyle w:val="Hyperlink"/>
+          </w:rPr>
+          <w:t xml:space="preserve">The Spanish Holocaust</w:t>
+        </w:r>
+      </w:hyperlink>
+      <w:r>
+        <w:t xml:space="preserve">. London: HarperPress, 2012.</w:t>
+      </w:r>
+    </w:p>
+    <w:p>
+      <w:pPr>
+        <w:pStyle w:val="NoteEntry"/>
+      </w:pPr>
+      <w:r>
+        <w:rPr>
+          <w:i/>
+          <w:iCs/>
+        </w:rPr>
+        <w:t xml:space="preserve">The pact of forgetting. </w:t>
+      </w:r>
+      <w:r>
+        <w:t xml:space="preserve">Aguilar, Paloma. </w:t>
+      </w:r>
+      <w:hyperlink w:history="1" r:id="rIdnfhhsm5wqzz8ighgwsda-">
+        <w:r>
+          <w:rPr>
+            <w:rStyle w:val="Hyperlink"/>
+          </w:rPr>
+          <w:t xml:space="preserve">Memory and Amnesia: The Role of the Spanish Civil War in the Transition to Democracy</w:t>
+        </w:r>
+      </w:hyperlink>
+      <w:r>
+        <w:t xml:space="preserve">. New York: Berghahn, 2002.</w:t>
+      </w:r>
+    </w:p>
+    <w:p>
+      <w:pPr>
+        <w:pStyle w:val="Heading2"/>
+      </w:pPr>
+      <w:r>
+        <w:t xml:space="preserve">1917–1991: The Soviet Union, Ideals and Iron</w:t>
+      </w:r>
+    </w:p>
+    <w:p>
+      <w:pPr>
+        <w:pStyle w:val="NoteEntry"/>
+      </w:pPr>
+      <w:r>
+        <w:rPr>
+          <w:i/>
+          <w:iCs/>
+        </w:rPr>
+        <w:t xml:space="preserve">Famine and collectivization: the archival numbers. </w:t>
+      </w:r>
+      <w:r>
+        <w:t xml:space="preserve">Davies, R. W., and Stephen G. Wheatcroft. The Years of Hunger: Soviet Agriculture, 1931–1933. Basingstoke: Palgrave Macmillan, 2004.</w:t>
+      </w:r>
+    </w:p>
+    <w:p>
+      <w:pPr>
+        <w:pStyle w:val="NoteEntry"/>
+      </w:pPr>
+      <w:r>
+        <w:rPr>
+          <w:i/>
+          <w:iCs/>
+        </w:rPr>
+        <w:t xml:space="preserve">The Holodomor. </w:t>
+      </w:r>
+      <w:r>
+        <w:t xml:space="preserve">Applebaum, Anne. </w:t>
+      </w:r>
+      <w:hyperlink w:history="1" r:id="rIdnicdeyyaaryqfgwp9f8ud">
+        <w:r>
+          <w:rPr>
+            <w:rStyle w:val="Hyperlink"/>
+          </w:rPr>
+          <w:t xml:space="preserve">Red Famine: Stalin’s War on Ukraine</w:t>
+        </w:r>
+      </w:hyperlink>
+      <w:r>
+        <w:t xml:space="preserve">. New York: Doubleday, 2017.</w:t>
+      </w:r>
+    </w:p>
+    <w:p>
+      <w:pPr>
+        <w:pStyle w:val="NoteEntry"/>
+      </w:pPr>
+      <w:r>
+        <w:rPr>
+          <w:i/>
+          <w:iCs/>
+        </w:rPr>
+        <w:t xml:space="preserve">The Gulag. </w:t>
+      </w:r>
+      <w:r>
+        <w:t xml:space="preserve">Applebaum, Anne. </w:t>
+      </w:r>
+      <w:hyperlink w:history="1" r:id="rIdl14omxgyvfb1v-ur8mrb0">
+        <w:r>
+          <w:rPr>
+            <w:rStyle w:val="Hyperlink"/>
+          </w:rPr>
+          <w:t xml:space="preserve">Gulag: A History</w:t>
+        </w:r>
+      </w:hyperlink>
+      <w:r>
+        <w:t xml:space="preserve">. New York: Doubleday, 2003.</w:t>
+      </w:r>
+    </w:p>
+    <w:p>
+      <w:pPr>
+        <w:pStyle w:val="NoteEntry"/>
+      </w:pPr>
+      <w:r>
+        <w:rPr>
+          <w:i/>
+          <w:iCs/>
+        </w:rPr>
+        <w:t xml:space="preserve">Katyn. </w:t>
+      </w:r>
+      <w:r>
+        <w:t xml:space="preserve">Sanford, George. </w:t>
+      </w:r>
+      <w:hyperlink w:history="1" r:id="rIdqwevimpw4g_8ffnm4yqax">
+        <w:r>
+          <w:rPr>
+            <w:rStyle w:val="Hyperlink"/>
+          </w:rPr>
+          <w:t xml:space="preserve">Katyn and the Soviet Massacre of 1940</w:t>
+        </w:r>
+      </w:hyperlink>
+      <w:r>
+        <w:t xml:space="preserve">. London: Routledge, 2005.</w:t>
+      </w:r>
+    </w:p>
+    <w:p>
+      <w:pPr>
+        <w:pStyle w:val="NoteEntry"/>
+      </w:pPr>
+      <w:r>
+        <w:rPr>
+          <w:i/>
+          <w:iCs/>
+        </w:rPr>
+        <w:t xml:space="preserve">Chernobyl and the delayed evacuation. </w:t>
+      </w:r>
+      <w:r>
+        <w:t xml:space="preserve">Plokhy, Serhii. </w:t>
+      </w:r>
+      <w:hyperlink w:history="1" r:id="rId0utsoylyoybl-xf-edf1q">
+        <w:r>
+          <w:rPr>
+            <w:rStyle w:val="Hyperlink"/>
+          </w:rPr>
+          <w:t xml:space="preserve">Chernobyl: The History of a Nuclear Catastrophe</w:t>
+        </w:r>
+      </w:hyperlink>
+      <w:r>
+        <w:t xml:space="preserve">. New York: Basic Books, 2018.</w:t>
+      </w:r>
+    </w:p>
+    <w:p>
+      <w:pPr>
+        <w:pStyle w:val="NoteEntry"/>
+      </w:pPr>
+      <w:r>
+        <w:rPr>
+          <w:i/>
+          <w:iCs/>
+        </w:rPr>
+        <w:t xml:space="preserve">The 1939 pact and the invasion of 1941. </w:t>
+      </w:r>
+      <w:r>
+        <w:t xml:space="preserve">Roberts, Geoffrey. </w:t>
+      </w:r>
+      <w:hyperlink w:history="1" r:id="rId8wceuqeykuf7p3gzo7g8w">
+        <w:r>
+          <w:rPr>
+            <w:rStyle w:val="Hyperlink"/>
+          </w:rPr>
+          <w:t xml:space="preserve">Stalin’s Wars: From World War to Cold War, 1939–1953</w:t>
+        </w:r>
+      </w:hyperlink>
+      <w:r>
+        <w:t xml:space="preserve">. New Haven: Yale University Press, 2006.</w:t>
+      </w:r>
+    </w:p>
+    <w:p>
+      <w:pPr>
+        <w:pStyle w:val="Heading2"/>
+      </w:pPr>
+      <w:r>
+        <w:t xml:space="preserve">1949 to Today: China, the Long Memory and the Great Leap</w:t>
+      </w:r>
+    </w:p>
+    <w:p>
+      <w:pPr>
+        <w:pStyle w:val="NoteEntry"/>
+      </w:pPr>
+      <w:r>
+        <w:rPr>
+          <w:i/>
+          <w:iCs/>
+        </w:rPr>
+        <w:t xml:space="preserve">The Great Leap famine. </w:t>
+      </w:r>
+      <w:r>
+        <w:t xml:space="preserve">Dikötter, Frank. </w:t>
+      </w:r>
+      <w:hyperlink w:history="1" r:id="rIdquwltoyr6_cp1t141kprq">
+        <w:r>
+          <w:rPr>
+            <w:rStyle w:val="Hyperlink"/>
+          </w:rPr>
+          <w:t xml:space="preserve">Mao’s Great Famine</w:t>
+        </w:r>
+      </w:hyperlink>
+      <w:r>
+        <w:t xml:space="preserve">. London: Bloomsbury, 2010.</w:t>
+      </w:r>
+    </w:p>
+    <w:p>
+      <w:pPr>
+        <w:pStyle w:val="NoteEntry"/>
+      </w:pPr>
+      <w:r>
+        <w:rPr>
+          <w:i/>
+          <w:iCs/>
+        </w:rPr>
+        <w:t xml:space="preserve">The famine, from inside China’s archives. </w:t>
+      </w:r>
+      <w:r>
+        <w:t xml:space="preserve">Yang Jisheng. </w:t>
+      </w:r>
+      <w:hyperlink w:history="1" r:id="rIdtfe8ljqt1f5khxb7_f_u6">
+        <w:r>
+          <w:rPr>
+            <w:rStyle w:val="Hyperlink"/>
+          </w:rPr>
+          <w:t xml:space="preserve">Tombstone: The Great Chinese Famine, 1958–1962</w:t>
+        </w:r>
+      </w:hyperlink>
+      <w:r>
+        <w:t xml:space="preserve">. New York: Farrar, Straus and Giroux, 2012.</w:t>
+      </w:r>
+    </w:p>
+    <w:p>
+      <w:pPr>
+        <w:pStyle w:val="NoteEntry"/>
+      </w:pPr>
+      <w:r>
+        <w:rPr>
+          <w:i/>
+          <w:iCs/>
+        </w:rPr>
+        <w:t xml:space="preserve">The Cultural Revolution. </w:t>
+      </w:r>
+      <w:r>
+        <w:t xml:space="preserve">MacFarquhar, Roderick, and Michael Schoenhals. </w:t>
+      </w:r>
+      <w:hyperlink w:history="1" r:id="rIdmz73kggkzgiwvw5ctbwih">
+        <w:r>
+          <w:rPr>
+            <w:rStyle w:val="Hyperlink"/>
+          </w:rPr>
+          <w:t xml:space="preserve">Mao’s Last Revolution</w:t>
+        </w:r>
+      </w:hyperlink>
+      <w:r>
+        <w:t xml:space="preserve">. Cambridge, MA: Belknap Press of Harvard University Press, 2006.</w:t>
+      </w:r>
+    </w:p>
+    <w:p>
+      <w:pPr>
+        <w:pStyle w:val="NoteEntry"/>
+      </w:pPr>
+      <w:r>
+        <w:rPr>
+          <w:i/>
+          <w:iCs/>
+        </w:rPr>
+        <w:t xml:space="preserve">Plastic entering the ocean (2010 data). </w:t>
+      </w:r>
+      <w:r>
+        <w:t xml:space="preserve">Jambeck, Jenna R., et al. “</w:t>
+      </w:r>
+      <w:hyperlink w:history="1" r:id="rIda4zjxleed-ssao8mqgptf">
+        <w:r>
+          <w:rPr>
+            <w:rStyle w:val="Hyperlink"/>
+          </w:rPr>
+          <w:t xml:space="preserve">Plastic Waste Inputs from Land into the Ocean</w:t>
+        </w:r>
+      </w:hyperlink>
+      <w:r>
+        <w:t xml:space="preserve">.” Science 347 (2015): 768–71.</w:t>
+      </w:r>
+    </w:p>
+    <w:p>
+      <w:pPr>
+        <w:pStyle w:val="NoteEntry"/>
+      </w:pPr>
+      <w:r>
+        <w:rPr>
+          <w:i/>
+          <w:iCs/>
+        </w:rPr>
+        <w:t xml:space="preserve">River plastic, a later estimate with a different ranking. </w:t>
+      </w:r>
+      <w:r>
+        <w:t xml:space="preserve">Meijer, Lourens J. J., et al. “</w:t>
+      </w:r>
+      <w:hyperlink w:history="1" r:id="rId2sennwmvwdprowqn9amx4">
+        <w:r>
+          <w:rPr>
+            <w:rStyle w:val="Hyperlink"/>
+          </w:rPr>
+          <w:t xml:space="preserve">More than 1000 Rivers Account for 80% of Global Riverine Plastic Emissions into the Ocean</w:t>
+        </w:r>
+      </w:hyperlink>
+      <w:r>
+        <w:t xml:space="preserve">.” Science Advances 7 (2021): eaaz5803.</w:t>
+      </w:r>
+    </w:p>
+    <w:p>
+      <w:pPr>
+        <w:pStyle w:val="NoteEntry"/>
+      </w:pPr>
+      <w:r>
+        <w:rPr>
+          <w:i/>
+          <w:iCs/>
+        </w:rPr>
+        <w:t xml:space="preserve">Pooh’s rise and the anti-corruption campaign. </w:t>
+      </w:r>
+      <w:r>
+        <w:t xml:space="preserve">Economy, Elizabeth C. </w:t>
+      </w:r>
+      <w:hyperlink w:history="1" r:id="rIdnohyfh5fya08l4p0nfywx">
+        <w:r>
+          <w:rPr>
+            <w:rStyle w:val="Hyperlink"/>
+          </w:rPr>
+          <w:t xml:space="preserve">The Third Revolution: Xi Jinping and the New Chinese State</w:t>
+        </w:r>
+      </w:hyperlink>
+      <w:r>
+        <w:t xml:space="preserve">. New York: Oxford University Press, 2018.</w:t>
+      </w:r>
+    </w:p>
+    <w:p>
+      <w:pPr>
+        <w:pStyle w:val="NoteEntry"/>
+      </w:pPr>
+      <w:r>
+        <w:rPr>
+          <w:i/>
+          <w:iCs/>
+        </w:rPr>
+        <w:t xml:space="preserve">The 2018 end of the presidential term limit. </w:t>
+      </w:r>
+      <w:r>
+        <w:t xml:space="preserve">Amendment to the Constitution of the People’s Republic of China, adopted by the National People’s Congress, March 11, 2018.</w:t>
+      </w:r>
+    </w:p>
+    <w:p>
+      <w:pPr>
+        <w:pStyle w:val="NoteEntry"/>
+      </w:pPr>
+      <w:r>
+        <w:rPr>
+          <w:i/>
+          <w:iCs/>
+        </w:rPr>
+        <w:t xml:space="preserve">Hong Kong’s national-security law. </w:t>
+      </w:r>
+      <w:r>
+        <w:t xml:space="preserve">Law of the People’s Republic of China on Safeguarding National Security in the Hong Kong Special Administrative Region, promulgated June 30, 2020.</w:t>
+      </w:r>
+    </w:p>
+    <w:p>
+      <w:pPr>
+        <w:pStyle w:val="NoteEntry"/>
+      </w:pPr>
+      <w:r>
+        <w:rPr>
+          <w:i/>
+          <w:iCs/>
+        </w:rPr>
+        <w:t xml:space="preserve">The Winnie-the-Pooh memes and their censorship. </w:t>
+      </w:r>
+      <w:r>
+        <w:t xml:space="preserve">McDonell, Stephen. “</w:t>
+      </w:r>
+      <w:hyperlink w:history="1" r:id="rIdwrrzgyosqjjhkhov93ttk">
+        <w:r>
+          <w:rPr>
+            <w:rStyle w:val="Hyperlink"/>
+          </w:rPr>
+          <w:t xml:space="preserve">Why China Censors Banned Winnie the Pooh</w:t>
+        </w:r>
+      </w:hyperlink>
+      <w:r>
+        <w:t xml:space="preserve">.” BBC News, July 17, 2017.</w:t>
+      </w:r>
+    </w:p>
+    <w:p>
+      <w:pPr>
+        <w:pStyle w:val="NoteEntry"/>
+      </w:pPr>
+      <w:r>
+        <w:rPr>
+          <w:i/>
+          <w:iCs/>
+        </w:rPr>
+        <w:t xml:space="preserve">Little Bear Winnie on Weibo and WeChat; the 2013 and 2014 pairings. </w:t>
+      </w:r>
+      <w:r>
+        <w:t xml:space="preserve">Agence France-Presse. “‘Oh, Bother’: </w:t>
+      </w:r>
+      <w:hyperlink w:history="1" r:id="rIdllpzvdglvgxzxfyot8evy">
+        <w:r>
+          <w:rPr>
+            <w:rStyle w:val="Hyperlink"/>
+          </w:rPr>
+          <w:t xml:space="preserve">Winnie the Pooh Falls Foul of Chinese Internet Censors</w:t>
+        </w:r>
+      </w:hyperlink>
+      <w:r>
+        <w:t xml:space="preserve">.” The Guardian, July 17, 2017.</w:t>
+      </w:r>
+    </w:p>
+    <w:p>
+      <w:pPr>
+        <w:pStyle w:val="Heading2"/>
+      </w:pPr>
+      <w:r>
+        <w:t xml:space="preserve">The 13th Century BCE to 1948 CE: The People Who Kept Their Story — A Complete History of the Jews</w:t>
+      </w:r>
+    </w:p>
+    <w:p>
+      <w:pPr>
+        <w:pStyle w:val="NoteEntry"/>
+      </w:pPr>
+      <w:r>
+        <w:rPr>
+          <w:i/>
+          <w:iCs/>
+        </w:rPr>
+        <w:t xml:space="preserve">The long history. </w:t>
+      </w:r>
+      <w:r>
+        <w:t xml:space="preserve">Schama, Simon. </w:t>
+      </w:r>
+      <w:hyperlink w:history="1" r:id="rIdu9jsamx5m0ssisi-7xyf9">
+        <w:r>
+          <w:rPr>
+            <w:rStyle w:val="Hyperlink"/>
+          </w:rPr>
+          <w:t xml:space="preserve">The Story of the Jews</w:t>
+        </w:r>
+      </w:hyperlink>
+      <w:r>
+        <w:t xml:space="preserve">. 2 vols. London: Bodley Head, 2013 and 2017.</w:t>
+      </w:r>
+    </w:p>
+    <w:p>
+      <w:pPr>
+        <w:pStyle w:val="NoteEntry"/>
+      </w:pPr>
+      <w:r>
+        <w:rPr>
+          <w:i/>
+          <w:iCs/>
+        </w:rPr>
+        <w:t xml:space="preserve">Archaeology and the biblical narratives. </w:t>
+      </w:r>
+      <w:r>
+        <w:t xml:space="preserve">Finkelstein, Israel, and Neil Asher Silberman. </w:t>
+      </w:r>
+      <w:hyperlink w:history="1" r:id="rIdk18axzh-5gfq_b310onn2">
+        <w:r>
+          <w:rPr>
+            <w:rStyle w:val="Hyperlink"/>
+          </w:rPr>
+          <w:t xml:space="preserve">The Bible Unearthed</w:t>
+        </w:r>
+      </w:hyperlink>
+      <w:r>
+        <w:t xml:space="preserve">. New York: Free Press, 2001.</w:t>
+      </w:r>
+    </w:p>
+    <w:p>
+      <w:pPr>
+        <w:pStyle w:val="NoteEntry"/>
+      </w:pPr>
+      <w:r>
+        <w:rPr>
+          <w:i/>
+          <w:iCs/>
+        </w:rPr>
+        <w:t xml:space="preserve">The Tel Dan Stele and the archaeological debate over the United Monarchy’s scale. </w:t>
+      </w:r>
+      <w:r>
+        <w:t xml:space="preserve">Dever, William G. Beyond the Texts: An Archaeological Portrait of Ancient Israel and Judah. Atlanta: SBL Press, 2017.</w:t>
+      </w:r>
+    </w:p>
+    <w:p>
+      <w:pPr>
+        <w:pStyle w:val="NoteEntry"/>
+      </w:pPr>
+      <w:r>
+        <w:rPr>
+          <w:i/>
+          <w:iCs/>
+        </w:rPr>
+        <w:t xml:space="preserve">The Dead Sea Scrolls. </w:t>
+      </w:r>
+      <w:r>
+        <w:t xml:space="preserve">VanderKam, James C. </w:t>
+      </w:r>
+      <w:hyperlink w:history="1" r:id="rIdm3q9bqxpetbvpf9cmtm7m">
+        <w:r>
+          <w:rPr>
+            <w:rStyle w:val="Hyperlink"/>
+          </w:rPr>
+          <w:t xml:space="preserve">The Dead Sea Scrolls Today</w:t>
+        </w:r>
+      </w:hyperlink>
+      <w:r>
+        <w:t xml:space="preserve">. 2nd ed. Grand Rapids: Eerdmans, 2010.</w:t>
+      </w:r>
+    </w:p>
+    <w:p>
+      <w:pPr>
+        <w:pStyle w:val="NoteEntry"/>
+      </w:pPr>
+      <w:r>
+        <w:rPr>
+          <w:i/>
+          <w:iCs/>
+        </w:rPr>
+        <w:t xml:space="preserve">Masada and its single source. </w:t>
+      </w:r>
+      <w:r>
+        <w:t xml:space="preserve">Magness, Jodi. </w:t>
+      </w:r>
+      <w:hyperlink w:history="1" r:id="rIdbf418-r59tjwnwgangxgj">
+        <w:r>
+          <w:rPr>
+            <w:rStyle w:val="Hyperlink"/>
+          </w:rPr>
+          <w:t xml:space="preserve">Masada: From Jewish Revolt to Modern Myth</w:t>
+        </w:r>
+      </w:hyperlink>
+      <w:r>
+        <w:t xml:space="preserve">. Princeton: Princeton University Press, 2019.</w:t>
+      </w:r>
+    </w:p>
+    <w:p>
+      <w:pPr>
+        <w:pStyle w:val="NoteEntry"/>
+      </w:pPr>
+      <w:r>
+        <w:rPr>
+          <w:i/>
+          <w:iCs/>
+        </w:rPr>
+        <w:t xml:space="preserve">The 1948 refugees. </w:t>
+      </w:r>
+      <w:r>
+        <w:t xml:space="preserve">Morris, Benny. </w:t>
+      </w:r>
+      <w:hyperlink w:history="1" r:id="rIdrd-ywh0ifq23vpoz6-ycw">
+        <w:r>
+          <w:rPr>
+            <w:rStyle w:val="Hyperlink"/>
+          </w:rPr>
+          <w:t xml:space="preserve">The Birth of the Palestinian Refugee Problem Revisited</w:t>
+        </w:r>
+      </w:hyperlink>
+      <w:r>
+        <w:t xml:space="preserve">. Cambridge: Cambridge University Press, 2004.</w:t>
+      </w:r>
+    </w:p>
+    <w:p>
+      <w:pPr>
+        <w:pStyle w:val="Heading2"/>
+      </w:pPr>
+      <w:r>
+        <w:t xml:space="preserve">1945–1991: Cold War — Two Powers, One Planet</w:t>
+      </w:r>
+    </w:p>
+    <w:p>
+      <w:pPr>
+        <w:pStyle w:val="NoteEntry"/>
+      </w:pPr>
+      <w:r>
+        <w:rPr>
+          <w:i/>
+          <w:iCs/>
+        </w:rPr>
+        <w:t xml:space="preserve">The Cold War as a whole. </w:t>
+      </w:r>
+      <w:r>
+        <w:t xml:space="preserve">Gaddis, John Lewis. </w:t>
+      </w:r>
+      <w:hyperlink w:history="1" r:id="rIduosag6alqfaxiabdkq1j0">
+        <w:r>
+          <w:rPr>
+            <w:rStyle w:val="Hyperlink"/>
+          </w:rPr>
+          <w:t xml:space="preserve">The Cold War: A New History</w:t>
+        </w:r>
+      </w:hyperlink>
+      <w:r>
+        <w:t xml:space="preserve">. New York: Penguin, 2005.</w:t>
+      </w:r>
+    </w:p>
+    <w:p>
+      <w:pPr>
+        <w:pStyle w:val="NoteEntry"/>
+      </w:pPr>
+      <w:r>
+        <w:rPr>
+          <w:i/>
+          <w:iCs/>
+        </w:rPr>
+        <w:t xml:space="preserve">Submarine B-59 and Arkhipov. </w:t>
+      </w:r>
+      <w:r>
+        <w:t xml:space="preserve">Savranskaya, Svetlana V. “</w:t>
+      </w:r>
+      <w:hyperlink w:history="1" r:id="rIdkkofcxoarumichmhcjzxt">
+        <w:r>
+          <w:rPr>
+            <w:rStyle w:val="Hyperlink"/>
+          </w:rPr>
+          <w:t xml:space="preserve">New Sources on the Role of Soviet Submarines in the Cuban Missile Crisis</w:t>
+        </w:r>
+      </w:hyperlink>
+      <w:r>
+        <w:t xml:space="preserve">.” Journal of Strategic Studies 28 (2005): 233–59.</w:t>
+      </w:r>
+    </w:p>
+    <w:p>
+      <w:pPr>
+        <w:pStyle w:val="NoteEntry"/>
+      </w:pPr>
+      <w:r>
+        <w:rPr>
+          <w:i/>
+          <w:iCs/>
+        </w:rPr>
+        <w:t xml:space="preserve">Petrov and the 1983 false alarm. </w:t>
+      </w:r>
+      <w:r>
+        <w:t xml:space="preserve">Hoffman, David E. </w:t>
+      </w:r>
+      <w:hyperlink w:history="1" r:id="rIdysl2tih5secxvjarjfsbu">
+        <w:r>
+          <w:rPr>
+            <w:rStyle w:val="Hyperlink"/>
+          </w:rPr>
+          <w:t xml:space="preserve">The Dead Hand</w:t>
+        </w:r>
+      </w:hyperlink>
+      <w:r>
+        <w:t xml:space="preserve">. New York: Doubleday, 2009.</w:t>
+      </w:r>
+    </w:p>
+    <w:p>
+      <w:pPr>
+        <w:pStyle w:val="NoteEntry"/>
+      </w:pPr>
+      <w:r>
+        <w:rPr>
+          <w:i/>
+          <w:iCs/>
+        </w:rPr>
+        <w:t xml:space="preserve">The bomb. </w:t>
+      </w:r>
+      <w:r>
+        <w:t xml:space="preserve">Rhodes, Richard. </w:t>
+      </w:r>
+      <w:hyperlink w:history="1" r:id="rIdp8qgqlurtfeiakoxes5lq">
+        <w:r>
+          <w:rPr>
+            <w:rStyle w:val="Hyperlink"/>
+          </w:rPr>
+          <w:t xml:space="preserve">The Making of the Atomic Bomb</w:t>
+        </w:r>
+      </w:hyperlink>
+      <w:r>
+        <w:t xml:space="preserve">. New York: Simon &amp; Schuster, 1986.</w:t>
+      </w:r>
+    </w:p>
+    <w:p>
+      <w:pPr>
+        <w:pStyle w:val="NoteEntry"/>
+      </w:pPr>
+      <w:r>
+        <w:rPr>
+          <w:i/>
+          <w:iCs/>
+        </w:rPr>
+        <w:t xml:space="preserve">The people of Bikini. </w:t>
+      </w:r>
+      <w:r>
+        <w:t xml:space="preserve">Niedenthal, Jack. </w:t>
+      </w:r>
+      <w:hyperlink w:history="1" r:id="rIdzjol4_ugxpwdkk9u7jvr6">
+        <w:r>
+          <w:rPr>
+            <w:rStyle w:val="Hyperlink"/>
+          </w:rPr>
+          <w:t xml:space="preserve">For the Good of Mankind: A History of the People of Bikini and Their Islands</w:t>
+        </w:r>
+      </w:hyperlink>
+      <w:r>
+        <w:t xml:space="preserve">. 2nd ed. Majuro: Bravo Publishers, 2001.</w:t>
+      </w:r>
+    </w:p>
+    <w:p>
+      <w:pPr>
+        <w:pStyle w:val="Heading2"/>
+      </w:pPr>
+      <w:r>
+        <w:t xml:space="preserve">1957 to 2026: Leaving the Cradle — Space Travel, the Moon, Mars, and (Maybe) the Galaxy</w:t>
+      </w:r>
+    </w:p>
+    <w:p>
+      <w:pPr>
+        <w:pStyle w:val="NoteEntry"/>
+      </w:pPr>
+      <w:r>
+        <w:rPr>
+          <w:i/>
+          <w:iCs/>
+        </w:rPr>
+        <w:t xml:space="preserve">Artemis II record distance and splashdown. </w:t>
+      </w:r>
+      <w:r>
+        <w:t xml:space="preserve">NASA. “</w:t>
+      </w:r>
+      <w:hyperlink w:history="1" r:id="rIdomjlnplxv0dl5xwtgbcau">
+        <w:r>
+          <w:rPr>
+            <w:rStyle w:val="Hyperlink"/>
+          </w:rPr>
+          <w:t xml:space="preserve">NASA Welcomes Record-Setting Artemis II Moonfarers Back to Earth</w:t>
+        </w:r>
+      </w:hyperlink>
+      <w:r>
+        <w:t xml:space="preserve">.” News release, April 10, 2026 (updated May 7, 2026).</w:t>
+      </w:r>
+    </w:p>
+    <w:p>
+      <w:pPr>
+        <w:pStyle w:val="NoteEntry"/>
+      </w:pPr>
+      <w:r>
+        <w:rPr>
+          <w:i/>
+          <w:iCs/>
+        </w:rPr>
+        <w:t xml:space="preserve">Apollo. </w:t>
+      </w:r>
+      <w:r>
+        <w:t xml:space="preserve">Chaikin, Andrew. </w:t>
+      </w:r>
+      <w:hyperlink w:history="1" r:id="rId2o2z64rggmbiepwhgeulk">
+        <w:r>
+          <w:rPr>
+            <w:rStyle w:val="Hyperlink"/>
+          </w:rPr>
+          <w:t xml:space="preserve">A Man on the Moon</w:t>
+        </w:r>
+      </w:hyperlink>
+      <w:r>
+        <w:t xml:space="preserve">. New York: Viking, 1994.</w:t>
+      </w:r>
+    </w:p>
+    <w:p>
+      <w:pPr>
+        <w:pStyle w:val="NoteEntry"/>
+      </w:pPr>
+      <w:r>
+        <w:rPr>
+          <w:i/>
+          <w:iCs/>
+        </w:rPr>
+        <w:t xml:space="preserve">The Soviet program. </w:t>
+      </w:r>
+      <w:r>
+        <w:t xml:space="preserve">Siddiqi, Asif A. </w:t>
+      </w:r>
+      <w:hyperlink w:history="1" r:id="rIdf68c4dcdw7yulktmcvg84">
+        <w:r>
+          <w:rPr>
+            <w:rStyle w:val="Hyperlink"/>
+          </w:rPr>
+          <w:t xml:space="preserve">Challenge to Apollo: The Soviet Union and the Space Race, 1945–1974</w:t>
+        </w:r>
+      </w:hyperlink>
+      <w:r>
+        <w:t xml:space="preserve">. Washington, DC: NASA History Division, 2000 (NASA SP-2000-4408).</w:t>
+      </w:r>
+    </w:p>
+    <w:p>
+      <w:pPr>
+        <w:pStyle w:val="NoteEntry"/>
+      </w:pPr>
+      <w:r>
+        <w:rPr>
+          <w:i/>
+          <w:iCs/>
+        </w:rPr>
+        <w:t xml:space="preserve">Water in the LCROSS plume. </w:t>
+      </w:r>
+      <w:r>
+        <w:t xml:space="preserve">Colaprete, Anthony, et al. “</w:t>
+      </w:r>
+      <w:hyperlink w:history="1" r:id="rIdxitct4o0naxbsnbiknh75">
+        <w:r>
+          <w:rPr>
+            <w:rStyle w:val="Hyperlink"/>
+          </w:rPr>
+          <w:t xml:space="preserve">Detection of Water in the LCROSS Ejecta Plume</w:t>
+        </w:r>
+      </w:hyperlink>
+      <w:r>
+        <w:t xml:space="preserve">.” Science 330 (2010): 463–68.</w:t>
+      </w:r>
+    </w:p>
+    <w:p>
+      <w:pPr>
+        <w:pStyle w:val="NoteEntry"/>
+      </w:pPr>
+      <w:r>
+        <w:rPr>
+          <w:i/>
+          <w:iCs/>
+        </w:rPr>
+        <w:t xml:space="preserve">Mars: the canals that were never there. </w:t>
+      </w:r>
+      <w:r>
+        <w:t xml:space="preserve">Sheehan, William. </w:t>
+      </w:r>
+      <w:hyperlink w:history="1" r:id="rIdmwc11ubfm8jjuevnfvmy1">
+        <w:r>
+          <w:rPr>
+            <w:rStyle w:val="Hyperlink"/>
+          </w:rPr>
+          <w:t xml:space="preserve">The Planet Mars: A History of Observation and Discovery</w:t>
+        </w:r>
+      </w:hyperlink>
+      <w:r>
+        <w:t xml:space="preserve">. Tucson: University of Arizona Press, 1996.</w:t>
+      </w:r>
+    </w:p>
+    <w:p>
+      <w:pPr>
+        <w:pStyle w:val="NoteEntry"/>
+      </w:pPr>
+      <w:r>
+        <w:rPr>
+          <w:i/>
+          <w:iCs/>
+        </w:rPr>
+        <w:t xml:space="preserve">Curiosity and the lake at Gale Crater. </w:t>
+      </w:r>
+      <w:r>
+        <w:t xml:space="preserve">Grotzinger, John P., et al. “</w:t>
+      </w:r>
+      <w:hyperlink w:history="1" r:id="rIdjftd3loy2f3zxtqqcfvla">
+        <w:r>
+          <w:rPr>
+            <w:rStyle w:val="Hyperlink"/>
+          </w:rPr>
+          <w:t xml:space="preserve">A Habitable Fluvio-Lacustrine Environment at Yellowknife Bay, Gale Crater, Mars</w:t>
+        </w:r>
+      </w:hyperlink>
+      <w:r>
+        <w:t xml:space="preserve">.” Science 343 (2014): 1242777.</w:t>
+      </w:r>
+    </w:p>
+    <w:p>
+      <w:pPr>
+        <w:pStyle w:val="NoteEntry"/>
+      </w:pPr>
+      <w:r>
+        <w:rPr>
+          <w:i/>
+          <w:iCs/>
+        </w:rPr>
+        <w:t xml:space="preserve">Perseverance and the delta at Jezero Crater. </w:t>
+      </w:r>
+      <w:r>
+        <w:t xml:space="preserve">Mangold, Nicolas, et al. “</w:t>
+      </w:r>
+      <w:hyperlink w:history="1" r:id="rId3dsgyxdhcaplmyero-sqk">
+        <w:r>
+          <w:rPr>
+            <w:rStyle w:val="Hyperlink"/>
+          </w:rPr>
+          <w:t xml:space="preserve">Perseverance Rover Reveals an Ancient Delta-Lake System and Flood Deposits at Jezero Crater, Mars</w:t>
+        </w:r>
+      </w:hyperlink>
+      <w:r>
+        <w:t xml:space="preserve">.” Science 374 (2021): 711–17.</w:t>
+      </w:r>
+    </w:p>
+    <w:p>
+      <w:pPr>
+        <w:pStyle w:val="Heading2"/>
+      </w:pPr>
+      <w:r>
+        <w:t xml:space="preserve">1905 Onward: The Physics That Finally Made Sense to Someone</w:t>
+      </w:r>
+    </w:p>
+    <w:p>
+      <w:pPr>
+        <w:pStyle w:val="NoteEntry"/>
+      </w:pPr>
+      <w:r>
+        <w:rPr>
+          <w:i/>
+          <w:iCs/>
+        </w:rPr>
+        <w:t xml:space="preserve">Relativity in GPS. </w:t>
+      </w:r>
+      <w:r>
+        <w:t xml:space="preserve">Ashby, Neil. “</w:t>
+      </w:r>
+      <w:hyperlink w:history="1" r:id="rIdj_ldobnvl412eh9uiqv48">
+        <w:r>
+          <w:rPr>
+            <w:rStyle w:val="Hyperlink"/>
+          </w:rPr>
+          <w:t xml:space="preserve">Relativity in the Global Positioning System</w:t>
+        </w:r>
+      </w:hyperlink>
+      <w:r>
+        <w:t xml:space="preserve">.” Living Reviews in Relativity 6 (2003): 1.</w:t>
+      </w:r>
+    </w:p>
+    <w:p>
+      <w:pPr>
+        <w:pStyle w:val="NoteEntry"/>
+      </w:pPr>
+      <w:r>
+        <w:rPr>
+          <w:i/>
+          <w:iCs/>
+        </w:rPr>
+        <w:t xml:space="preserve">The 1919 eclipse expeditions (Príncipe and Sobral). </w:t>
+      </w:r>
+      <w:r>
+        <w:t xml:space="preserve">Dyson, F. W., A. S. Eddington, and C. Davidson. “</w:t>
+      </w:r>
+      <w:hyperlink w:history="1" r:id="rIdct1mjvvkuvao6_yexrmec">
+        <w:r>
+          <w:rPr>
+            <w:rStyle w:val="Hyperlink"/>
+          </w:rPr>
+          <w:t xml:space="preserve">A Determination of the Deflection of Light by the Sun’s Gravitational Field</w:t>
+        </w:r>
+      </w:hyperlink>
+      <w:r>
+        <w:t xml:space="preserve">.” Philosophical Transactions of the Royal Society A 220 (1920): 291–333.</w:t>
+      </w:r>
+    </w:p>
+    <w:p>
+      <w:pPr>
+        <w:pStyle w:val="NoteEntry"/>
+      </w:pPr>
+      <w:r>
+        <w:rPr>
+          <w:i/>
+          <w:iCs/>
+        </w:rPr>
+        <w:t xml:space="preserve">How dolphin sonar works. </w:t>
+      </w:r>
+      <w:r>
+        <w:t xml:space="preserve">Au, Whitlow W. L. </w:t>
+      </w:r>
+      <w:hyperlink w:history="1" r:id="rIdvba_esbuifyjz77kpynml">
+        <w:r>
+          <w:rPr>
+            <w:rStyle w:val="Hyperlink"/>
+          </w:rPr>
+          <w:t xml:space="preserve">The Sonar of Dolphins</w:t>
+        </w:r>
+      </w:hyperlink>
+      <w:r>
+        <w:t xml:space="preserve">. New York: Springer, 1993.</w:t>
+      </w:r>
+    </w:p>
+    <w:p>
+      <w:pPr>
+        <w:pStyle w:val="NoteEntry"/>
+      </w:pPr>
+      <w:r>
+        <w:rPr>
+          <w:i/>
+          <w:iCs/>
+        </w:rPr>
+        <w:t xml:space="preserve">The word ‘sonar’ coined at Harvard’s wartime Underwater Sound Laboratory. </w:t>
+      </w:r>
+      <w:r>
+        <w:t xml:space="preserve">Pestorius, Frederick M., and David T. Blackstock. “Contributions to the Development of Underwater Acoustics at the Harvard Underwater Sound Laboratory (HUSL).” Proceedings of Meetings on Acoustics 23 (2015): 070008.</w:t>
+      </w:r>
+    </w:p>
+    <w:p>
+      <w:pPr>
+        <w:pStyle w:val="NoteEntry"/>
+      </w:pPr>
+      <w:r>
+        <w:rPr>
+          <w:i/>
+          <w:iCs/>
+        </w:rPr>
+        <w:t xml:space="preserve">The holographic principle. </w:t>
+      </w:r>
+      <w:r>
+        <w:t xml:space="preserve">Susskind, Leonard. “</w:t>
+      </w:r>
+      <w:hyperlink w:history="1" r:id="rIdrundpryyyoy6ocpesfwes">
+        <w:r>
+          <w:rPr>
+            <w:rStyle w:val="Hyperlink"/>
+          </w:rPr>
+          <w:t xml:space="preserve">The World as a Hologram</w:t>
+        </w:r>
+      </w:hyperlink>
+      <w:r>
+        <w:t xml:space="preserve">.” Journal of Mathematical Physics 36 (1995): 6377–96.</w:t>
+      </w:r>
+    </w:p>
+    <w:p>
+      <w:pPr>
+        <w:pStyle w:val="NoteEntry"/>
+      </w:pPr>
+      <w:r>
+        <w:rPr>
+          <w:i/>
+          <w:iCs/>
+        </w:rPr>
+        <w:t xml:space="preserve">Gordon Gould’s 1957 coinage of ‘laser’. </w:t>
+      </w:r>
+      <w:r>
+        <w:t xml:space="preserve">Hecht, Jeff. “Short History of Laser Development.” Optical Engineering 49, no. 9 (2010): 091002.</w:t>
+      </w:r>
+    </w:p>
+    <w:p>
+      <w:pPr>
+        <w:pStyle w:val="NoteEntry"/>
+      </w:pPr>
+      <w:r>
+        <w:rPr>
+          <w:i/>
+          <w:iCs/>
+        </w:rPr>
+        <w:t xml:space="preserve">Mendeleev’s table and the predicted elements. </w:t>
+      </w:r>
+      <w:r>
+        <w:t xml:space="preserve">Scerri, Eric R. </w:t>
+      </w:r>
+      <w:hyperlink w:history="1" r:id="rIdcz1op-uuay0uysc_ctqce">
+        <w:r>
+          <w:rPr>
+            <w:rStyle w:val="Hyperlink"/>
+          </w:rPr>
+          <w:t xml:space="preserve">The Periodic Table: Its Story and Its Significance</w:t>
+        </w:r>
+      </w:hyperlink>
+      <w:r>
+        <w:t xml:space="preserve">. New York: Oxford University Press, 2006.</w:t>
+      </w:r>
+    </w:p>
+    <w:p>
+      <w:pPr>
+        <w:pStyle w:val="NoteEntry"/>
+      </w:pPr>
+      <w:r>
+        <w:rPr>
+          <w:i/>
+          <w:iCs/>
+        </w:rPr>
+        <w:t xml:space="preserve">Ammonia synthesis and the food supply. </w:t>
+      </w:r>
+      <w:r>
+        <w:t xml:space="preserve">Erisman, Jan Willem, et al. “</w:t>
+      </w:r>
+      <w:hyperlink w:history="1" r:id="rIdtwy9sjjvoezrfn9uxmwkq">
+        <w:r>
+          <w:rPr>
+            <w:rStyle w:val="Hyperlink"/>
+          </w:rPr>
+          <w:t xml:space="preserve">How a Century of Ammonia Synthesis Changed the World</w:t>
+        </w:r>
+      </w:hyperlink>
+      <w:r>
+        <w:t xml:space="preserve">.” Nature Geoscience 1 (2008): 636–39.</w:t>
+      </w:r>
+    </w:p>
+    <w:p>
+      <w:pPr>
+        <w:pStyle w:val="NoteEntry"/>
+      </w:pPr>
+      <w:r>
+        <w:rPr>
+          <w:i/>
+          <w:iCs/>
+        </w:rPr>
+        <w:t xml:space="preserve">The double helix. </w:t>
+      </w:r>
+      <w:r>
+        <w:t xml:space="preserve">Watson, J. D., and F. H. C. Crick. “</w:t>
+      </w:r>
+      <w:hyperlink w:history="1" r:id="rIdbrb9kc1rywyxhsfqcness">
+        <w:r>
+          <w:rPr>
+            <w:rStyle w:val="Hyperlink"/>
+          </w:rPr>
+          <w:t xml:space="preserve">Molecular Structure of Nucleic Acids: A Structure for Deoxyribose Nucleic Acid</w:t>
+        </w:r>
+      </w:hyperlink>
+      <w:r>
+        <w:t xml:space="preserve">.” Nature 171 (1953): 737–38.</w:t>
+      </w:r>
+    </w:p>
+    <w:p>
+      <w:pPr>
+        <w:pStyle w:val="NoteEntry"/>
+      </w:pPr>
+      <w:r>
+        <w:rPr>
+          <w:i/>
+          <w:iCs/>
+        </w:rPr>
+        <w:t xml:space="preserve">Franklin’s X-ray evidence. </w:t>
+      </w:r>
+      <w:r>
+        <w:t xml:space="preserve">Franklin, Rosalind E., and R. G. Gosling. “</w:t>
+      </w:r>
+      <w:hyperlink w:history="1" r:id="rIdl5ej-q12s3ma7mnr7zoy9">
+        <w:r>
+          <w:rPr>
+            <w:rStyle w:val="Hyperlink"/>
+          </w:rPr>
+          <w:t xml:space="preserve">Molecular Configuration in Sodium Thymonucleate</w:t>
+        </w:r>
+      </w:hyperlink>
+      <w:r>
+        <w:t xml:space="preserve">.” Nature 171 (1953): 740–41.</w:t>
+      </w:r>
+    </w:p>
+    <w:p>
+      <w:pPr>
+        <w:pStyle w:val="NoteEntry"/>
+      </w:pPr>
+      <w:r>
+        <w:rPr>
+          <w:i/>
+          <w:iCs/>
+        </w:rPr>
+        <w:t xml:space="preserve">The draft human genome. </w:t>
+      </w:r>
+      <w:r>
+        <w:t xml:space="preserve">International Human Genome Sequencing Consortium. “</w:t>
+      </w:r>
+      <w:hyperlink w:history="1" r:id="rIdz1jrhn_0scbqf7hxqqbqd">
+        <w:r>
+          <w:rPr>
+            <w:rStyle w:val="Hyperlink"/>
+          </w:rPr>
+          <w:t xml:space="preserve">Initial Sequencing and Analysis of the Human Genome</w:t>
+        </w:r>
+      </w:hyperlink>
+      <w:r>
+        <w:t xml:space="preserve">.” Nature 409 (2001): 860–921.</w:t>
+      </w:r>
+    </w:p>
+    <w:p>
+      <w:pPr>
+        <w:pStyle w:val="NoteEntry"/>
+      </w:pPr>
+      <w:r>
+        <w:rPr>
+          <w:i/>
+          <w:iCs/>
+        </w:rPr>
+        <w:t xml:space="preserve">The finished genome. </w:t>
+      </w:r>
+      <w:r>
+        <w:t xml:space="preserve">International Human Genome Sequencing Consortium. “</w:t>
+      </w:r>
+      <w:hyperlink w:history="1" r:id="rIdw1gce51xti6fo9pguoct3">
+        <w:r>
+          <w:rPr>
+            <w:rStyle w:val="Hyperlink"/>
+          </w:rPr>
+          <w:t xml:space="preserve">Finishing the Euchromatic Sequence of the Human Genome</w:t>
+        </w:r>
+      </w:hyperlink>
+      <w:r>
+        <w:t xml:space="preserve">.” Nature 431 (2004): 931–45.</w:t>
+      </w:r>
+    </w:p>
+    <w:p>
+      <w:pPr>
+        <w:pStyle w:val="NoteEntry"/>
+      </w:pPr>
+      <w:r>
+        <w:rPr>
+          <w:i/>
+          <w:iCs/>
+        </w:rPr>
+        <w:t xml:space="preserve">The last gaps, 2022. </w:t>
+      </w:r>
+      <w:r>
+        <w:t xml:space="preserve">Nurk, Sergey, et al. “</w:t>
+      </w:r>
+      <w:hyperlink w:history="1" r:id="rIdvt1tj7zqjmf8tg8ohtefg">
+        <w:r>
+          <w:rPr>
+            <w:rStyle w:val="Hyperlink"/>
+          </w:rPr>
+          <w:t xml:space="preserve">The Complete Sequence of a Human Genome</w:t>
+        </w:r>
+      </w:hyperlink>
+      <w:r>
+        <w:t xml:space="preserve">.” Science 376 (2022): 44–53.</w:t>
+      </w:r>
+    </w:p>
+    <w:p>
+      <w:pPr>
+        <w:pStyle w:val="NoteEntry"/>
+      </w:pPr>
+      <w:r>
+        <w:rPr>
+          <w:i/>
+          <w:iCs/>
+        </w:rPr>
+        <w:t xml:space="preserve">Seafloor magnetic stripes and plate tectonics. </w:t>
+      </w:r>
+      <w:r>
+        <w:t xml:space="preserve">Vine, F. J., and D. H. Matthews. “</w:t>
+      </w:r>
+      <w:hyperlink w:history="1" r:id="rIdbinphshqxuk_fzh_2zj23">
+        <w:r>
+          <w:rPr>
+            <w:rStyle w:val="Hyperlink"/>
+          </w:rPr>
+          <w:t xml:space="preserve">Magnetic Anomalies over Oceanic Ridges</w:t>
+        </w:r>
+      </w:hyperlink>
+      <w:r>
+        <w:t xml:space="preserve">.” Nature 199 (1963): 947–49.</w:t>
+      </w:r>
+    </w:p>
+    <w:p>
+      <w:pPr>
+        <w:pStyle w:val="NoteEntry"/>
+      </w:pPr>
+      <w:r>
+        <w:rPr>
+          <w:i/>
+          <w:iCs/>
+        </w:rPr>
+        <w:t xml:space="preserve">The predicted afterglow. </w:t>
+      </w:r>
+      <w:r>
+        <w:t xml:space="preserve">Alpher, Ralph A., and Robert Herman. “</w:t>
+      </w:r>
+      <w:hyperlink w:history="1" r:id="rIdvanhmlifgnnqnhkdxlk7w">
+        <w:r>
+          <w:rPr>
+            <w:rStyle w:val="Hyperlink"/>
+          </w:rPr>
+          <w:t xml:space="preserve">Evolution of the Universe</w:t>
+        </w:r>
+      </w:hyperlink>
+      <w:r>
+        <w:t xml:space="preserve">.” Nature 162 (1948): 774–75.</w:t>
+      </w:r>
+    </w:p>
+    <w:p>
+      <w:pPr>
+        <w:pStyle w:val="NoteEntry"/>
+      </w:pPr>
+      <w:r>
+        <w:rPr>
+          <w:i/>
+          <w:iCs/>
+        </w:rPr>
+        <w:t xml:space="preserve">The afterglow found. </w:t>
+      </w:r>
+      <w:r>
+        <w:t xml:space="preserve">Penzias, A. A., and R. W. Wilson. “</w:t>
+      </w:r>
+      <w:hyperlink w:history="1" r:id="rId4x5vk5aard-sv40pn2bjb">
+        <w:r>
+          <w:rPr>
+            <w:rStyle w:val="Hyperlink"/>
+          </w:rPr>
+          <w:t xml:space="preserve">A Measurement of Excess Antenna Temperature at 4080 Mc/s</w:t>
+        </w:r>
+      </w:hyperlink>
+      <w:r>
+        <w:t xml:space="preserve">.” Astrophysical Journal 142 (1965): 419–21.</w:t>
+      </w:r>
+    </w:p>
+    <w:p>
+      <w:pPr>
+        <w:pStyle w:val="NoteEntry"/>
+      </w:pPr>
+      <w:r>
+        <w:rPr>
+          <w:i/>
+          <w:iCs/>
+        </w:rPr>
+        <w:t xml:space="preserve">Cold fusion. </w:t>
+      </w:r>
+      <w:r>
+        <w:t xml:space="preserve">Fleischmann, Martin, and Stanley Pons. “</w:t>
+      </w:r>
+      <w:hyperlink w:history="1" r:id="rIdhuwpj7lsi-9sei9hkemoi">
+        <w:r>
+          <w:rPr>
+            <w:rStyle w:val="Hyperlink"/>
+          </w:rPr>
+          <w:t xml:space="preserve">Electrochemically Induced Nuclear Fusion of Deuterium</w:t>
+        </w:r>
+      </w:hyperlink>
+      <w:r>
+        <w:t xml:space="preserve">.” Journal of Electroanalytical Chemistry 261 (1989): 301–08.</w:t>
+      </w:r>
+    </w:p>
+    <w:p>
+      <w:pPr>
+        <w:pStyle w:val="NoteEntry"/>
+      </w:pPr>
+      <w:r>
+        <w:rPr>
+          <w:i/>
+          <w:iCs/>
+        </w:rPr>
+        <w:t xml:space="preserve">The arsenic bacterium (retracted 2025). </w:t>
+      </w:r>
+      <w:r>
+        <w:t xml:space="preserve">Wolfe-Simon, Felisa, et al. “</w:t>
+      </w:r>
+      <w:hyperlink w:history="1" r:id="rIde_eikfnlxgblhfyposlji">
+        <w:r>
+          <w:rPr>
+            <w:rStyle w:val="Hyperlink"/>
+          </w:rPr>
+          <w:t xml:space="preserve">A Bacterium That Can Grow by Using Arsenic Instead of Phosphorus</w:t>
+        </w:r>
+      </w:hyperlink>
+      <w:r>
+        <w:t xml:space="preserve">.” Science 332 (2011): 1163–66.</w:t>
+      </w:r>
+    </w:p>
+    <w:p>
+      <w:pPr>
+        <w:pStyle w:val="NoteEntry"/>
+      </w:pPr>
+      <w:r>
+        <w:rPr>
+          <w:i/>
+          <w:iCs/>
+        </w:rPr>
+        <w:t xml:space="preserve">The arsenic claim refuted. </w:t>
+      </w:r>
+      <w:r>
+        <w:t xml:space="preserve">Reaves, Marshall Louis, et al. “</w:t>
+      </w:r>
+      <w:hyperlink w:history="1" r:id="rId3x0y95kywub-woijyulo1">
+        <w:r>
+          <w:rPr>
+            <w:rStyle w:val="Hyperlink"/>
+          </w:rPr>
+          <w:t xml:space="preserve">Absence of Detectable Arsenate in DNA from Arsenate-Grown GFAJ-1 Cells</w:t>
+        </w:r>
+      </w:hyperlink>
+      <w:r>
+        <w:t xml:space="preserve">.” Science 337 (2012): 470–73.</w:t>
+      </w:r>
+    </w:p>
+    <w:p>
+      <w:pPr>
+        <w:pStyle w:val="Heading2"/>
+      </w:pPr>
+      <w:r>
+        <w:t xml:space="preserve">The 1940s to the 1970s: Decolonization — The World Redraws Itself</w:t>
+      </w:r>
+    </w:p>
+    <w:p>
+      <w:pPr>
+        <w:pStyle w:val="NoteEntry"/>
+      </w:pPr>
+      <w:r>
+        <w:rPr>
+          <w:i/>
+          <w:iCs/>
+        </w:rPr>
+        <w:t xml:space="preserve">The East India Company. </w:t>
+      </w:r>
+      <w:r>
+        <w:t xml:space="preserve">Dalrymple, William. </w:t>
+      </w:r>
+      <w:hyperlink w:history="1" r:id="rIdh4n9cmsmhvxdhlrgp21gz">
+        <w:r>
+          <w:rPr>
+            <w:rStyle w:val="Hyperlink"/>
+          </w:rPr>
+          <w:t xml:space="preserve">The Anarchy: The Relentless Rise of the East India Company</w:t>
+        </w:r>
+      </w:hyperlink>
+      <w:r>
+        <w:t xml:space="preserve">. London: Bloomsbury, 2019.</w:t>
+      </w:r>
+    </w:p>
+    <w:p>
+      <w:pPr>
+        <w:pStyle w:val="NoteEntry"/>
+      </w:pPr>
+      <w:r>
+        <w:rPr>
+          <w:i/>
+          <w:iCs/>
+        </w:rPr>
+        <w:t xml:space="preserve">Long-run shares of world output. </w:t>
+      </w:r>
+      <w:r>
+        <w:t xml:space="preserve">Maddison, Angus. </w:t>
+      </w:r>
+      <w:hyperlink w:history="1" r:id="rIdbyijzoatsujk_4zic09qj">
+        <w:r>
+          <w:rPr>
+            <w:rStyle w:val="Hyperlink"/>
+          </w:rPr>
+          <w:t xml:space="preserve">The World Economy: A Millennial Perspective</w:t>
+        </w:r>
+      </w:hyperlink>
+      <w:r>
+        <w:t xml:space="preserve">. Paris: OECD, 2001.</w:t>
+      </w:r>
+    </w:p>
+    <w:p>
+      <w:pPr>
+        <w:pStyle w:val="NoteEntry"/>
+      </w:pPr>
+      <w:r>
+        <w:rPr>
+          <w:i/>
+          <w:iCs/>
+        </w:rPr>
+        <w:t xml:space="preserve">Famine as a failure of entitlement, Bengal 1943. </w:t>
+      </w:r>
+      <w:r>
+        <w:t xml:space="preserve">Sen, Amartya. </w:t>
+      </w:r>
+      <w:hyperlink w:history="1" r:id="rIdg215urxwmytcpszu3a9sp">
+        <w:r>
+          <w:rPr>
+            <w:rStyle w:val="Hyperlink"/>
+          </w:rPr>
+          <w:t xml:space="preserve">Poverty and Famines: An Essay on Entitlement and Deprivation</w:t>
+        </w:r>
+      </w:hyperlink>
+      <w:r>
+        <w:t xml:space="preserve">. Oxford: Clarendon Press, 1981.</w:t>
+      </w:r>
+    </w:p>
+    <w:p>
+      <w:pPr>
+        <w:pStyle w:val="NoteEntry"/>
+      </w:pPr>
+      <w:r>
+        <w:rPr>
+          <w:i/>
+          <w:iCs/>
+        </w:rPr>
+        <w:t xml:space="preserve">Partition. </w:t>
+      </w:r>
+      <w:r>
+        <w:t xml:space="preserve">Khan, Yasmin. </w:t>
+      </w:r>
+      <w:hyperlink w:history="1" r:id="rIdrsqn8nbub3sz2i5ad8gvq">
+        <w:r>
+          <w:rPr>
+            <w:rStyle w:val="Hyperlink"/>
+          </w:rPr>
+          <w:t xml:space="preserve">The Great Partition: The Making of India and Pakistan</w:t>
+        </w:r>
+      </w:hyperlink>
+      <w:r>
+        <w:t xml:space="preserve">. New Haven: Yale University Press, 2007.</w:t>
+      </w:r>
+    </w:p>
+    <w:p>
+      <w:pPr>
+        <w:pStyle w:val="NoteEntry"/>
+      </w:pPr>
+      <w:r>
+        <w:rPr>
+          <w:i/>
+          <w:iCs/>
+        </w:rPr>
+        <w:t xml:space="preserve">The ‘transfer of power’ reading of 1947. </w:t>
+      </w:r>
+      <w:r>
+        <w:t xml:space="preserve">Moore, R. J. Escape from Empire: The Attlee Government and the Indian Problem. Oxford: Clarendon Press, 1983.</w:t>
+      </w:r>
+    </w:p>
+    <w:p>
+      <w:pPr>
+        <w:pStyle w:val="NoteEntry"/>
+      </w:pPr>
+      <w:r>
+        <w:rPr>
+          <w:i/>
+          <w:iCs/>
+        </w:rPr>
+        <w:t xml:space="preserve">Kenya and the detention camps. </w:t>
+      </w:r>
+      <w:r>
+        <w:t xml:space="preserve">Elkins, Caroline. </w:t>
+      </w:r>
+      <w:hyperlink w:history="1" r:id="rIdhavh19fdpkfkb75gbrglw">
+        <w:r>
+          <w:rPr>
+            <w:rStyle w:val="Hyperlink"/>
+          </w:rPr>
+          <w:t xml:space="preserve">Imperial Reckoning: The Untold Story of Britain’s Gulag in Kenya</w:t>
+        </w:r>
+      </w:hyperlink>
+      <w:r>
+        <w:t xml:space="preserve">. New York: Henry Holt, 2005.</w:t>
+      </w:r>
+    </w:p>
+    <w:p>
+      <w:pPr>
+        <w:pStyle w:val="NoteEntry"/>
+      </w:pPr>
+      <w:r>
+        <w:rPr>
+          <w:i/>
+          <w:iCs/>
+        </w:rPr>
+        <w:t xml:space="preserve">Decolonization as a whole. </w:t>
+      </w:r>
+      <w:r>
+        <w:t xml:space="preserve">Jansen, Jan C., and Jürgen Osterhammel. </w:t>
+      </w:r>
+      <w:hyperlink w:history="1" r:id="rId76fcsw4ktegbawebiklpn">
+        <w:r>
+          <w:rPr>
+            <w:rStyle w:val="Hyperlink"/>
+          </w:rPr>
+          <w:t xml:space="preserve">Decolonization: A Short History</w:t>
+        </w:r>
+      </w:hyperlink>
+      <w:r>
+        <w:t xml:space="preserve">. Princeton: Princeton University Press, 2017.</w:t>
+      </w:r>
+    </w:p>
+    <w:p>
+      <w:pPr>
+        <w:pStyle w:val="NoteEntry"/>
+      </w:pPr>
+      <w:r>
+        <w:rPr>
+          <w:i/>
+          <w:iCs/>
+        </w:rPr>
+        <w:t xml:space="preserve">Rwanda, 1994, and the United Nations’ withdrawal. </w:t>
+      </w:r>
+      <w:r>
+        <w:t xml:space="preserve">Des Forges, Alison. </w:t>
+      </w:r>
+      <w:hyperlink w:history="1" r:id="rIdmgvjcyv9ecdbmwzddck_8">
+        <w:r>
+          <w:rPr>
+            <w:rStyle w:val="Hyperlink"/>
+          </w:rPr>
+          <w:t xml:space="preserve">Leave None to Tell the Story: Genocide in Rwanda</w:t>
+        </w:r>
+      </w:hyperlink>
+      <w:r>
+        <w:t xml:space="preserve">. New York: Human Rights Watch, 1999.</w:t>
+      </w:r>
+    </w:p>
+    <w:p>
+      <w:pPr>
+        <w:pStyle w:val="NoteEntry"/>
+      </w:pPr>
+      <w:r>
+        <w:rPr>
+          <w:i/>
+          <w:iCs/>
+        </w:rPr>
+        <w:t xml:space="preserve">Rwanda’s colonial categories and identity cards. </w:t>
+      </w:r>
+      <w:r>
+        <w:t xml:space="preserve">Newbury, Catharine. </w:t>
+      </w:r>
+      <w:hyperlink w:history="1" r:id="rIdxf_r2wmmcj-r0v3sfznja">
+        <w:r>
+          <w:rPr>
+            <w:rStyle w:val="Hyperlink"/>
+          </w:rPr>
+          <w:t xml:space="preserve">The Cohesion of Oppression: Clientship and Ethnicity in Rwanda, 1860–1960</w:t>
+        </w:r>
+      </w:hyperlink>
+      <w:r>
+        <w:t xml:space="preserve">. New York: Columbia University Press, 1988.</w:t>
+      </w:r>
+    </w:p>
+    <w:p>
+      <w:pPr>
+        <w:pStyle w:val="Heading2"/>
+      </w:pPr>
+      <w:r>
+        <w:t xml:space="preserve">1893 to 1994: Civil Rights and Liberation — Humanity Argues With Itself</w:t>
+      </w:r>
+    </w:p>
+    <w:p>
+      <w:pPr>
+        <w:pStyle w:val="NoteEntry"/>
+      </w:pPr>
+      <w:r>
+        <w:rPr>
+          <w:i/>
+          <w:iCs/>
+        </w:rPr>
+        <w:t xml:space="preserve">The movement, 1954–63. </w:t>
+      </w:r>
+      <w:r>
+        <w:t xml:space="preserve">Branch, Taylor. </w:t>
+      </w:r>
+      <w:hyperlink w:history="1" r:id="rIdm3jxfbokacul6oyoqz9kb">
+        <w:r>
+          <w:rPr>
+            <w:rStyle w:val="Hyperlink"/>
+          </w:rPr>
+          <w:t xml:space="preserve">Parting the Waters: America in the King Years, 1954–63</w:t>
+        </w:r>
+      </w:hyperlink>
+      <w:r>
+        <w:t xml:space="preserve">. New York: Simon &amp; Schuster, 1988.</w:t>
+      </w:r>
+    </w:p>
+    <w:p>
+      <w:pPr>
+        <w:pStyle w:val="NoteEntry"/>
+      </w:pPr>
+      <w:r>
+        <w:rPr>
+          <w:i/>
+          <w:iCs/>
+        </w:rPr>
+        <w:t xml:space="preserve">Claudette Colvin. </w:t>
+      </w:r>
+      <w:r>
+        <w:t xml:space="preserve">Hoose, Phillip. </w:t>
+      </w:r>
+      <w:hyperlink w:history="1" r:id="rIdzryiczi3i6ez5ah9hsqvp">
+        <w:r>
+          <w:rPr>
+            <w:rStyle w:val="Hyperlink"/>
+          </w:rPr>
+          <w:t xml:space="preserve">Claudette Colvin: Twice toward Justice</w:t>
+        </w:r>
+      </w:hyperlink>
+      <w:r>
+        <w:t xml:space="preserve">. New York: Farrar, Straus and Giroux, 2009.</w:t>
+      </w:r>
+    </w:p>
+    <w:p>
+      <w:pPr>
+        <w:pStyle w:val="NoteEntry"/>
+      </w:pPr>
+      <w:r>
+        <w:rPr>
+          <w:i/>
+          <w:iCs/>
+        </w:rPr>
+        <w:t xml:space="preserve">Emmett Till. </w:t>
+      </w:r>
+      <w:r>
+        <w:t xml:space="preserve">Tyson, Timothy B. </w:t>
+      </w:r>
+      <w:hyperlink w:history="1" r:id="rId7ikzspi4dicnlpwjo_3nl">
+        <w:r>
+          <w:rPr>
+            <w:rStyle w:val="Hyperlink"/>
+          </w:rPr>
+          <w:t xml:space="preserve">The Blood of Emmett Till</w:t>
+        </w:r>
+      </w:hyperlink>
+      <w:r>
+        <w:t xml:space="preserve">. New York: Simon &amp; Schuster, 2017.</w:t>
+      </w:r>
+    </w:p>
+    <w:p>
+      <w:pPr>
+        <w:pStyle w:val="NoteEntry"/>
+      </w:pPr>
+      <w:r>
+        <w:rPr>
+          <w:i/>
+          <w:iCs/>
+        </w:rPr>
+        <w:t xml:space="preserve">The Twenty-Fourth Amendment and Harper v. Virginia’s 1966 end to state poll taxes. </w:t>
+      </w:r>
+      <w:r>
+        <w:t xml:space="preserve">Keyssar, Alexander. The Right to Vote: The Contested History of Democracy in the United States. Rev. ed. New York: Basic Books, 2009.</w:t>
+      </w:r>
+    </w:p>
+    <w:p>
+      <w:pPr>
+        <w:pStyle w:val="NoteEntry"/>
+      </w:pPr>
+      <w:r>
+        <w:rPr>
+          <w:i/>
+          <w:iCs/>
+        </w:rPr>
+        <w:t xml:space="preserve">Mandela. </w:t>
+      </w:r>
+      <w:r>
+        <w:t xml:space="preserve">Mandela, Nelson. </w:t>
+      </w:r>
+      <w:hyperlink w:history="1" r:id="rIdswt7z9bxpsyep8hpbfugx">
+        <w:r>
+          <w:rPr>
+            <w:rStyle w:val="Hyperlink"/>
+          </w:rPr>
+          <w:t xml:space="preserve">Long Walk to Freedom</w:t>
+        </w:r>
+      </w:hyperlink>
+      <w:r>
+        <w:t xml:space="preserve">. Boston: Little, Brown, 1994.</w:t>
+      </w:r>
+    </w:p>
+    <w:p>
+      <w:pPr>
+        <w:pStyle w:val="NoteEntry"/>
+      </w:pPr>
+      <w:r>
+        <w:rPr>
+          <w:i/>
+          <w:iCs/>
+        </w:rPr>
+        <w:t xml:space="preserve">Apartheid’s end as a multi-factor negotiation, not a single memoir’s account. </w:t>
+      </w:r>
+      <w:r>
+        <w:t xml:space="preserve">Dubow, Saul. Apartheid, 1948–1994. Oxford: Oxford University Press, 2014.</w:t>
+      </w:r>
+    </w:p>
+    <w:p>
+      <w:pPr>
+        <w:pStyle w:val="NoteEntry"/>
+      </w:pPr>
+      <w:r>
+        <w:rPr>
+          <w:i/>
+          <w:iCs/>
+        </w:rPr>
+        <w:t xml:space="preserve">Stonewall. </w:t>
+      </w:r>
+      <w:r>
+        <w:t xml:space="preserve">Carter, David. </w:t>
+      </w:r>
+      <w:hyperlink w:history="1" r:id="rIdtlkbb8tbarx4e3qytshtg">
+        <w:r>
+          <w:rPr>
+            <w:rStyle w:val="Hyperlink"/>
+          </w:rPr>
+          <w:t xml:space="preserve">Stonewall: The Riots That Sparked the Gay Revolution</w:t>
+        </w:r>
+      </w:hyperlink>
+      <w:r>
+        <w:t xml:space="preserve">. New York: St. Martin’s Press, 2004.</w:t>
+      </w:r>
+    </w:p>
+    <w:p>
+      <w:pPr>
+        <w:pStyle w:val="Heading2"/>
+      </w:pPr>
+      <w:r>
+        <w:t xml:space="preserve">1843 to 2007: The Digital Leap — Computers, Networks, and a Connected World</w:t>
+      </w:r>
+    </w:p>
+    <w:p>
+      <w:pPr>
+        <w:pStyle w:val="NoteEntry"/>
+      </w:pPr>
+      <w:r>
+        <w:rPr>
+          <w:i/>
+          <w:iCs/>
+        </w:rPr>
+        <w:t xml:space="preserve">Turing’s 1936 paper. </w:t>
+      </w:r>
+      <w:r>
+        <w:t xml:space="preserve">Turing, A. M. “</w:t>
+      </w:r>
+      <w:hyperlink w:history="1" r:id="rIdxxiwulguhroumxlguw10z">
+        <w:r>
+          <w:rPr>
+            <w:rStyle w:val="Hyperlink"/>
+          </w:rPr>
+          <w:t xml:space="preserve">On Computable Numbers, with an Application to the Entscheidungsproblem</w:t>
+        </w:r>
+      </w:hyperlink>
+      <w:r>
+        <w:t xml:space="preserve">.” Proceedings of the London Mathematical Society, s2-42 (1937): 230–65.</w:t>
+      </w:r>
+    </w:p>
+    <w:p>
+      <w:pPr>
+        <w:pStyle w:val="NoteEntry"/>
+      </w:pPr>
+      <w:r>
+        <w:rPr>
+          <w:i/>
+          <w:iCs/>
+        </w:rPr>
+        <w:t xml:space="preserve">Colossus and Bletchley Park. </w:t>
+      </w:r>
+      <w:r>
+        <w:t xml:space="preserve">Copeland, B. Jack, ed. </w:t>
+      </w:r>
+      <w:hyperlink w:history="1" r:id="rIdyiwhbd89mn0xie9-1_lqm">
+        <w:r>
+          <w:rPr>
+            <w:rStyle w:val="Hyperlink"/>
+          </w:rPr>
+          <w:t xml:space="preserve">Colossus</w:t>
+        </w:r>
+      </w:hyperlink>
+      <w:r>
+        <w:t xml:space="preserve">: The Secrets of Bletchley Park’s Codebreaking Computers. Oxford: Oxford University Press, 2006.</w:t>
+      </w:r>
+    </w:p>
+    <w:p>
+      <w:pPr>
+        <w:pStyle w:val="NoteEntry"/>
+      </w:pPr>
+      <w:r>
+        <w:rPr>
+          <w:i/>
+          <w:iCs/>
+        </w:rPr>
+        <w:t xml:space="preserve">From Lovelace to the web. </w:t>
+      </w:r>
+      <w:r>
+        <w:t xml:space="preserve">Isaacson, Walter. </w:t>
+      </w:r>
+      <w:hyperlink w:history="1" r:id="rIdgzmk7vda8ylbiqrnrsqmc">
+        <w:r>
+          <w:rPr>
+            <w:rStyle w:val="Hyperlink"/>
+          </w:rPr>
+          <w:t xml:space="preserve">The Innovators</w:t>
+        </w:r>
+      </w:hyperlink>
+      <w:r>
+        <w:t xml:space="preserve">. New York: Simon &amp; Schuster, 2014.</w:t>
+      </w:r>
+    </w:p>
+    <w:p>
+      <w:pPr>
+        <w:pStyle w:val="NoteEntry"/>
+      </w:pPr>
+      <w:r>
+        <w:rPr>
+          <w:i/>
+          <w:iCs/>
+        </w:rPr>
+        <w:t xml:space="preserve">“Google” added as a verb in 2006. </w:t>
+      </w:r>
+      <w:r>
+        <w:t xml:space="preserve">Harris, Scott D. “Dictionary Adds Verb: To Google.” San Jose Mercury News, July 7, 2006.</w:t>
+      </w:r>
+    </w:p>
+    <w:p>
+      <w:pPr>
+        <w:pStyle w:val="NoteEntry"/>
+      </w:pPr>
+      <w:r>
+        <w:rPr>
+          <w:i/>
+          <w:iCs/>
+        </w:rPr>
+        <w:t xml:space="preserve">Google’s trademark surviving a genericide challenge. </w:t>
+      </w:r>
+      <w:r>
+        <w:t xml:space="preserve">Elliott v. Google, Inc., 860 F.3d 1151 (9th Cir. 2017).</w:t>
+      </w:r>
+    </w:p>
+    <w:p>
+      <w:pPr>
+        <w:pStyle w:val="NoteEntry"/>
+      </w:pPr>
+      <w:r>
+        <w:rPr>
+          <w:i/>
+          <w:iCs/>
+        </w:rPr>
+        <w:t xml:space="preserve">False news spreads faster than true. </w:t>
+      </w:r>
+      <w:r>
+        <w:t xml:space="preserve">Vosoughi, Soroush, Deb Roy, and Sinan Aral. “</w:t>
+      </w:r>
+      <w:hyperlink w:history="1" r:id="rId_lklvfhlzq6dv4vmgvqec">
+        <w:r>
+          <w:rPr>
+            <w:rStyle w:val="Hyperlink"/>
+          </w:rPr>
+          <w:t xml:space="preserve">The Spread of True and False News Online</w:t>
+        </w:r>
+      </w:hyperlink>
+      <w:r>
+        <w:t xml:space="preserve">.” Science 359 (2018): 1146–51.</w:t>
+      </w:r>
+    </w:p>
+    <w:p>
+      <w:pPr>
+        <w:pStyle w:val="NoteEntry"/>
+      </w:pPr>
+      <w:r>
+        <w:rPr>
+          <w:i/>
+          <w:iCs/>
+        </w:rPr>
+        <w:t xml:space="preserve">Lovelace’s note on the Analytical Engine, 1843. </w:t>
+      </w:r>
+      <w:r>
+        <w:t xml:space="preserve">Menabrea, L. F. “Sketch of the Analytical Engine Invented by Charles Babbage,” with notes by the translator, A. A. L. Taylor’s Scientific Memoirs 3 (1843): 666–731.</w:t>
+      </w:r>
+    </w:p>
+    <w:p>
+      <w:pPr>
+        <w:pStyle w:val="NoteEntry"/>
+      </w:pPr>
+      <w:r>
+        <w:rPr>
+          <w:i/>
+          <w:iCs/>
+        </w:rPr>
+        <w:t xml:space="preserve">“Lady Lovelace’s Objection” and the reply that machines surprise their maker. </w:t>
+      </w:r>
+      <w:r>
+        <w:t xml:space="preserve">Turing, A. M. “Computing Machinery and Intelligence.” Mind 59, no. 236 (1950): 433–60.</w:t>
+      </w:r>
+    </w:p>
+    <w:p>
+      <w:pPr>
+        <w:pStyle w:val="Heading2"/>
+      </w:pPr>
+      <w:r>
+        <w:t xml:space="preserve">The Thirteenth B’ak’tun, 2012: The World Was Supposed to End in 2012 (It Didn’t)</w:t>
+      </w:r>
+    </w:p>
+    <w:p>
+      <w:pPr>
+        <w:pStyle w:val="NoteEntry"/>
+      </w:pPr>
+      <w:r>
+        <w:rPr>
+          <w:i/>
+          <w:iCs/>
+        </w:rPr>
+        <w:t xml:space="preserve">What the Maya calendar actually said. </w:t>
+      </w:r>
+      <w:r>
+        <w:t xml:space="preserve">Stuart, David. </w:t>
+      </w:r>
+      <w:hyperlink w:history="1" r:id="rIdlb1lzhvtfgpeiw9u4vbrm">
+        <w:r>
+          <w:rPr>
+            <w:rStyle w:val="Hyperlink"/>
+          </w:rPr>
+          <w:t xml:space="preserve">The Order of Days: The Maya World and the Truth about 2012</w:t>
+        </w:r>
+      </w:hyperlink>
+      <w:r>
+        <w:t xml:space="preserve">. New York: Harmony Books, 2011.</w:t>
+      </w:r>
+    </w:p>
+    <w:p>
+      <w:pPr>
+        <w:pStyle w:val="NoteEntry"/>
+      </w:pPr>
+      <w:r>
+        <w:rPr>
+          <w:i/>
+          <w:iCs/>
+        </w:rPr>
+        <w:t xml:space="preserve">The 2012 phenomenon. </w:t>
+      </w:r>
+      <w:r>
+        <w:t xml:space="preserve">Aveni, Anthony. </w:t>
+      </w:r>
+      <w:hyperlink w:history="1" r:id="rIdgbuq8aa_fjvtlhdmy5pcr">
+        <w:r>
+          <w:rPr>
+            <w:rStyle w:val="Hyperlink"/>
+          </w:rPr>
+          <w:t xml:space="preserve">The End of Time: The Maya Mystery of 2012</w:t>
+        </w:r>
+      </w:hyperlink>
+      <w:r>
+        <w:t xml:space="preserve">. Boulder: University Press of Colorado, 2009.</w:t>
+      </w:r>
+    </w:p>
+    <w:p>
+      <w:pPr>
+        <w:pStyle w:val="NoteEntry"/>
+      </w:pPr>
+      <w:r>
+        <w:rPr>
+          <w:i/>
+          <w:iCs/>
+        </w:rPr>
+        <w:t xml:space="preserve">The 1987 ‘Harmonic Convergence’ and its roots in earlier New Age writing. </w:t>
+      </w:r>
+      <w:r>
+        <w:t xml:space="preserve">Argüelles, José. The Mayan Factor: Path Beyond Technology. Santa Fe, NM: Bear &amp; Company, 1987.</w:t>
+      </w:r>
+    </w:p>
+    <w:p>
+      <w:pPr>
+        <w:pStyle w:val="Heading2"/>
+      </w:pPr>
+      <w:r>
+        <w:t xml:space="preserve">1950 to the 2020s: Something Might Be Watching (Probably Not What You Think)</w:t>
+      </w:r>
+    </w:p>
+    <w:p>
+      <w:pPr>
+        <w:pStyle w:val="NoteEntry"/>
+      </w:pPr>
+      <w:r>
+        <w:rPr>
+          <w:i/>
+          <w:iCs/>
+        </w:rPr>
+        <w:t xml:space="preserve">The 1961 Green Bank conference and the ‘Order of the Dolphin’. </w:t>
+      </w:r>
+      <w:r>
+        <w:t xml:space="preserve">Dick, Steven J. The Biological Universe: The Twentieth-Century Extraterrestrial Life Debate and the Limits of Science. Cambridge: Cambridge University Press, 1996.</w:t>
+      </w:r>
+    </w:p>
+    <w:p>
+      <w:pPr>
+        <w:pStyle w:val="NoteEntry"/>
+      </w:pPr>
+      <w:r>
+        <w:rPr>
+          <w:i/>
+          <w:iCs/>
+        </w:rPr>
+        <w:t xml:space="preserve">‘Oumuamua’s discovery. </w:t>
+      </w:r>
+      <w:r>
+        <w:t xml:space="preserve">Meech, Karen J., et al. “</w:t>
+      </w:r>
+      <w:hyperlink w:history="1" r:id="rId0ihklwd8nppbjaittm6eb">
+        <w:r>
+          <w:rPr>
+            <w:rStyle w:val="Hyperlink"/>
+          </w:rPr>
+          <w:t xml:space="preserve">A Brief Visit from a Red and Extremely Elongated Interstellar Asteroid</w:t>
+        </w:r>
+      </w:hyperlink>
+      <w:r>
+        <w:t xml:space="preserve">.” Nature 552 (2017): 378–81.</w:t>
+      </w:r>
+    </w:p>
+    <w:p>
+      <w:pPr>
+        <w:pStyle w:val="NoteEntry"/>
+      </w:pPr>
+      <w:r>
+        <w:rPr>
+          <w:i/>
+          <w:iCs/>
+        </w:rPr>
+        <w:t xml:space="preserve">Its acceleration. </w:t>
+      </w:r>
+      <w:r>
+        <w:t xml:space="preserve">Micheli, Marco, et al. “</w:t>
+      </w:r>
+      <w:hyperlink w:history="1" r:id="rIde_y5v6mpvzsaankbpmf-5">
+        <w:r>
+          <w:rPr>
+            <w:rStyle w:val="Hyperlink"/>
+          </w:rPr>
+          <w:t xml:space="preserve">Non-gravitational Acceleration in the Trajectory of 1I/2017 U1 (‘Oumuamua)</w:t>
+        </w:r>
+      </w:hyperlink>
+      <w:r>
+        <w:t xml:space="preserve">.” Nature 559 (2018): 223–26.</w:t>
+      </w:r>
+    </w:p>
+    <w:p>
+      <w:pPr>
+        <w:pStyle w:val="NoteEntry"/>
+      </w:pPr>
+      <w:r>
+        <w:rPr>
+          <w:i/>
+          <w:iCs/>
+        </w:rPr>
+        <w:t xml:space="preserve">The case for a natural origin. </w:t>
+      </w:r>
+      <w:r>
+        <w:t xml:space="preserve">‘Oumuamua ISSI Team. “</w:t>
+      </w:r>
+      <w:hyperlink w:history="1" r:id="rIdcmict3uoginq0sb2c4jqa">
+        <w:r>
+          <w:rPr>
+            <w:rStyle w:val="Hyperlink"/>
+          </w:rPr>
+          <w:t xml:space="preserve">The Natural History of ‘Oumuamua</w:t>
+        </w:r>
+      </w:hyperlink>
+      <w:r>
+        <w:t xml:space="preserve">.” Nature Astronomy 3 (2019): 594–602.</w:t>
+      </w:r>
+    </w:p>
+    <w:p>
+      <w:pPr>
+        <w:pStyle w:val="NoteEntry"/>
+      </w:pPr>
+      <w:r>
+        <w:rPr>
+          <w:i/>
+          <w:iCs/>
+        </w:rPr>
+        <w:t xml:space="preserve">The Arecibo message. </w:t>
+      </w:r>
+      <w:r>
+        <w:t xml:space="preserve">Staff at the National Astronomy and Ionosphere Center. “</w:t>
+      </w:r>
+      <w:hyperlink w:history="1" r:id="rIdl6uviiu8jdruijbsj_gjl">
+        <w:r>
+          <w:rPr>
+            <w:rStyle w:val="Hyperlink"/>
+          </w:rPr>
+          <w:t xml:space="preserve">The Arecibo Message of November, 1974</w:t>
+        </w:r>
+      </w:hyperlink>
+      <w:r>
+        <w:t xml:space="preserve">.” Icarus 26 (1975): 462–66.</w:t>
+      </w:r>
+    </w:p>
+    <w:p>
+      <w:pPr>
+        <w:pStyle w:val="NoteEntry"/>
+      </w:pPr>
+      <w:r>
+        <w:rPr>
+          <w:i/>
+          <w:iCs/>
+        </w:rPr>
+        <w:t xml:space="preserve">The Pentagon’s review of UAP claims. </w:t>
+      </w:r>
+      <w:r>
+        <w:t xml:space="preserve">All-domain Anomaly Resolution Office (AARO). Report on the Historical Record of U.S. Government Involvement with Unidentified Anomalous Phenomena, Volume I. U.S. Department of Defense, 2024.</w:t>
+      </w:r>
+    </w:p>
+    <w:p>
+      <w:pPr>
+        <w:pStyle w:val="Heading2"/>
+      </w:pPr>
+      <w:r>
+        <w:t xml:space="preserve">1796 to Today: Medicine and Its Cost — How Humans Learned to Heal</w:t>
+      </w:r>
+    </w:p>
+    <w:p>
+      <w:pPr>
+        <w:pStyle w:val="NoteEntry"/>
+      </w:pPr>
+      <w:r>
+        <w:rPr>
+          <w:i/>
+          <w:iCs/>
+        </w:rPr>
+        <w:t xml:space="preserve">Life expectancy since 1800. </w:t>
+      </w:r>
+      <w:r>
+        <w:t xml:space="preserve">Riley, James C. “</w:t>
+      </w:r>
+      <w:hyperlink w:history="1" r:id="rIdp7kgeeibqujgd-nntdrhc">
+        <w:r>
+          <w:rPr>
+            <w:rStyle w:val="Hyperlink"/>
+          </w:rPr>
+          <w:t xml:space="preserve">Estimates of Regional and Global Life Expectancy, 1800–2001</w:t>
+        </w:r>
+      </w:hyperlink>
+      <w:r>
+        <w:t xml:space="preserve">.” Population and Development Review 31 (2005): 537–43.</w:t>
+      </w:r>
+    </w:p>
+    <w:p>
+      <w:pPr>
+        <w:pStyle w:val="NoteEntry"/>
+      </w:pPr>
+      <w:r>
+        <w:rPr>
+          <w:i/>
+          <w:iCs/>
+        </w:rPr>
+        <w:t xml:space="preserve">Semmelweis’s death. </w:t>
+      </w:r>
+      <w:r>
+        <w:t xml:space="preserve">Carter, K. Codell, and Barbara R. Carter. Childbed Fever: A Scientific Biography of Ignaz Semmelweis. Westport, Conn.: Greenwood Press, 1994.</w:t>
+      </w:r>
+    </w:p>
+    <w:p>
+      <w:pPr>
+        <w:pStyle w:val="NoteEntry"/>
+      </w:pPr>
+      <w:r>
+        <w:rPr>
+          <w:i/>
+          <w:iCs/>
+        </w:rPr>
+        <w:t xml:space="preserve">Insulin and the one-dollar patent. </w:t>
+      </w:r>
+      <w:r>
+        <w:t xml:space="preserve">Bliss, Michael. </w:t>
+      </w:r>
+      <w:hyperlink w:history="1" r:id="rIdtzrtpwtynpa-9gicnqnrv">
+        <w:r>
+          <w:rPr>
+            <w:rStyle w:val="Hyperlink"/>
+          </w:rPr>
+          <w:t xml:space="preserve">The Discovery of Insulin</w:t>
+        </w:r>
+      </w:hyperlink>
+      <w:r>
+        <w:t xml:space="preserve">. Chicago: University of Chicago Press, 1982.</w:t>
+      </w:r>
+    </w:p>
+    <w:p>
+      <w:pPr>
+        <w:pStyle w:val="NoteEntry"/>
+      </w:pPr>
+      <w:r>
+        <w:rPr>
+          <w:i/>
+          <w:iCs/>
+        </w:rPr>
+        <w:t xml:space="preserve">The Tuskegee study. </w:t>
+      </w:r>
+      <w:r>
+        <w:t xml:space="preserve">Reverby, Susan M. </w:t>
+      </w:r>
+      <w:hyperlink w:history="1" r:id="rIdzo7ysj4wej7moogbclzq0">
+        <w:r>
+          <w:rPr>
+            <w:rStyle w:val="Hyperlink"/>
+          </w:rPr>
+          <w:t xml:space="preserve">Examining Tuskegee: The Infamous Syphilis Study and Its Legacy</w:t>
+        </w:r>
+      </w:hyperlink>
+      <w:r>
+        <w:t xml:space="preserve">. Chapel Hill: University of North Carolina Press, 2009.</w:t>
+      </w:r>
+    </w:p>
+    <w:p>
+      <w:pPr>
+        <w:pStyle w:val="NoteEntry"/>
+      </w:pPr>
+      <w:r>
+        <w:rPr>
+          <w:i/>
+          <w:iCs/>
+        </w:rPr>
+        <w:t xml:space="preserve">The opioid crisis. </w:t>
+      </w:r>
+      <w:r>
+        <w:t xml:space="preserve">Keefe, Patrick Radden. </w:t>
+      </w:r>
+      <w:hyperlink w:history="1" r:id="rIdwx2mfegjskz-1a_mnymkl">
+        <w:r>
+          <w:rPr>
+            <w:rStyle w:val="Hyperlink"/>
+          </w:rPr>
+          <w:t xml:space="preserve">Empire of Pain: The Secret History of the Sackler Dynasty</w:t>
+        </w:r>
+      </w:hyperlink>
+      <w:r>
+        <w:t xml:space="preserve">. New York: Doubleday, 2021.</w:t>
+      </w:r>
+    </w:p>
+    <w:p>
+      <w:pPr>
+        <w:pStyle w:val="NoteEntry"/>
+      </w:pPr>
+      <w:r>
+        <w:rPr>
+          <w:i/>
+          <w:iCs/>
+        </w:rPr>
+        <w:t xml:space="preserve">Deaths from antimicrobial resistance. </w:t>
+      </w:r>
+      <w:r>
+        <w:t xml:space="preserve">Antimicrobial Resistance Collaborators. “</w:t>
+      </w:r>
+      <w:hyperlink w:history="1" r:id="rIds93c1ngsmccc0e1tdtmlo">
+        <w:r>
+          <w:rPr>
+            <w:rStyle w:val="Hyperlink"/>
+          </w:rPr>
+          <w:t xml:space="preserve">Global Burden of Bacterial Antimicrobial Resistance in 2019: A Systematic Analysis</w:t>
+        </w:r>
+      </w:hyperlink>
+      <w:r>
+        <w:t xml:space="preserve">.” The Lancet 399 (2022): 629–55.</w:t>
+      </w:r>
+    </w:p>
+    <w:p>
+      <w:pPr>
+        <w:pStyle w:val="NoteEntry"/>
+      </w:pPr>
+      <w:r>
+        <w:rPr>
+          <w:i/>
+          <w:iCs/>
+        </w:rPr>
+        <w:t xml:space="preserve">Dolphins do get sick: cetacean morbillivirus. </w:t>
+      </w:r>
+      <w:r>
+        <w:t xml:space="preserve">Van Bressem, Marie-Françoise, et al. “</w:t>
+      </w:r>
+      <w:hyperlink w:history="1" r:id="rId9fpwutti0gb_sh5oidm4l">
+        <w:r>
+          <w:rPr>
+            <w:rStyle w:val="Hyperlink"/>
+          </w:rPr>
+          <w:t xml:space="preserve">Cetacean Morbillivirus: Current Knowledge and Future Directions</w:t>
+        </w:r>
+      </w:hyperlink>
+      <w:r>
+        <w:t xml:space="preserve">.” Viruses 6 (2014): 5145–81.</w:t>
+      </w:r>
+    </w:p>
+    <w:p>
+      <w:pPr>
+        <w:pStyle w:val="NoteEntry"/>
+      </w:pPr>
+      <w:r>
+        <w:rPr>
+          <w:i/>
+          <w:iCs/>
+        </w:rPr>
+        <w:t xml:space="preserve">Polio and its vaccines. </w:t>
+      </w:r>
+      <w:r>
+        <w:t xml:space="preserve">Oshinsky, David M. </w:t>
+      </w:r>
+      <w:hyperlink w:history="1" r:id="rId55w03ni6pizyvzsmbqmy5">
+        <w:r>
+          <w:rPr>
+            <w:rStyle w:val="Hyperlink"/>
+          </w:rPr>
+          <w:t xml:space="preserve">Polio: An American Story</w:t>
+        </w:r>
+      </w:hyperlink>
+      <w:r>
+        <w:t xml:space="preserve">. New York: Oxford University Press, 2005.</w:t>
+      </w:r>
+    </w:p>
+    <w:p>
+      <w:pPr>
+        <w:pStyle w:val="NoteEntry"/>
+      </w:pPr>
+      <w:r>
+        <w:rPr>
+          <w:i/>
+          <w:iCs/>
+        </w:rPr>
+        <w:t xml:space="preserve">The first messenger-RNA vaccine trial. </w:t>
+      </w:r>
+      <w:r>
+        <w:t xml:space="preserve">Polack, Fernando P., et al. “</w:t>
+      </w:r>
+      <w:hyperlink w:history="1" r:id="rIdklyown2g98tzp1k0featy">
+        <w:r>
+          <w:rPr>
+            <w:rStyle w:val="Hyperlink"/>
+          </w:rPr>
+          <w:t xml:space="preserve">Safety and Efficacy of the BNT162b2 mRNA Covid-19 Vaccine</w:t>
+        </w:r>
+      </w:hyperlink>
+      <w:r>
+        <w:t xml:space="preserve">.” New England Journal of Medicine 383 (2020): 2603–15.</w:t>
+      </w:r>
+    </w:p>
+    <w:p>
+      <w:pPr>
+        <w:pStyle w:val="Heading2"/>
+      </w:pPr>
+      <w:r>
+        <w:t xml:space="preserve">1896 to Today: Climate and Consequence — The Price of Progress</w:t>
+      </w:r>
+    </w:p>
+    <w:p>
+      <w:pPr>
+        <w:pStyle w:val="NoteEntry"/>
+      </w:pPr>
+      <w:r>
+        <w:t xml:space="preserve">Keeling Curve and Mauna Loa measurements. Keeling Curve, Scripps Institution of Oceanography. </w:t>
+      </w:r>
+      <w:hyperlink r:id="rId43">
         <w:r>
           <w:rPr>
             <w:color w:val="0563C1"/>
             <w:u w:val="single"/>
           </w:rPr>
+          <w:t>History and data</w:t>
+        </w:r>
+      </w:hyperlink>
+    </w:p>
+    <w:p>
+      <w:pPr>
+        <w:pStyle w:val="NoteEntry"/>
+      </w:pPr>
+      <w:r>
+        <w:t xml:space="preserve">The 400 ppm threshold in the Mauna Loa record. National Oceanic and Atmospheric Administration, Global Monitoring Laboratory, May 2013. </w:t>
+      </w:r>
+      <w:hyperlink r:id="rId44">
+        <w:r>
+          <w:rPr>
+            <w:color w:val="0563C1"/>
+            <w:u w:val="single"/>
+          </w:rPr>
           <w:t>NOAA report</w:t>
         </w:r>
       </w:hyperlink>
@@ -19015,6 +19009,23 @@
       </w:hyperlink>
       <w:r>
         <w:t xml:space="preserve">.” Philosophical Magazine 41 (1896): 237–76.</w:t>
+      </w:r>
+    </w:p>
+    <w:p>
+      <w:r>
+        <w:t xml:space="preserve">The coroner’s review of heat-related deaths. </w:t>
+      </w:r>
+      <w:hyperlink r:id="rId47">
+        <w:r>
+          <w:rPr>
+            <w:color w:val="0563C1"/>
+            <w:u w:val="single"/>
+          </w:rPr>
+          <w:t>Extreme Heat and Human Mortality: A Review of Heat-Related Deaths in B.C. in Summer 2021</w:t>
+        </w:r>
+      </w:hyperlink>
+      <w:r>
+        <w:t>. British Columbia Coroners Service, 2022.</w:t>
       </w:r>
     </w:p>
     <w:p>
